--- a/3. Laboratorios/L1/Entregable 1.docx
+++ b/3. Laboratorios/L1/Entregable 1.docx
@@ -6414,6 +6414,21 @@
               </w:rPr>
               <w:t xml:space="preserve">Cartera concentrada en banca corporativa/comercial (58.3%) frente a personas (41.7%). Existe una brecha crítica en satisfacción: NPS retail de 52.57% frente a un NPS Pyme de 33.6%.</w:t>
             </w:r>
+            <w:commentRangeStart w:id="1"/>
+            <w:r>
+              <w:rPr>
+                <w:rFonts w:ascii="Times New Roman" w:cs="Times New Roman" w:eastAsia="Times New Roman" w:hAnsi="Times New Roman"/>
+                <w:rtl w:val="0"/>
+              </w:rPr>
+              <w:t xml:space="preserve"> La brecha asciende a 18.97 puntos (el NPS Pyme equivale al 64% del NPS retail) y sitúa al segmento Pyme 10.0 puntos por debajo de Banca de Empresas e Instituciones (NPS de 43.6%) (Banco BBVA Perú, 2026b, pp. 26 y 29).</w:t>
+            </w:r>
+            <w:commentRangeEnd w:id="1"/>
+            <w:r>
+              <w:rPr>
+                <w:rStyle w:val="CommentReference"/>
+              </w:rPr>
+              <w:commentReference w:id="1"/>
+            </w:r>
           </w:p>
         </w:tc>
       </w:tr>
@@ -6555,6 +6570,31 @@
           <w:rtl w:val="0"/>
         </w:rPr>
         <w:t xml:space="preserve">. Elaboración propia con base en la evaluación de los resultados financieros de Banco BBVA Perú. (2026b).</w:t>
+      </w:r>
+    </w:p>
+    <w:p>
+      <w:pPr>
+        <w:spacing w:after="160" w:lineRule="auto"/>
+        <w:ind w:left="720" w:firstLine="0"/>
+        <w:jc w:val="both"/>
+        <w:rPr>
+          <w:rFonts w:ascii="Times New Roman" w:cs="Times New Roman" w:eastAsia="Times New Roman" w:hAnsi="Times New Roman"/>
+        </w:rPr>
+      </w:pPr>
+      <w:commentRangeStart w:id="2"/>
+      <w:r>
+        <w:rPr>
+          <w:rFonts w:ascii="Times New Roman" w:cs="Times New Roman" w:eastAsia="Times New Roman" w:hAnsi="Times New Roman"/>
+          <w:rtl w:val="0"/>
+        </w:rPr>
+        <w:t>La brecha de satisfacción se operacionaliza con tres medidas: (i) la brecha absoluta entre los segmentos Retail y Pyme, de 18.97 puntos (52.57 − 33.6); (ii) la razón Pyme/Retail, de 0.64; y (iii) la distancia del segmento Pyme respecto de Banca de Empresas e Instituciones, de 10.0 puntos (43.6 − 33.6) (Banco BBVA Perú, 2026b, pp. 26 y 29). En las fuentes revisadas no se identifica un referente competitivo público para el NPS Pyme, por lo que la brecha interna es la medida verificable del dolor del segmento. Esta brecha se adopta como línea base de los objetivos OE1 y OE3 (Tabla 10), con la meta propuesta de reducirla a no más de 9.6 puntos (NPS Pyme ≥ 43.0%) en 18 meses, y constituye el punto de partida para sustentar los dolores de negocio y las iniciativas de TI de los siguientes entregables.</w:t>
+      </w:r>
+      <w:commentRangeEnd w:id="2"/>
+      <w:r>
+        <w:rPr>
+          <w:rStyle w:val="CommentReference"/>
+        </w:rPr>
+        <w:commentReference w:id="2"/>
       </w:r>
     </w:p>
     <w:p>
@@ -9178,6 +9218,21 @@
         </w:rPr>
         <w:t xml:space="preserve">Para el ciclo 2025-2029, BBVA organiza su estrategia alrededor de seis prioridades. El informe las adopta como marco corporativo y las traduce a la realidad peruana mediante descripciones operativas, indicadores candidatos y capacidades necesarias. Esta traducción es relevante porque un objetivo adquiere utilidad para la gestión de sistemas cuando puede relacionarse con procesos, información, responsables y resultados verificables (BBVA, 2025).</w:t>
       </w:r>
+      <w:commentRangeStart w:id="3"/>
+      <w:r>
+        <w:rPr>
+          <w:rFonts w:ascii="Times New Roman" w:cs="Times New Roman" w:eastAsia="Times New Roman" w:hAnsi="Times New Roman"/>
+          <w:rtl w:val="0"/>
+        </w:rPr>
+        <w:t xml:space="preserve"> Para que cada objetivo sea medible con precisión, la Tabla 10 incorpora la línea base numérica de BBVA Perú y una meta cuantitativa a 18 meses por objetivo, de modo que su avance pueda verificarse con datos públicos del banco.</w:t>
+      </w:r>
+      <w:commentRangeEnd w:id="3"/>
+      <w:r>
+        <w:rPr>
+          <w:rStyle w:val="CommentReference"/>
+        </w:rPr>
+        <w:commentReference w:id="3"/>
+      </w:r>
     </w:p>
     <w:p>
       <w:pPr>
@@ -9210,6 +9265,7 @@
           <w:iCs w:val="1"/>
         </w:rPr>
       </w:pPr>
+      <w:commentRangeStart w:id="4"/>
       <w:r>
         <w:rPr>
           <w:rFonts w:ascii="Times New Roman" w:cs="Times New Roman" w:eastAsia="Times New Roman" w:hAnsi="Times New Roman"/>
@@ -9217,13 +9273,20 @@
           <w:iCs w:val="1"/>
           <w:rtl w:val="0"/>
         </w:rPr>
-        <w:t xml:space="preserve">Objetivos estratégicos, indicadores y capacidades requeridas</w:t>
+        <w:t>Objetivos estratégicos, indicadores, línea base, metas y capacidades requeridas</w:t>
+      </w:r>
+      <w:commentRangeEnd w:id="4"/>
+      <w:r>
+        <w:rPr>
+          <w:rStyle w:val="CommentReference"/>
+        </w:rPr>
+        <w:commentReference w:id="4"/>
       </w:r>
     </w:p>
     <w:tbl>
       <w:tblPr>
         <w:tblStyle w:val="Table10"/>
-        <w:tblW w:w="8295.0" w:type="dxa"/>
+        <w:tblW w:w="8295" w:type="dxa"/>
         <w:jc w:val="left"/>
         <w:tblInd w:w="750.0" w:type="dxa"/>
         <w:tblBorders>
@@ -9238,9 +9301,11 @@
         <w:tblLook w:val="0600"/>
       </w:tblPr>
       <w:tblGrid>
-        <w:gridCol w:w="1920"/>
-        <w:gridCol w:w="2880"/>
-        <w:gridCol w:w="3495"/>
+        <w:gridCol w:w="1250"/>
+        <w:gridCol w:w="1650"/>
+        <w:gridCol w:w="1900"/>
+        <w:gridCol w:w="1900"/>
+        <w:gridCol w:w="1595"/>
         <w:tblGridChange w:id="0">
           <w:tblGrid>
             <w:gridCol w:w="1920"/>
@@ -9278,6 +9343,8 @@
                 <w:b w:val="1"/>
                 <w:bCs w:val="1"/>
                 <w:color w:val="ffffff"/>
+                <w:sz w:val="18"/>
+                <w:szCs w:val="18"/>
               </w:rPr>
             </w:pPr>
             <w:r>
@@ -9286,6 +9353,8 @@
                 <w:b w:val="1"/>
                 <w:bCs w:val="1"/>
                 <w:color w:val="ffffff"/>
+                <w:sz w:val="18"/>
+                <w:szCs w:val="18"/>
                 <w:rtl w:val="0"/>
               </w:rPr>
               <w:t xml:space="preserve">Objetivo estratégico</w:t>
@@ -9316,6 +9385,8 @@
                 <w:b w:val="1"/>
                 <w:bCs w:val="1"/>
                 <w:color w:val="ffffff"/>
+                <w:sz w:val="18"/>
+                <w:szCs w:val="18"/>
               </w:rPr>
             </w:pPr>
             <w:r>
@@ -9324,6 +9395,8 @@
                 <w:b w:val="1"/>
                 <w:bCs w:val="1"/>
                 <w:color w:val="ffffff"/>
+                <w:sz w:val="18"/>
+                <w:szCs w:val="18"/>
                 <w:rtl w:val="0"/>
               </w:rPr>
               <w:t xml:space="preserve">Descripción operativa</w:t>
@@ -9354,6 +9427,8 @@
                 <w:b w:val="1"/>
                 <w:bCs w:val="1"/>
                 <w:color w:val="ffffff"/>
+                <w:sz w:val="18"/>
+                <w:szCs w:val="18"/>
               </w:rPr>
             </w:pPr>
             <w:r>
@@ -9362,9 +9437,111 @@
                 <w:b w:val="1"/>
                 <w:bCs w:val="1"/>
                 <w:color w:val="ffffff"/>
+                <w:sz w:val="18"/>
+                <w:szCs w:val="18"/>
                 <w:rtl w:val="0"/>
               </w:rPr>
               <w:t xml:space="preserve">Indicadores candidatos y capacidades</w:t>
+            </w:r>
+          </w:p>
+        </w:tc>
+        <w:tc>
+          <w:tcPr>
+            <w:tcBorders>
+              <w:top w:color="d7dee4" w:space="0" w:sz="5" w:val="single"/>
+              <w:left w:color="000000" w:space="0" w:sz="0" w:val="nil"/>
+              <w:bottom w:color="d7dee4" w:space="0" w:sz="5" w:val="single"/>
+              <w:right w:color="d7dee4" w:space="0" w:sz="5" w:val="single"/>
+            </w:tcBorders>
+            <w:shd w:fill="004481" w:val="clear"/>
+            <w:tcMar>
+              <w:top w:w="80.0" w:type="dxa"/>
+              <w:left w:w="120.0" w:type="dxa"/>
+              <w:bottom w:w="80.0" w:type="dxa"/>
+              <w:right w:w="120.0" w:type="dxa"/>
+            </w:tcMar>
+            <w:vAlign w:val="top"/>
+          </w:tcPr>
+          <w:p>
+            <w:pPr>
+              <w:rPr>
+                <w:rFonts w:ascii="Times New Roman" w:cs="Times New Roman" w:eastAsia="Times New Roman" w:hAnsi="Times New Roman"/>
+                <w:b w:val="1"/>
+                <w:bCs w:val="1"/>
+                <w:color w:val="ffffff"/>
+                <w:sz w:val="18"/>
+                <w:szCs w:val="18"/>
+              </w:rPr>
+            </w:pPr>
+            <w:commentRangeStart w:id="5"/>
+            <w:r>
+              <w:rPr>
+                <w:rFonts w:ascii="Times New Roman" w:cs="Times New Roman" w:eastAsia="Times New Roman" w:hAnsi="Times New Roman"/>
+                <w:b w:val="1"/>
+                <w:bCs w:val="1"/>
+                <w:color w:val="ffffff"/>
+                <w:sz w:val="18"/>
+                <w:szCs w:val="18"/>
+                <w:rtl w:val="0"/>
+              </w:rPr>
+              <w:t xml:space="preserve">Línea base (BBVA Perú)</w:t>
+            </w:r>
+            <w:commentRangeEnd w:id="5"/>
+            <w:r>
+              <w:rPr>
+                <w:rStyle w:val="CommentReference"/>
+              </w:rPr>
+              <w:commentReference w:id="5"/>
+            </w:r>
+          </w:p>
+        </w:tc>
+        <w:tc>
+          <w:tcPr>
+            <w:tcBorders>
+              <w:top w:color="d7dee4" w:space="0" w:sz="5" w:val="single"/>
+              <w:left w:color="000000" w:space="0" w:sz="0" w:val="nil"/>
+              <w:bottom w:color="d7dee4" w:space="0" w:sz="5" w:val="single"/>
+              <w:right w:color="d7dee4" w:space="0" w:sz="5" w:val="single"/>
+            </w:tcBorders>
+            <w:shd w:fill="004481" w:val="clear"/>
+            <w:tcMar>
+              <w:top w:w="80.0" w:type="dxa"/>
+              <w:left w:w="120.0" w:type="dxa"/>
+              <w:bottom w:w="80.0" w:type="dxa"/>
+              <w:right w:w="120.0" w:type="dxa"/>
+            </w:tcMar>
+            <w:vAlign w:val="top"/>
+          </w:tcPr>
+          <w:p>
+            <w:pPr>
+              <w:rPr>
+                <w:rFonts w:ascii="Times New Roman" w:cs="Times New Roman" w:eastAsia="Times New Roman" w:hAnsi="Times New Roman"/>
+                <w:b w:val="1"/>
+                <w:bCs w:val="1"/>
+                <w:color w:val="ffffff"/>
+                <w:sz w:val="18"/>
+                <w:szCs w:val="18"/>
+              </w:rPr>
+            </w:pPr>
+            <w:commentRangeStart w:id="6"/>
+            <w:r>
+              <w:rPr>
+                <w:rFonts w:ascii="Times New Roman" w:cs="Times New Roman" w:eastAsia="Times New Roman" w:hAnsi="Times New Roman"/>
+                <w:b w:val="1"/>
+                <w:bCs w:val="1"/>
+                <w:color w:val="ffffff"/>
+                <w:sz w:val="18"/>
+                <w:szCs w:val="18"/>
+                <w:rtl w:val="0"/>
+              </w:rPr>
+              <w:t xml:space="preserve">Meta cuantitativa a 18 meses (propuesta)</w:t>
+            </w:r>
+            <w:commentRangeEnd w:id="6"/>
+            <w:r>
+              <w:rPr>
+                <w:rStyle w:val="CommentReference"/>
+              </w:rPr>
+              <w:commentReference w:id="6"/>
             </w:r>
           </w:p>
         </w:tc>
@@ -9398,6 +9575,8 @@
                 <w:b w:val="1"/>
                 <w:bCs w:val="1"/>
                 <w:color w:val="072146"/>
+                <w:sz w:val="18"/>
+                <w:szCs w:val="18"/>
               </w:rPr>
             </w:pPr>
             <w:r>
@@ -9406,6 +9585,8 @@
                 <w:b w:val="1"/>
                 <w:bCs w:val="1"/>
                 <w:color w:val="072146"/>
+                <w:sz w:val="18"/>
+                <w:szCs w:val="18"/>
                 <w:rtl w:val="0"/>
               </w:rPr>
               <w:t xml:space="preserve">OE1. “Incorporar radicalmente la perspectiva del cliente”</w:t>
@@ -9433,11 +9614,15 @@
               <w:spacing w:line="252.00000000000003" w:lineRule="auto"/>
               <w:rPr>
                 <w:rFonts w:ascii="Times New Roman" w:cs="Times New Roman" w:eastAsia="Times New Roman" w:hAnsi="Times New Roman"/>
-              </w:rPr>
-            </w:pPr>
-            <w:r>
-              <w:rPr>
-                <w:rFonts w:ascii="Times New Roman" w:cs="Times New Roman" w:eastAsia="Times New Roman" w:hAnsi="Times New Roman"/>
+                <w:sz w:val="18"/>
+                <w:szCs w:val="18"/>
+              </w:rPr>
+            </w:pPr>
+            <w:r>
+              <w:rPr>
+                <w:rFonts w:ascii="Times New Roman" w:cs="Times New Roman" w:eastAsia="Times New Roman" w:hAnsi="Times New Roman"/>
+                <w:sz w:val="18"/>
+                <w:szCs w:val="18"/>
                 <w:rtl w:val="0"/>
               </w:rPr>
               <w:t xml:space="preserve">Rediseñar journeys y decisiones desde las necesidades del cliente; asegurar una experiencia coherente, disponible y contextual en todos los canales.</w:t>
@@ -9465,14 +9650,106 @@
               <w:spacing w:line="252.00000000000003" w:lineRule="auto"/>
               <w:rPr>
                 <w:rFonts w:ascii="Times New Roman" w:cs="Times New Roman" w:eastAsia="Times New Roman" w:hAnsi="Times New Roman"/>
-              </w:rPr>
-            </w:pPr>
-            <w:r>
-              <w:rPr>
-                <w:rFonts w:ascii="Times New Roman" w:cs="Times New Roman" w:eastAsia="Times New Roman" w:hAnsi="Times New Roman"/>
+                <w:sz w:val="18"/>
+                <w:szCs w:val="18"/>
+              </w:rPr>
+            </w:pPr>
+            <w:r>
+              <w:rPr>
+                <w:rFonts w:ascii="Times New Roman" w:cs="Times New Roman" w:eastAsia="Times New Roman" w:hAnsi="Times New Roman"/>
+                <w:sz w:val="18"/>
+                <w:szCs w:val="18"/>
                 <w:rtl w:val="0"/>
               </w:rPr>
               <w:t xml:space="preserve">Indicadores: NPS, resolución en primer contacto, tiempo de ciclo, conversión y abandono. Capacidades: visión 360°, analítica de journeys, personalización, orquestación omnicanal y voz del cliente.</w:t>
+            </w:r>
+          </w:p>
+        </w:tc>
+        <w:tc>
+          <w:tcPr>
+            <w:tcBorders>
+              <w:top w:color="000000" w:space="0" w:sz="0" w:val="nil"/>
+              <w:left w:color="000000" w:space="0" w:sz="0" w:val="nil"/>
+              <w:bottom w:color="d7dee4" w:space="0" w:sz="5" w:val="single"/>
+              <w:right w:color="d7dee4" w:space="0" w:sz="5" w:val="single"/>
+            </w:tcBorders>
+            <w:tcMar>
+              <w:top w:w="80.0" w:type="dxa"/>
+              <w:left w:w="120.0" w:type="dxa"/>
+              <w:bottom w:w="80.0" w:type="dxa"/>
+              <w:right w:w="120.0" w:type="dxa"/>
+            </w:tcMar>
+            <w:vAlign w:val="top"/>
+          </w:tcPr>
+          <w:p>
+            <w:pPr>
+              <w:spacing w:line="252.00000000000003" w:lineRule="auto"/>
+              <w:rPr>
+                <w:rFonts w:ascii="Times New Roman" w:cs="Times New Roman" w:eastAsia="Times New Roman" w:hAnsi="Times New Roman"/>
+                <w:sz w:val="18"/>
+                <w:szCs w:val="18"/>
+              </w:rPr>
+            </w:pPr>
+            <w:commentRangeStart w:id="7"/>
+            <w:r>
+              <w:rPr>
+                <w:rFonts w:ascii="Times New Roman" w:cs="Times New Roman" w:eastAsia="Times New Roman" w:hAnsi="Times New Roman"/>
+                <w:sz w:val="18"/>
+                <w:szCs w:val="18"/>
+                <w:rtl w:val="0"/>
+              </w:rPr>
+              <w:t xml:space="preserve">NPS Retail 52.57% y NPS Pyme 33.6% en 2025; brecha de 18.97 puntos (Banco BBVA Perú, 2026b, p. 26). Resolución en primer contacto, tiempo de ciclo, conversión y abandono: NO HAY FUENTES EN INTERNET DISPONIBLES.</w:t>
+            </w:r>
+            <w:commentRangeEnd w:id="7"/>
+            <w:r>
+              <w:rPr>
+                <w:rStyle w:val="CommentReference"/>
+              </w:rPr>
+              <w:commentReference w:id="7"/>
+            </w:r>
+          </w:p>
+        </w:tc>
+        <w:tc>
+          <w:tcPr>
+            <w:tcBorders>
+              <w:top w:color="000000" w:space="0" w:sz="0" w:val="nil"/>
+              <w:left w:color="000000" w:space="0" w:sz="0" w:val="nil"/>
+              <w:bottom w:color="d7dee4" w:space="0" w:sz="5" w:val="single"/>
+              <w:right w:color="d7dee4" w:space="0" w:sz="5" w:val="single"/>
+            </w:tcBorders>
+            <w:tcMar>
+              <w:top w:w="80.0" w:type="dxa"/>
+              <w:left w:w="120.0" w:type="dxa"/>
+              <w:bottom w:w="80.0" w:type="dxa"/>
+              <w:right w:w="120.0" w:type="dxa"/>
+            </w:tcMar>
+            <w:vAlign w:val="top"/>
+          </w:tcPr>
+          <w:p>
+            <w:pPr>
+              <w:spacing w:line="252.00000000000003" w:lineRule="auto"/>
+              <w:rPr>
+                <w:rFonts w:ascii="Times New Roman" w:cs="Times New Roman" w:eastAsia="Times New Roman" w:hAnsi="Times New Roman"/>
+                <w:sz w:val="18"/>
+                <w:szCs w:val="18"/>
+              </w:rPr>
+            </w:pPr>
+            <w:commentRangeStart w:id="8"/>
+            <w:r>
+              <w:rPr>
+                <w:rFonts w:ascii="Times New Roman" w:cs="Times New Roman" w:eastAsia="Times New Roman" w:hAnsi="Times New Roman"/>
+                <w:sz w:val="18"/>
+                <w:szCs w:val="18"/>
+                <w:rtl w:val="0"/>
+              </w:rPr>
+              <w:t xml:space="preserve">NPS Pyme ≥ 43.0% a 18 meses (nivel actual de Banca de Empresas e Instituciones, 43.6%), con brecha frente a Retail ≤ 9.6 puntos, y NPS Retail ≥ 52.57%. Instrumentar los demás indicadores en los primeros 6 meses.</w:t>
+            </w:r>
+            <w:commentRangeEnd w:id="8"/>
+            <w:r>
+              <w:rPr>
+                <w:rStyle w:val="CommentReference"/>
+              </w:rPr>
+              <w:commentReference w:id="8"/>
             </w:r>
           </w:p>
         </w:tc>
@@ -9507,6 +9784,8 @@
                 <w:b w:val="1"/>
                 <w:bCs w:val="1"/>
                 <w:color w:val="072146"/>
+                <w:sz w:val="18"/>
+                <w:szCs w:val="18"/>
               </w:rPr>
             </w:pPr>
             <w:r>
@@ -9515,6 +9794,8 @@
                 <w:b w:val="1"/>
                 <w:bCs w:val="1"/>
                 <w:color w:val="072146"/>
+                <w:sz w:val="18"/>
+                <w:szCs w:val="18"/>
                 <w:rtl w:val="0"/>
               </w:rPr>
               <w:t xml:space="preserve">OE2. “Impulsar la sostenibilidad como motor de crecimiento”</w:t>
@@ -9543,11 +9824,15 @@
               <w:spacing w:line="252.00000000000003" w:lineRule="auto"/>
               <w:rPr>
                 <w:rFonts w:ascii="Times New Roman" w:cs="Times New Roman" w:eastAsia="Times New Roman" w:hAnsi="Times New Roman"/>
-              </w:rPr>
-            </w:pPr>
-            <w:r>
-              <w:rPr>
-                <w:rFonts w:ascii="Times New Roman" w:cs="Times New Roman" w:eastAsia="Times New Roman" w:hAnsi="Times New Roman"/>
+                <w:sz w:val="18"/>
+                <w:szCs w:val="18"/>
+              </w:rPr>
+            </w:pPr>
+            <w:r>
+              <w:rPr>
+                <w:rFonts w:ascii="Times New Roman" w:cs="Times New Roman" w:eastAsia="Times New Roman" w:hAnsi="Times New Roman"/>
+                <w:sz w:val="18"/>
+                <w:szCs w:val="18"/>
                 <w:rtl w:val="0"/>
               </w:rPr>
               <w:t xml:space="preserve">Integrar criterios ambientales y sociales en la propuesta, la originación, el riesgo, el asesoramiento y el seguimiento, no solo en el reporte.</w:t>
@@ -9576,14 +9861,108 @@
               <w:spacing w:line="252.00000000000003" w:lineRule="auto"/>
               <w:rPr>
                 <w:rFonts w:ascii="Times New Roman" w:cs="Times New Roman" w:eastAsia="Times New Roman" w:hAnsi="Times New Roman"/>
-              </w:rPr>
-            </w:pPr>
-            <w:r>
-              <w:rPr>
-                <w:rFonts w:ascii="Times New Roman" w:cs="Times New Roman" w:eastAsia="Times New Roman" w:hAnsi="Times New Roman"/>
+                <w:sz w:val="18"/>
+                <w:szCs w:val="18"/>
+              </w:rPr>
+            </w:pPr>
+            <w:r>
+              <w:rPr>
+                <w:rFonts w:ascii="Times New Roman" w:cs="Times New Roman" w:eastAsia="Times New Roman" w:hAnsi="Times New Roman"/>
+                <w:sz w:val="18"/>
+                <w:szCs w:val="18"/>
                 <w:rtl w:val="0"/>
               </w:rPr>
               <w:t xml:space="preserve">Indicadores: negocio sostenible movilizado, cartera elegible, tiempo de evaluación y calidad del dato ESG. Capacidades: taxonomía, trazabilidad, datos ESG, reglas de elegibilidad y reporting.</w:t>
+            </w:r>
+          </w:p>
+        </w:tc>
+        <w:tc>
+          <w:tcPr>
+            <w:tcBorders>
+              <w:top w:color="000000" w:space="0" w:sz="0" w:val="nil"/>
+              <w:left w:color="000000" w:space="0" w:sz="0" w:val="nil"/>
+              <w:bottom w:color="d7dee4" w:space="0" w:sz="5" w:val="single"/>
+              <w:right w:color="d7dee4" w:space="0" w:sz="5" w:val="single"/>
+            </w:tcBorders>
+            <w:shd w:fill="fafbfc" w:val="clear"/>
+            <w:tcMar>
+              <w:top w:w="80.0" w:type="dxa"/>
+              <w:left w:w="120.0" w:type="dxa"/>
+              <w:bottom w:w="80.0" w:type="dxa"/>
+              <w:right w:w="120.0" w:type="dxa"/>
+            </w:tcMar>
+            <w:vAlign w:val="top"/>
+          </w:tcPr>
+          <w:p>
+            <w:pPr>
+              <w:spacing w:line="252.00000000000003" w:lineRule="auto"/>
+              <w:rPr>
+                <w:rFonts w:ascii="Times New Roman" w:cs="Times New Roman" w:eastAsia="Times New Roman" w:hAnsi="Times New Roman"/>
+                <w:sz w:val="18"/>
+                <w:szCs w:val="18"/>
+              </w:rPr>
+            </w:pPr>
+            <w:commentRangeStart w:id="9"/>
+            <w:r>
+              <w:rPr>
+                <w:rFonts w:ascii="Times New Roman" w:cs="Times New Roman" w:eastAsia="Times New Roman" w:hAnsi="Times New Roman"/>
+                <w:sz w:val="18"/>
+                <w:szCs w:val="18"/>
+                <w:rtl w:val="0"/>
+              </w:rPr>
+              <w:t xml:space="preserve">Colocaciones sostenibles cercanas a S/ 16.5 mil millones y 115% de cumplimiento de la meta de facturación sostenible en 2025 (Banco BBVA Perú, 2026b); facturación sostenible movilizada de S/ 8,989 millones al 1S 2026 (Banco BBVA Perú, 2026a). Tiempo de evaluación y calidad del dato ESG: NO HAY FUENTES EN INTERNET DISPONIBLES.</w:t>
+            </w:r>
+            <w:commentRangeEnd w:id="9"/>
+            <w:r>
+              <w:rPr>
+                <w:rStyle w:val="CommentReference"/>
+              </w:rPr>
+              <w:commentReference w:id="9"/>
+            </w:r>
+          </w:p>
+        </w:tc>
+        <w:tc>
+          <w:tcPr>
+            <w:tcBorders>
+              <w:top w:color="000000" w:space="0" w:sz="0" w:val="nil"/>
+              <w:left w:color="000000" w:space="0" w:sz="0" w:val="nil"/>
+              <w:bottom w:color="d7dee4" w:space="0" w:sz="5" w:val="single"/>
+              <w:right w:color="d7dee4" w:space="0" w:sz="5" w:val="single"/>
+            </w:tcBorders>
+            <w:shd w:fill="fafbfc" w:val="clear"/>
+            <w:tcMar>
+              <w:top w:w="80.0" w:type="dxa"/>
+              <w:left w:w="120.0" w:type="dxa"/>
+              <w:bottom w:w="80.0" w:type="dxa"/>
+              <w:right w:w="120.0" w:type="dxa"/>
+            </w:tcMar>
+            <w:vAlign w:val="top"/>
+          </w:tcPr>
+          <w:p>
+            <w:pPr>
+              <w:spacing w:line="252.00000000000003" w:lineRule="auto"/>
+              <w:rPr>
+                <w:rFonts w:ascii="Times New Roman" w:cs="Times New Roman" w:eastAsia="Times New Roman" w:hAnsi="Times New Roman"/>
+                <w:sz w:val="18"/>
+                <w:szCs w:val="18"/>
+              </w:rPr>
+            </w:pPr>
+            <w:commentRangeStart w:id="10"/>
+            <w:r>
+              <w:rPr>
+                <w:rFonts w:ascii="Times New Roman" w:cs="Times New Roman" w:eastAsia="Times New Roman" w:hAnsi="Times New Roman"/>
+                <w:sz w:val="18"/>
+                <w:szCs w:val="18"/>
+                <w:rtl w:val="0"/>
+              </w:rPr>
+              <w:t xml:space="preserve">Colocaciones sostenibles ≥ S/ 20 mil millones (≈ +21%) y cumplimiento ≥ 100% de la meta anual de facturación sostenible a 18 meses. Instrumentar tiempo de evaluación y calidad del dato ESG en los primeros 6 meses.</w:t>
+            </w:r>
+            <w:commentRangeEnd w:id="10"/>
+            <w:r>
+              <w:rPr>
+                <w:rStyle w:val="CommentReference"/>
+              </w:rPr>
+              <w:commentReference w:id="10"/>
             </w:r>
           </w:p>
         </w:tc>
@@ -9617,6 +9996,8 @@
                 <w:b w:val="1"/>
                 <w:bCs w:val="1"/>
                 <w:color w:val="072146"/>
+                <w:sz w:val="18"/>
+                <w:szCs w:val="18"/>
               </w:rPr>
             </w:pPr>
             <w:r>
@@ -9625,6 +10006,8 @@
                 <w:b w:val="1"/>
                 <w:bCs w:val="1"/>
                 <w:color w:val="072146"/>
+                <w:sz w:val="18"/>
+                <w:szCs w:val="18"/>
                 <w:rtl w:val="0"/>
               </w:rPr>
               <w:t xml:space="preserve">OE3. “Crecer en todos los segmentos de empresas”</w:t>
@@ -9652,11 +10035,15 @@
               <w:spacing w:line="252.00000000000003" w:lineRule="auto"/>
               <w:rPr>
                 <w:rFonts w:ascii="Times New Roman" w:cs="Times New Roman" w:eastAsia="Times New Roman" w:hAnsi="Times New Roman"/>
-              </w:rPr>
-            </w:pPr>
-            <w:r>
-              <w:rPr>
-                <w:rFonts w:ascii="Times New Roman" w:cs="Times New Roman" w:eastAsia="Times New Roman" w:hAnsi="Times New Roman"/>
+                <w:sz w:val="18"/>
+                <w:szCs w:val="18"/>
+              </w:rPr>
+            </w:pPr>
+            <w:r>
+              <w:rPr>
+                <w:rFonts w:ascii="Times New Roman" w:cs="Times New Roman" w:eastAsia="Times New Roman" w:hAnsi="Times New Roman"/>
+                <w:sz w:val="18"/>
+                <w:szCs w:val="18"/>
                 <w:rtl w:val="0"/>
               </w:rPr>
               <w:t xml:space="preserve">Expandir la relación con pymes, empresas, instituciones y corporaciones mediante asesoramiento, rapidez de respuesta y soluciones transaccionales integrales.</w:t>
@@ -9684,14 +10071,106 @@
               <w:spacing w:line="252.00000000000003" w:lineRule="auto"/>
               <w:rPr>
                 <w:rFonts w:ascii="Times New Roman" w:cs="Times New Roman" w:eastAsia="Times New Roman" w:hAnsi="Times New Roman"/>
-              </w:rPr>
-            </w:pPr>
-            <w:r>
-              <w:rPr>
-                <w:rFonts w:ascii="Times New Roman" w:cs="Times New Roman" w:eastAsia="Times New Roman" w:hAnsi="Times New Roman"/>
+                <w:sz w:val="18"/>
+                <w:szCs w:val="18"/>
+              </w:rPr>
+            </w:pPr>
+            <w:r>
+              <w:rPr>
+                <w:rFonts w:ascii="Times New Roman" w:cs="Times New Roman" w:eastAsia="Times New Roman" w:hAnsi="Times New Roman"/>
+                <w:sz w:val="18"/>
+                <w:szCs w:val="18"/>
                 <w:rtl w:val="0"/>
               </w:rPr>
               <w:t xml:space="preserve">Indicadores: cuota, clientes activos, vinculación, ingresos transaccionales, conversión y tiempo de aprobación. Capacidades: onboarding empresarial, cash management, scoring, integración y visión sectorial.</w:t>
+            </w:r>
+          </w:p>
+        </w:tc>
+        <w:tc>
+          <w:tcPr>
+            <w:tcBorders>
+              <w:top w:color="000000" w:space="0" w:sz="0" w:val="nil"/>
+              <w:left w:color="000000" w:space="0" w:sz="0" w:val="nil"/>
+              <w:bottom w:color="d7dee4" w:space="0" w:sz="5" w:val="single"/>
+              <w:right w:color="d7dee4" w:space="0" w:sz="5" w:val="single"/>
+            </w:tcBorders>
+            <w:tcMar>
+              <w:top w:w="80.0" w:type="dxa"/>
+              <w:left w:w="120.0" w:type="dxa"/>
+              <w:bottom w:w="80.0" w:type="dxa"/>
+              <w:right w:w="120.0" w:type="dxa"/>
+            </w:tcMar>
+            <w:vAlign w:val="top"/>
+          </w:tcPr>
+          <w:p>
+            <w:pPr>
+              <w:spacing w:line="252.00000000000003" w:lineRule="auto"/>
+              <w:rPr>
+                <w:rFonts w:ascii="Times New Roman" w:cs="Times New Roman" w:eastAsia="Times New Roman" w:hAnsi="Times New Roman"/>
+                <w:sz w:val="18"/>
+                <w:szCs w:val="18"/>
+              </w:rPr>
+            </w:pPr>
+            <w:commentRangeStart w:id="11"/>
+            <w:r>
+              <w:rPr>
+                <w:rFonts w:ascii="Times New Roman" w:cs="Times New Roman" w:eastAsia="Times New Roman" w:hAnsi="Times New Roman"/>
+                <w:sz w:val="18"/>
+                <w:szCs w:val="18"/>
+                <w:rtl w:val="0"/>
+              </w:rPr>
+              <w:t xml:space="preserve">Cuota de colocaciones vigentes 22.09% y de depósitos 20.90% en 2025; cuota en pymes 21.5%, gran empresa 29.9% y corporativo 19.6% (Banco BBVA Perú, 2026b, p. 12). Clientes activos, vinculación y tiempo de aprobación: NO HAY FUENTES EN INTERNET DISPONIBLES.</w:t>
+            </w:r>
+            <w:commentRangeEnd w:id="11"/>
+            <w:r>
+              <w:rPr>
+                <w:rStyle w:val="CommentReference"/>
+              </w:rPr>
+              <w:commentReference w:id="11"/>
+            </w:r>
+          </w:p>
+        </w:tc>
+        <w:tc>
+          <w:tcPr>
+            <w:tcBorders>
+              <w:top w:color="000000" w:space="0" w:sz="0" w:val="nil"/>
+              <w:left w:color="000000" w:space="0" w:sz="0" w:val="nil"/>
+              <w:bottom w:color="d7dee4" w:space="0" w:sz="5" w:val="single"/>
+              <w:right w:color="d7dee4" w:space="0" w:sz="5" w:val="single"/>
+            </w:tcBorders>
+            <w:tcMar>
+              <w:top w:w="80.0" w:type="dxa"/>
+              <w:left w:w="120.0" w:type="dxa"/>
+              <w:bottom w:w="80.0" w:type="dxa"/>
+              <w:right w:w="120.0" w:type="dxa"/>
+            </w:tcMar>
+            <w:vAlign w:val="top"/>
+          </w:tcPr>
+          <w:p>
+            <w:pPr>
+              <w:spacing w:line="252.00000000000003" w:lineRule="auto"/>
+              <w:rPr>
+                <w:rFonts w:ascii="Times New Roman" w:cs="Times New Roman" w:eastAsia="Times New Roman" w:hAnsi="Times New Roman"/>
+                <w:sz w:val="18"/>
+                <w:szCs w:val="18"/>
+              </w:rPr>
+            </w:pPr>
+            <w:commentRangeStart w:id="12"/>
+            <w:r>
+              <w:rPr>
+                <w:rFonts w:ascii="Times New Roman" w:cs="Times New Roman" w:eastAsia="Times New Roman" w:hAnsi="Times New Roman"/>
+                <w:sz w:val="18"/>
+                <w:szCs w:val="18"/>
+                <w:rtl w:val="0"/>
+              </w:rPr>
+              <w:t xml:space="preserve">Cuota de colocaciones vigentes ≥ 22.5% (+0.4 puntos) y cuota en pymes ≥ 22.5% (+1.0 punto) a 18 meses. Instrumentar tiempo de aprobación en los primeros 6 meses.</w:t>
+            </w:r>
+            <w:commentRangeEnd w:id="12"/>
+            <w:r>
+              <w:rPr>
+                <w:rStyle w:val="CommentReference"/>
+              </w:rPr>
+              <w:commentReference w:id="12"/>
             </w:r>
           </w:p>
         </w:tc>
@@ -9726,6 +10205,8 @@
                 <w:b w:val="1"/>
                 <w:bCs w:val="1"/>
                 <w:color w:val="072146"/>
+                <w:sz w:val="18"/>
+                <w:szCs w:val="18"/>
               </w:rPr>
             </w:pPr>
             <w:r>
@@ -9734,6 +10215,8 @@
                 <w:b w:val="1"/>
                 <w:bCs w:val="1"/>
                 <w:color w:val="072146"/>
+                <w:sz w:val="18"/>
+                <w:szCs w:val="18"/>
                 <w:rtl w:val="0"/>
               </w:rPr>
               <w:t xml:space="preserve">OE4. “Promover una mentalidad de creación de valor y capital</w:t>
@@ -9762,11 +10245,15 @@
               <w:spacing w:line="252.00000000000003" w:lineRule="auto"/>
               <w:rPr>
                 <w:rFonts w:ascii="Times New Roman" w:cs="Times New Roman" w:eastAsia="Times New Roman" w:hAnsi="Times New Roman"/>
-              </w:rPr>
-            </w:pPr>
-            <w:r>
-              <w:rPr>
-                <w:rFonts w:ascii="Times New Roman" w:cs="Times New Roman" w:eastAsia="Times New Roman" w:hAnsi="Times New Roman"/>
+                <w:sz w:val="18"/>
+                <w:szCs w:val="18"/>
+              </w:rPr>
+            </w:pPr>
+            <w:r>
+              <w:rPr>
+                <w:rFonts w:ascii="Times New Roman" w:cs="Times New Roman" w:eastAsia="Times New Roman" w:hAnsi="Times New Roman"/>
+                <w:sz w:val="18"/>
+                <w:szCs w:val="18"/>
                 <w:rtl w:val="0"/>
               </w:rPr>
               <w:t xml:space="preserve">Orientar crecimiento, precios y asignación de recursos a rentabilidad ajustada por riesgo y uso eficiente del capital.</w:t>
@@ -9795,14 +10282,108 @@
               <w:spacing w:line="252.00000000000003" w:lineRule="auto"/>
               <w:rPr>
                 <w:rFonts w:ascii="Times New Roman" w:cs="Times New Roman" w:eastAsia="Times New Roman" w:hAnsi="Times New Roman"/>
-              </w:rPr>
-            </w:pPr>
-            <w:r>
-              <w:rPr>
-                <w:rFonts w:ascii="Times New Roman" w:cs="Times New Roman" w:eastAsia="Times New Roman" w:hAnsi="Times New Roman"/>
+                <w:sz w:val="18"/>
+                <w:szCs w:val="18"/>
+              </w:rPr>
+            </w:pPr>
+            <w:r>
+              <w:rPr>
+                <w:rFonts w:ascii="Times New Roman" w:cs="Times New Roman" w:eastAsia="Times New Roman" w:hAnsi="Times New Roman"/>
+                <w:sz w:val="18"/>
+                <w:szCs w:val="18"/>
                 <w:rtl w:val="0"/>
               </w:rPr>
               <w:t xml:space="preserve">Indicadores: ROE, RORWA, eficiencia, costo de riesgo y rentabilidad por cliente/producto. Capacidades: rentabilidad granular, pricing, modelos de riesgo, automatización y gestión de portafolio.</w:t>
+            </w:r>
+          </w:p>
+        </w:tc>
+        <w:tc>
+          <w:tcPr>
+            <w:tcBorders>
+              <w:top w:color="000000" w:space="0" w:sz="0" w:val="nil"/>
+              <w:left w:color="000000" w:space="0" w:sz="0" w:val="nil"/>
+              <w:bottom w:color="d7dee4" w:space="0" w:sz="5" w:val="single"/>
+              <w:right w:color="d7dee4" w:space="0" w:sz="5" w:val="single"/>
+            </w:tcBorders>
+            <w:shd w:fill="fafbfc" w:val="clear"/>
+            <w:tcMar>
+              <w:top w:w="80.0" w:type="dxa"/>
+              <w:left w:w="120.0" w:type="dxa"/>
+              <w:bottom w:w="80.0" w:type="dxa"/>
+              <w:right w:w="120.0" w:type="dxa"/>
+            </w:tcMar>
+            <w:vAlign w:val="top"/>
+          </w:tcPr>
+          <w:p>
+            <w:pPr>
+              <w:spacing w:line="252.00000000000003" w:lineRule="auto"/>
+              <w:rPr>
+                <w:rFonts w:ascii="Times New Roman" w:cs="Times New Roman" w:eastAsia="Times New Roman" w:hAnsi="Times New Roman"/>
+                <w:sz w:val="18"/>
+                <w:szCs w:val="18"/>
+              </w:rPr>
+            </w:pPr>
+            <w:commentRangeStart w:id="13"/>
+            <w:r>
+              <w:rPr>
+                <w:rFonts w:ascii="Times New Roman" w:cs="Times New Roman" w:eastAsia="Times New Roman" w:hAnsi="Times New Roman"/>
+                <w:sz w:val="18"/>
+                <w:szCs w:val="18"/>
+                <w:rtl w:val="0"/>
+              </w:rPr>
+              <w:t xml:space="preserve">ROE 17.21% (2025) y 18.7% (2T 2026), frente a 20.1% del sistema; ratio de eficiencia 35.9% (2025) y 40.0% (2T 2026); mora 2.69% frente a 2.8% del sistema (2T 2026) (Banco BBVA Perú, 2026a, 2026b). RORWA y costo de riesgo: NO HAY FUENTES EN INTERNET DISPONIBLES.</w:t>
+            </w:r>
+            <w:commentRangeEnd w:id="13"/>
+            <w:r>
+              <w:rPr>
+                <w:rStyle w:val="CommentReference"/>
+              </w:rPr>
+              <w:commentReference w:id="13"/>
+            </w:r>
+          </w:p>
+        </w:tc>
+        <w:tc>
+          <w:tcPr>
+            <w:tcBorders>
+              <w:top w:color="000000" w:space="0" w:sz="0" w:val="nil"/>
+              <w:left w:color="000000" w:space="0" w:sz="0" w:val="nil"/>
+              <w:bottom w:color="d7dee4" w:space="0" w:sz="5" w:val="single"/>
+              <w:right w:color="d7dee4" w:space="0" w:sz="5" w:val="single"/>
+            </w:tcBorders>
+            <w:shd w:fill="fafbfc" w:val="clear"/>
+            <w:tcMar>
+              <w:top w:w="80.0" w:type="dxa"/>
+              <w:left w:w="120.0" w:type="dxa"/>
+              <w:bottom w:w="80.0" w:type="dxa"/>
+              <w:right w:w="120.0" w:type="dxa"/>
+            </w:tcMar>
+            <w:vAlign w:val="top"/>
+          </w:tcPr>
+          <w:p>
+            <w:pPr>
+              <w:spacing w:line="252.00000000000003" w:lineRule="auto"/>
+              <w:rPr>
+                <w:rFonts w:ascii="Times New Roman" w:cs="Times New Roman" w:eastAsia="Times New Roman" w:hAnsi="Times New Roman"/>
+                <w:sz w:val="18"/>
+                <w:szCs w:val="18"/>
+              </w:rPr>
+            </w:pPr>
+            <w:commentRangeStart w:id="14"/>
+            <w:r>
+              <w:rPr>
+                <w:rFonts w:ascii="Times New Roman" w:cs="Times New Roman" w:eastAsia="Times New Roman" w:hAnsi="Times New Roman"/>
+                <w:sz w:val="18"/>
+                <w:szCs w:val="18"/>
+                <w:rtl w:val="0"/>
+              </w:rPr>
+              <w:t xml:space="preserve">ROE ≥ 19.5% (reduce en más de la mitad la brecha de 1.4 puntos con el sistema), ratio de eficiencia ≤ 40.0% y mora ≤ 2.69% a 18 meses. Instrumentar RORWA y costo de riesgo en los primeros 6 meses.</w:t>
+            </w:r>
+            <w:commentRangeEnd w:id="14"/>
+            <w:r>
+              <w:rPr>
+                <w:rStyle w:val="CommentReference"/>
+              </w:rPr>
+              <w:commentReference w:id="14"/>
             </w:r>
           </w:p>
         </w:tc>
@@ -9836,6 +10417,8 @@
                 <w:b w:val="1"/>
                 <w:bCs w:val="1"/>
                 <w:color w:val="072146"/>
+                <w:sz w:val="18"/>
+                <w:szCs w:val="18"/>
               </w:rPr>
             </w:pPr>
             <w:r>
@@ -9844,6 +10427,8 @@
                 <w:b w:val="1"/>
                 <w:bCs w:val="1"/>
                 <w:color w:val="072146"/>
+                <w:sz w:val="18"/>
+                <w:szCs w:val="18"/>
                 <w:rtl w:val="0"/>
               </w:rPr>
               <w:t xml:space="preserve">OE5. “Maximizar IA, innovación, datos y tecnologías Next Gen”</w:t>
@@ -9871,11 +10456,15 @@
               <w:spacing w:line="252.00000000000003" w:lineRule="auto"/>
               <w:rPr>
                 <w:rFonts w:ascii="Times New Roman" w:cs="Times New Roman" w:eastAsia="Times New Roman" w:hAnsi="Times New Roman"/>
-              </w:rPr>
-            </w:pPr>
-            <w:r>
-              <w:rPr>
-                <w:rFonts w:ascii="Times New Roman" w:cs="Times New Roman" w:eastAsia="Times New Roman" w:hAnsi="Times New Roman"/>
+                <w:sz w:val="18"/>
+                <w:szCs w:val="18"/>
+              </w:rPr>
+            </w:pPr>
+            <w:r>
+              <w:rPr>
+                <w:rFonts w:ascii="Times New Roman" w:cs="Times New Roman" w:eastAsia="Times New Roman" w:hAnsi="Times New Roman"/>
+                <w:sz w:val="18"/>
+                <w:szCs w:val="18"/>
                 <w:rtl w:val="0"/>
               </w:rPr>
               <w:t xml:space="preserve">Escalar datos e IA desde pilotos hacia decisiones, interacciones y automatizaciones gobernadas a lo largo de la cadena de valor.</w:t>
@@ -9903,14 +10492,106 @@
               <w:spacing w:line="252.00000000000003" w:lineRule="auto"/>
               <w:rPr>
                 <w:rFonts w:ascii="Times New Roman" w:cs="Times New Roman" w:eastAsia="Times New Roman" w:hAnsi="Times New Roman"/>
-              </w:rPr>
-            </w:pPr>
-            <w:r>
-              <w:rPr>
-                <w:rFonts w:ascii="Times New Roman" w:cs="Times New Roman" w:eastAsia="Times New Roman" w:hAnsi="Times New Roman"/>
+                <w:sz w:val="18"/>
+                <w:szCs w:val="18"/>
+              </w:rPr>
+            </w:pPr>
+            <w:r>
+              <w:rPr>
+                <w:rFonts w:ascii="Times New Roman" w:cs="Times New Roman" w:eastAsia="Times New Roman" w:hAnsi="Times New Roman"/>
+                <w:sz w:val="18"/>
+                <w:szCs w:val="18"/>
                 <w:rtl w:val="0"/>
               </w:rPr>
               <w:t xml:space="preserve">Indicadores: casos en producción, adopción, tiempo de despliegue, calidad de datos, impacto económico y desempeño de modelos. Capacidades: ADA, MLOps, APIs, datos gobernados, seguridad y observabilidad.</w:t>
+            </w:r>
+          </w:p>
+        </w:tc>
+        <w:tc>
+          <w:tcPr>
+            <w:tcBorders>
+              <w:top w:color="000000" w:space="0" w:sz="0" w:val="nil"/>
+              <w:left w:color="000000" w:space="0" w:sz="0" w:val="nil"/>
+              <w:bottom w:color="d7dee4" w:space="0" w:sz="5" w:val="single"/>
+              <w:right w:color="d7dee4" w:space="0" w:sz="5" w:val="single"/>
+            </w:tcBorders>
+            <w:tcMar>
+              <w:top w:w="80.0" w:type="dxa"/>
+              <w:left w:w="120.0" w:type="dxa"/>
+              <w:bottom w:w="80.0" w:type="dxa"/>
+              <w:right w:w="120.0" w:type="dxa"/>
+            </w:tcMar>
+            <w:vAlign w:val="top"/>
+          </w:tcPr>
+          <w:p>
+            <w:pPr>
+              <w:spacing w:line="252.00000000000003" w:lineRule="auto"/>
+              <w:rPr>
+                <w:rFonts w:ascii="Times New Roman" w:cs="Times New Roman" w:eastAsia="Times New Roman" w:hAnsi="Times New Roman"/>
+                <w:sz w:val="18"/>
+                <w:szCs w:val="18"/>
+              </w:rPr>
+            </w:pPr>
+            <w:commentRangeStart w:id="15"/>
+            <w:r>
+              <w:rPr>
+                <w:rFonts w:ascii="Times New Roman" w:cs="Times New Roman" w:eastAsia="Times New Roman" w:hAnsi="Times New Roman"/>
+                <w:sz w:val="18"/>
+                <w:szCs w:val="18"/>
+                <w:rtl w:val="0"/>
+              </w:rPr>
+              <w:t xml:space="preserve">Ventas digitales 79.57% y más de 3 millones de usuarios activos en la app (2T 2026) (Banco BBVA Perú, 2026a); más del 81% de las operaciones realizadas por la app y despliegue de ADA en 2025 (Banco BBVA Perú, 2026b). Casos en producción y tiempo de despliegue: NO HAY FUENTES EN INTERNET DISPONIBLES.</w:t>
+            </w:r>
+            <w:commentRangeEnd w:id="15"/>
+            <w:r>
+              <w:rPr>
+                <w:rStyle w:val="CommentReference"/>
+              </w:rPr>
+              <w:commentReference w:id="15"/>
+            </w:r>
+          </w:p>
+        </w:tc>
+        <w:tc>
+          <w:tcPr>
+            <w:tcBorders>
+              <w:top w:color="000000" w:space="0" w:sz="0" w:val="nil"/>
+              <w:left w:color="000000" w:space="0" w:sz="0" w:val="nil"/>
+              <w:bottom w:color="d7dee4" w:space="0" w:sz="5" w:val="single"/>
+              <w:right w:color="d7dee4" w:space="0" w:sz="5" w:val="single"/>
+            </w:tcBorders>
+            <w:tcMar>
+              <w:top w:w="80.0" w:type="dxa"/>
+              <w:left w:w="120.0" w:type="dxa"/>
+              <w:bottom w:w="80.0" w:type="dxa"/>
+              <w:right w:w="120.0" w:type="dxa"/>
+            </w:tcMar>
+            <w:vAlign w:val="top"/>
+          </w:tcPr>
+          <w:p>
+            <w:pPr>
+              <w:spacing w:line="252.00000000000003" w:lineRule="auto"/>
+              <w:rPr>
+                <w:rFonts w:ascii="Times New Roman" w:cs="Times New Roman" w:eastAsia="Times New Roman" w:hAnsi="Times New Roman"/>
+                <w:sz w:val="18"/>
+                <w:szCs w:val="18"/>
+              </w:rPr>
+            </w:pPr>
+            <w:commentRangeStart w:id="16"/>
+            <w:r>
+              <w:rPr>
+                <w:rFonts w:ascii="Times New Roman" w:cs="Times New Roman" w:eastAsia="Times New Roman" w:hAnsi="Times New Roman"/>
+                <w:sz w:val="18"/>
+                <w:szCs w:val="18"/>
+                <w:rtl w:val="0"/>
+              </w:rPr>
+              <w:t xml:space="preserve">Ventas digitales ≥ 85% (+5.4 puntos) y al menos tres casos de IA priorizados en producción con impacto económico medido a 18 meses. Definir la línea base de casos y de tiempo de despliegue en los primeros 6 meses.</w:t>
+            </w:r>
+            <w:commentRangeEnd w:id="16"/>
+            <w:r>
+              <w:rPr>
+                <w:rStyle w:val="CommentReference"/>
+              </w:rPr>
+              <w:commentReference w:id="16"/>
             </w:r>
           </w:p>
         </w:tc>
@@ -9944,6 +10625,8 @@
                 <w:b w:val="1"/>
                 <w:bCs w:val="1"/>
                 <w:color w:val="072146"/>
+                <w:sz w:val="18"/>
+                <w:szCs w:val="18"/>
               </w:rPr>
             </w:pPr>
             <w:r>
@@ -9952,6 +10635,8 @@
                 <w:b w:val="1"/>
                 <w:bCs w:val="1"/>
                 <w:color w:val="072146"/>
+                <w:sz w:val="18"/>
+                <w:szCs w:val="18"/>
                 <w:rtl w:val="0"/>
               </w:rPr>
               <w:t xml:space="preserve">OE6. “Fortalecer nuestra empatía, triunfar como un equipo ganador”</w:t>
@@ -9979,11 +10664,15 @@
               <w:spacing w:line="252.00000000000003" w:lineRule="auto"/>
               <w:rPr>
                 <w:rFonts w:ascii="Times New Roman" w:cs="Times New Roman" w:eastAsia="Times New Roman" w:hAnsi="Times New Roman"/>
-              </w:rPr>
-            </w:pPr>
-            <w:r>
-              <w:rPr>
-                <w:rFonts w:ascii="Times New Roman" w:cs="Times New Roman" w:eastAsia="Times New Roman" w:hAnsi="Times New Roman"/>
+                <w:sz w:val="18"/>
+                <w:szCs w:val="18"/>
+              </w:rPr>
+            </w:pPr>
+            <w:r>
+              <w:rPr>
+                <w:rFonts w:ascii="Times New Roman" w:cs="Times New Roman" w:eastAsia="Times New Roman" w:hAnsi="Times New Roman"/>
+                <w:sz w:val="18"/>
+                <w:szCs w:val="18"/>
                 <w:rtl w:val="0"/>
               </w:rPr>
               <w:t xml:space="preserve">Mejorar los procesos internos de la empresa, para maximizar el bienestar de los empleados y aumentar las capacidades digitales internas.</w:t>
@@ -10011,14 +10700,106 @@
               <w:spacing w:line="252.00000000000003" w:lineRule="auto"/>
               <w:rPr>
                 <w:rFonts w:ascii="Times New Roman" w:cs="Times New Roman" w:eastAsia="Times New Roman" w:hAnsi="Times New Roman"/>
-              </w:rPr>
-            </w:pPr>
-            <w:r>
-              <w:rPr>
-                <w:rFonts w:ascii="Times New Roman" w:cs="Times New Roman" w:eastAsia="Times New Roman" w:hAnsi="Times New Roman"/>
+                <w:sz w:val="18"/>
+                <w:szCs w:val="18"/>
+              </w:rPr>
+            </w:pPr>
+            <w:r>
+              <w:rPr>
+                <w:rFonts w:ascii="Times New Roman" w:cs="Times New Roman" w:eastAsia="Times New Roman" w:hAnsi="Times New Roman"/>
+                <w:sz w:val="18"/>
+                <w:szCs w:val="18"/>
                 <w:rtl w:val="0"/>
               </w:rPr>
               <w:t xml:space="preserve">Indicadores: Nivel de productividad, tiempo de mejora de implementación de automatizaciones, calidad de datos y desempeño de la estrategia de mejora.</w:t>
+            </w:r>
+          </w:p>
+        </w:tc>
+        <w:tc>
+          <w:tcPr>
+            <w:tcBorders>
+              <w:top w:color="000000" w:space="0" w:sz="0" w:val="nil"/>
+              <w:left w:color="000000" w:space="0" w:sz="0" w:val="nil"/>
+              <w:bottom w:color="d7dee4" w:space="0" w:sz="5" w:val="single"/>
+              <w:right w:color="d7dee4" w:space="0" w:sz="5" w:val="single"/>
+            </w:tcBorders>
+            <w:tcMar>
+              <w:top w:w="80.0" w:type="dxa"/>
+              <w:left w:w="120.0" w:type="dxa"/>
+              <w:bottom w:w="80.0" w:type="dxa"/>
+              <w:right w:w="120.0" w:type="dxa"/>
+            </w:tcMar>
+            <w:vAlign w:val="top"/>
+          </w:tcPr>
+          <w:p>
+            <w:pPr>
+              <w:spacing w:line="252.00000000000003" w:lineRule="auto"/>
+              <w:rPr>
+                <w:rFonts w:ascii="Times New Roman" w:cs="Times New Roman" w:eastAsia="Times New Roman" w:hAnsi="Times New Roman"/>
+                <w:sz w:val="18"/>
+                <w:szCs w:val="18"/>
+              </w:rPr>
+            </w:pPr>
+            <w:commentRangeStart w:id="17"/>
+            <w:r>
+              <w:rPr>
+                <w:rFonts w:ascii="Times New Roman" w:cs="Times New Roman" w:eastAsia="Times New Roman" w:hAnsi="Times New Roman"/>
+                <w:sz w:val="18"/>
+                <w:szCs w:val="18"/>
+                <w:rtl w:val="0"/>
+              </w:rPr>
+              <w:t xml:space="preserve">Índice de compromiso de colaboradores 93/100 en 2025 (Banco BBVA Perú, 2026b, p. 12) y adopción interna de Blue Buddy del 90% en junio de 2026 (Banco BBVA Perú, 2026a). Productividad, tiempo de implementación de automatizaciones y calidad de datos: NO HAY FUENTES EN INTERNET DISPONIBLES.</w:t>
+            </w:r>
+            <w:commentRangeEnd w:id="17"/>
+            <w:r>
+              <w:rPr>
+                <w:rStyle w:val="CommentReference"/>
+              </w:rPr>
+              <w:commentReference w:id="17"/>
+            </w:r>
+          </w:p>
+        </w:tc>
+        <w:tc>
+          <w:tcPr>
+            <w:tcBorders>
+              <w:top w:color="000000" w:space="0" w:sz="0" w:val="nil"/>
+              <w:left w:color="000000" w:space="0" w:sz="0" w:val="nil"/>
+              <w:bottom w:color="d7dee4" w:space="0" w:sz="5" w:val="single"/>
+              <w:right w:color="d7dee4" w:space="0" w:sz="5" w:val="single"/>
+            </w:tcBorders>
+            <w:tcMar>
+              <w:top w:w="80.0" w:type="dxa"/>
+              <w:left w:w="120.0" w:type="dxa"/>
+              <w:bottom w:w="80.0" w:type="dxa"/>
+              <w:right w:w="120.0" w:type="dxa"/>
+            </w:tcMar>
+            <w:vAlign w:val="top"/>
+          </w:tcPr>
+          <w:p>
+            <w:pPr>
+              <w:spacing w:line="252.00000000000003" w:lineRule="auto"/>
+              <w:rPr>
+                <w:rFonts w:ascii="Times New Roman" w:cs="Times New Roman" w:eastAsia="Times New Roman" w:hAnsi="Times New Roman"/>
+                <w:sz w:val="18"/>
+                <w:szCs w:val="18"/>
+              </w:rPr>
+            </w:pPr>
+            <w:commentRangeStart w:id="18"/>
+            <w:r>
+              <w:rPr>
+                <w:rFonts w:ascii="Times New Roman" w:cs="Times New Roman" w:eastAsia="Times New Roman" w:hAnsi="Times New Roman"/>
+                <w:sz w:val="18"/>
+                <w:szCs w:val="18"/>
+                <w:rtl w:val="0"/>
+              </w:rPr>
+              <w:t xml:space="preserve">Índice de compromiso ≥ 93/100 y adopción interna de Blue Buddy ≥ 95% a 18 meses. Definir la línea base de productividad y de automatizaciones en los primeros 6 meses.</w:t>
+            </w:r>
+            <w:commentRangeEnd w:id="18"/>
+            <w:r>
+              <w:rPr>
+                <w:rStyle w:val="CommentReference"/>
+              </w:rPr>
+              <w:commentReference w:id="18"/>
             </w:r>
           </w:p>
         </w:tc>
@@ -10042,17 +10823,20 @@
         </w:rPr>
         <w:t xml:space="preserve">Nota. </w:t>
       </w:r>
-      <w:r>
-        <w:rPr>
-          <w:rFonts w:ascii="Times New Roman" w:cs="Times New Roman" w:eastAsia="Times New Roman" w:hAnsi="Times New Roman"/>
-          <w:rtl w:val="0"/>
-        </w:rPr>
-        <w:t xml:space="preserve">Elaboración propia.</w:t>
-      </w:r>
-      <w:r>
-        <w:rPr>
-          <w:rtl w:val="0"/>
-        </w:rPr>
+      <w:commentRangeStart w:id="19"/>
+      <w:r>
+        <w:rPr>
+          <w:rFonts w:ascii="Times New Roman" w:cs="Times New Roman" w:eastAsia="Times New Roman" w:hAnsi="Times New Roman"/>
+          <w:rtl w:val="0"/>
+        </w:rPr>
+        <w:t>Elaboración propia con base en Banco BBVA Perú (2026a, 2026b) y BBVA (2025). Las líneas base corresponden a datos públicos del periodo indicado; las metas a 18 meses son propuestas del equipo, pendientes de validación con la entidad. La frase “NO HAY FUENTES EN INTERNET DISPONIBLES” señala indicadores sin dato público, que deberán instrumentarse como parte de la meta.</w:t>
+      </w:r>
+      <w:commentRangeEnd w:id="19"/>
+      <w:r>
+        <w:rPr>
+          <w:rStyle w:val="CommentReference"/>
+        </w:rPr>
+        <w:commentReference w:id="19"/>
       </w:r>
     </w:p>
     <w:p>
@@ -12956,6 +13740,21 @@
         </w:rPr>
         <w:t xml:space="preserve">Un proceso se considera crítico cuando su falla impide alcanzar un objetivo estratégico declarado, genera pérdida económica material o expone al Banco a incumplimiento regulatorio. La evaluación pondera cinco criterios: contribución a las prioridades del ciclo 2025-2029, impacto económico, exposición regulatoria, volumen de ejecución y dependencia de los demás procesos. El criterio regulatorio recoge la orientación reciente del supervisor, que trasladó la exigencia de resiliencia operacional hacia los servicios prestados por canales digitales (SBS, 2025).</w:t>
       </w:r>
+      <w:commentRangeStart w:id="20"/>
+      <w:r>
+        <w:rPr>
+          <w:rFonts w:ascii="Times New Roman" w:cs="Times New Roman" w:eastAsia="Times New Roman" w:hAnsi="Times New Roman"/>
+          <w:rtl w:val="0"/>
+        </w:rPr>
+        <w:t xml:space="preserve"> Además, la criticidad se verifica contra la totalidad de los objetivos de la Tabla 10: cada macroproceso crítico se asocia de forma explícita con los objetivos que habilita, de modo que OE1 a OE6 queden cubiertos.</w:t>
+      </w:r>
+      <w:commentRangeEnd w:id="20"/>
+      <w:r>
+        <w:rPr>
+          <w:rStyle w:val="CommentReference"/>
+        </w:rPr>
+        <w:commentReference w:id="20"/>
+      </w:r>
     </w:p>
     <w:p>
       <w:pPr>
@@ -13002,7 +13801,7 @@
     <w:tbl>
       <w:tblPr>
         <w:tblStyle w:val="Table12"/>
-        <w:tblW w:w="8385.0" w:type="dxa"/>
+        <w:tblW w:w="8385" w:type="dxa"/>
         <w:jc w:val="left"/>
         <w:tblInd w:w="690.0" w:type="dxa"/>
         <w:tblBorders>
@@ -13017,8 +13816,9 @@
         <w:tblLook w:val="0600"/>
       </w:tblPr>
       <w:tblGrid>
-        <w:gridCol w:w="3285"/>
-        <w:gridCol w:w="5100"/>
+        <w:gridCol w:w="2000"/>
+        <w:gridCol w:w="3600"/>
+        <w:gridCol w:w="2785"/>
         <w:tblGridChange w:id="0">
           <w:tblGrid>
             <w:gridCol w:w="3285"/>
@@ -13068,12 +13868,16 @@
               <w:rPr>
                 <w:rFonts w:ascii="Times New Roman" w:cs="Times New Roman" w:eastAsia="Times New Roman" w:hAnsi="Times New Roman"/>
                 <w:color w:val="fafbfc"/>
+                <w:sz w:val="18"/>
+                <w:szCs w:val="18"/>
               </w:rPr>
             </w:pPr>
             <w:r>
               <w:rPr>
                 <w:rFonts w:ascii="Times New Roman" w:cs="Times New Roman" w:eastAsia="Times New Roman" w:hAnsi="Times New Roman"/>
                 <w:color w:val="fafbfc"/>
+                <w:sz w:val="18"/>
+                <w:szCs w:val="18"/>
                 <w:rtl w:val="0"/>
               </w:rPr>
               <w:t xml:space="preserve">Macroproceso </w:t>
@@ -13117,24 +13921,22 @@
               <w:rPr>
                 <w:rFonts w:ascii="Times New Roman" w:cs="Times New Roman" w:eastAsia="Times New Roman" w:hAnsi="Times New Roman"/>
                 <w:color w:val="fafbfc"/>
+                <w:sz w:val="18"/>
+                <w:szCs w:val="18"/>
               </w:rPr>
             </w:pPr>
             <w:r>
               <w:rPr>
                 <w:rFonts w:ascii="Times New Roman" w:cs="Times New Roman" w:eastAsia="Times New Roman" w:hAnsi="Times New Roman"/>
                 <w:color w:val="fafbfc"/>
+                <w:sz w:val="18"/>
+                <w:szCs w:val="18"/>
                 <w:rtl w:val="0"/>
               </w:rPr>
               <w:t xml:space="preserve">Fundamento de la criticidad </w:t>
             </w:r>
           </w:p>
         </w:tc>
-      </w:tr>
-      <w:tr>
-        <w:trPr>
-          <w:cantSplit w:val="0"/>
-          <w:tblHeader w:val="0"/>
-        </w:trPr>
         <w:tc>
           <w:tcPr>
             <w:tcBorders>
@@ -13143,7 +13945,7 @@
               <w:bottom w:color="d7dee4" w:space="0" w:sz="8" w:val="single"/>
               <w:right w:color="d7dee4" w:space="0" w:sz="8" w:val="single"/>
             </w:tcBorders>
-            <w:shd w:fill="auto" w:val="clear"/>
+            <w:shd w:fill="004481" w:val="clear"/>
             <w:tcMar>
               <w:top w:w="100.0" w:type="dxa"/>
               <w:left w:w="100.0" w:type="dxa"/>
@@ -13171,23 +13973,37 @@
               <w:jc w:val="left"/>
               <w:rPr>
                 <w:rFonts w:ascii="Times New Roman" w:cs="Times New Roman" w:eastAsia="Times New Roman" w:hAnsi="Times New Roman"/>
-                <w:b w:val="1"/>
-                <w:bCs w:val="1"/>
-                <w:color w:val="072146"/>
-              </w:rPr>
-            </w:pPr>
-            <w:r>
-              <w:rPr>
-                <w:rFonts w:ascii="Times New Roman" w:cs="Times New Roman" w:eastAsia="Times New Roman" w:hAnsi="Times New Roman"/>
-                <w:b w:val="1"/>
-                <w:bCs w:val="1"/>
-                <w:color w:val="072146"/>
-                <w:rtl w:val="0"/>
-              </w:rPr>
-              <w:t xml:space="preserve">Operación de canales y servicios digitales </w:t>
-            </w:r>
-          </w:p>
-        </w:tc>
+                <w:color w:val="fafbfc"/>
+                <w:sz w:val="18"/>
+                <w:szCs w:val="18"/>
+              </w:rPr>
+            </w:pPr>
+            <w:commentRangeStart w:id="21"/>
+            <w:r>
+              <w:rPr>
+                <w:rFonts w:ascii="Times New Roman" w:cs="Times New Roman" w:eastAsia="Times New Roman" w:hAnsi="Times New Roman"/>
+                <w:color w:val="fafbfc"/>
+                <w:sz w:val="18"/>
+                <w:szCs w:val="18"/>
+                <w:rtl w:val="0"/>
+              </w:rPr>
+              <w:t xml:space="preserve">Objetivos estratégicos que habilita</w:t>
+            </w:r>
+            <w:commentRangeEnd w:id="21"/>
+            <w:r>
+              <w:rPr>
+                <w:rStyle w:val="CommentReference"/>
+              </w:rPr>
+              <w:commentReference w:id="21"/>
+            </w:r>
+          </w:p>
+        </w:tc>
+      </w:tr>
+      <w:tr>
+        <w:trPr>
+          <w:cantSplit w:val="0"/>
+          <w:tblHeader w:val="0"/>
+        </w:trPr>
         <w:tc>
           <w:tcPr>
             <w:tcBorders>
@@ -13224,23 +14040,27 @@
               <w:jc w:val="left"/>
               <w:rPr>
                 <w:rFonts w:ascii="Times New Roman" w:cs="Times New Roman" w:eastAsia="Times New Roman" w:hAnsi="Times New Roman"/>
-              </w:rPr>
-            </w:pPr>
-            <w:r>
-              <w:rPr>
-                <w:rFonts w:ascii="Times New Roman" w:cs="Times New Roman" w:eastAsia="Times New Roman" w:hAnsi="Times New Roman"/>
-                <w:rtl w:val="0"/>
-              </w:rPr>
-              <w:t xml:space="preserve">Procesa 581.7 millones de transacciones digitales anuales y más del 81% de las operaciones del Banco. La norma de continuidad exige priorizar los servicios prestados por canales digitales </w:t>
-            </w:r>
-          </w:p>
-        </w:tc>
-      </w:tr>
-      <w:tr>
-        <w:trPr>
-          <w:cantSplit w:val="0"/>
-          <w:tblHeader w:val="0"/>
-        </w:trPr>
+                <w:b w:val="1"/>
+                <w:bCs w:val="1"/>
+                <w:color w:val="072146"/>
+                <w:sz w:val="18"/>
+                <w:szCs w:val="18"/>
+              </w:rPr>
+            </w:pPr>
+            <w:r>
+              <w:rPr>
+                <w:rFonts w:ascii="Times New Roman" w:cs="Times New Roman" w:eastAsia="Times New Roman" w:hAnsi="Times New Roman"/>
+                <w:b w:val="1"/>
+                <w:bCs w:val="1"/>
+                <w:color w:val="072146"/>
+                <w:sz w:val="18"/>
+                <w:szCs w:val="18"/>
+                <w:rtl w:val="0"/>
+              </w:rPr>
+              <w:t xml:space="preserve">Operación de canales y servicios digitales </w:t>
+            </w:r>
+          </w:p>
+        </w:tc>
         <w:tc>
           <w:tcPr>
             <w:tcBorders>
@@ -13249,7 +14069,7 @@
               <w:bottom w:color="d7dee4" w:space="0" w:sz="8" w:val="single"/>
               <w:right w:color="d7dee4" w:space="0" w:sz="8" w:val="single"/>
             </w:tcBorders>
-            <w:shd w:fill="fafbfc" w:val="clear"/>
+            <w:shd w:fill="auto" w:val="clear"/>
             <w:tcMar>
               <w:top w:w="100.0" w:type="dxa"/>
               <w:left w:w="100.0" w:type="dxa"/>
@@ -13277,20 +14097,18 @@
               <w:jc w:val="left"/>
               <w:rPr>
                 <w:rFonts w:ascii="Times New Roman" w:cs="Times New Roman" w:eastAsia="Times New Roman" w:hAnsi="Times New Roman"/>
-                <w:b w:val="1"/>
-                <w:bCs w:val="1"/>
-                <w:color w:val="072146"/>
-              </w:rPr>
-            </w:pPr>
-            <w:r>
-              <w:rPr>
-                <w:rFonts w:ascii="Times New Roman" w:cs="Times New Roman" w:eastAsia="Times New Roman" w:hAnsi="Times New Roman"/>
-                <w:b w:val="1"/>
-                <w:bCs w:val="1"/>
-                <w:color w:val="072146"/>
-                <w:rtl w:val="0"/>
-              </w:rPr>
-              <w:t xml:space="preserve">Gestión de datos, analítica e inteligencia artificial </w:t>
+                <w:sz w:val="18"/>
+                <w:szCs w:val="18"/>
+              </w:rPr>
+            </w:pPr>
+            <w:r>
+              <w:rPr>
+                <w:rFonts w:ascii="Times New Roman" w:cs="Times New Roman" w:eastAsia="Times New Roman" w:hAnsi="Times New Roman"/>
+                <w:sz w:val="18"/>
+                <w:szCs w:val="18"/>
+                <w:rtl w:val="0"/>
+              </w:rPr>
+              <w:t xml:space="preserve">Procesa 581.7 millones de transacciones digitales anuales y más del 81% de las operaciones del Banco. La norma de continuidad exige priorizar los servicios prestados por canales digitales </w:t>
             </w:r>
           </w:p>
         </w:tc>
@@ -13302,7 +14120,7 @@
               <w:bottom w:color="d7dee4" w:space="0" w:sz="8" w:val="single"/>
               <w:right w:color="d7dee4" w:space="0" w:sz="8" w:val="single"/>
             </w:tcBorders>
-            <w:shd w:fill="fafbfc" w:val="clear"/>
+            <w:shd w:fill="auto" w:val="clear"/>
             <w:tcMar>
               <w:top w:w="100.0" w:type="dxa"/>
               <w:left w:w="100.0" w:type="dxa"/>
@@ -13330,14 +14148,26 @@
               <w:jc w:val="left"/>
               <w:rPr>
                 <w:rFonts w:ascii="Times New Roman" w:cs="Times New Roman" w:eastAsia="Times New Roman" w:hAnsi="Times New Roman"/>
-              </w:rPr>
-            </w:pPr>
-            <w:r>
-              <w:rPr>
-                <w:rFonts w:ascii="Times New Roman" w:cs="Times New Roman" w:eastAsia="Times New Roman" w:hAnsi="Times New Roman"/>
-                <w:rtl w:val="0"/>
-              </w:rPr>
-              <w:t xml:space="preserve">Materializa el objetivo OE5, que declara la disponibilidad de datos y las tecnologías de nueva generación como prioridad estratégica. Sustenta la plataforma corporativa de datos desplegada en 2025 </w:t>
+                <w:sz w:val="18"/>
+                <w:szCs w:val="18"/>
+              </w:rPr>
+            </w:pPr>
+            <w:commentRangeStart w:id="22"/>
+            <w:r>
+              <w:rPr>
+                <w:rFonts w:ascii="Times New Roman" w:cs="Times New Roman" w:eastAsia="Times New Roman" w:hAnsi="Times New Roman"/>
+                <w:sz w:val="18"/>
+                <w:szCs w:val="18"/>
+                <w:rtl w:val="0"/>
+              </w:rPr>
+              <w:t xml:space="preserve">OE1: sostiene la experiencia omnicanal y el NPS (retail 52.57%; pyme 33.6%). OE3: soporta el onboarding y las soluciones transaccionales de empresas (cash management). OE4: concentra el volumen operativo que determina el ratio de eficiencia (40.0% al 2T 2026).</w:t>
+            </w:r>
+            <w:commentRangeEnd w:id="22"/>
+            <w:r>
+              <w:rPr>
+                <w:rStyle w:val="CommentReference"/>
+              </w:rPr>
+              <w:commentReference w:id="22"/>
             </w:r>
           </w:p>
         </w:tc>
@@ -13355,7 +14185,7 @@
               <w:bottom w:color="d7dee4" w:space="0" w:sz="8" w:val="single"/>
               <w:right w:color="d7dee4" w:space="0" w:sz="8" w:val="single"/>
             </w:tcBorders>
-            <w:shd w:fill="auto" w:val="clear"/>
+            <w:shd w:fill="fafbfc" w:val="clear"/>
             <w:tcMar>
               <w:top w:w="100.0" w:type="dxa"/>
               <w:left w:w="100.0" w:type="dxa"/>
@@ -13386,6 +14216,8 @@
                 <w:b w:val="1"/>
                 <w:bCs w:val="1"/>
                 <w:color w:val="072146"/>
+                <w:sz w:val="18"/>
+                <w:szCs w:val="18"/>
               </w:rPr>
             </w:pPr>
             <w:r>
@@ -13394,9 +14226,11 @@
                 <w:b w:val="1"/>
                 <w:bCs w:val="1"/>
                 <w:color w:val="072146"/>
-                <w:rtl w:val="0"/>
-              </w:rPr>
-              <w:t xml:space="preserve">Seguridad de la información y ciberseguridad </w:t>
+                <w:sz w:val="18"/>
+                <w:szCs w:val="18"/>
+                <w:rtl w:val="0"/>
+              </w:rPr>
+              <w:t xml:space="preserve">Gestión de datos, analítica e inteligencia artificial </w:t>
             </w:r>
           </w:p>
         </w:tc>
@@ -13408,7 +14242,7 @@
               <w:bottom w:color="d7dee4" w:space="0" w:sz="8" w:val="single"/>
               <w:right w:color="d7dee4" w:space="0" w:sz="8" w:val="single"/>
             </w:tcBorders>
-            <w:shd w:fill="auto" w:val="clear"/>
+            <w:shd w:fill="fafbfc" w:val="clear"/>
             <w:tcMar>
               <w:top w:w="100.0" w:type="dxa"/>
               <w:left w:w="100.0" w:type="dxa"/>
@@ -13436,14 +14270,250 @@
               <w:jc w:val="left"/>
               <w:rPr>
                 <w:rFonts w:ascii="Times New Roman" w:cs="Times New Roman" w:eastAsia="Times New Roman" w:hAnsi="Times New Roman"/>
-              </w:rPr>
-            </w:pPr>
-            <w:r>
-              <w:rPr>
-                <w:rFonts w:ascii="Times New Roman" w:cs="Times New Roman" w:eastAsia="Times New Roman" w:hAnsi="Times New Roman"/>
+                <w:sz w:val="18"/>
+                <w:szCs w:val="18"/>
+              </w:rPr>
+            </w:pPr>
+            <w:r>
+              <w:rPr>
+                <w:rFonts w:ascii="Times New Roman" w:cs="Times New Roman" w:eastAsia="Times New Roman" w:hAnsi="Times New Roman"/>
+                <w:sz w:val="18"/>
+                <w:szCs w:val="18"/>
+                <w:rtl w:val="0"/>
+              </w:rPr>
+              <w:t xml:space="preserve">Materializa el objetivo OE5, que declara la disponibilidad de datos y las tecnologías de nueva generación como prioridad estratégica. Sustenta la plataforma corporativa de datos desplegada en 2025 </w:t>
+            </w:r>
+          </w:p>
+        </w:tc>
+        <w:tc>
+          <w:tcPr>
+            <w:tcBorders>
+              <w:top w:color="d7dee4" w:space="0" w:sz="8" w:val="single"/>
+              <w:left w:color="d7dee4" w:space="0" w:sz="8" w:val="single"/>
+              <w:bottom w:color="d7dee4" w:space="0" w:sz="8" w:val="single"/>
+              <w:right w:color="d7dee4" w:space="0" w:sz="8" w:val="single"/>
+            </w:tcBorders>
+            <w:shd w:fill="fafbfc" w:val="clear"/>
+            <w:tcMar>
+              <w:top w:w="100.0" w:type="dxa"/>
+              <w:left w:w="100.0" w:type="dxa"/>
+              <w:bottom w:w="100.0" w:type="dxa"/>
+              <w:right w:w="100.0" w:type="dxa"/>
+            </w:tcMar>
+            <w:vAlign w:val="top"/>
+          </w:tcPr>
+          <w:p>
+            <w:pPr>
+              <w:keepNext w:val="0"/>
+              <w:keepLines w:val="0"/>
+              <w:pageBreakBefore w:val="0"/>
+              <w:widowControl w:val="0"/>
+              <w:pBdr>
+                <w:top w:space="0" w:sz="0" w:val="nil"/>
+                <w:left w:space="0" w:sz="0" w:val="nil"/>
+                <w:bottom w:space="0" w:sz="0" w:val="nil"/>
+                <w:right w:space="0" w:sz="0" w:val="nil"/>
+                <w:between w:space="0" w:sz="0" w:val="nil"/>
+              </w:pBdr>
+              <w:shd w:fill="auto" w:val="clear"/>
+              <w:spacing w:after="0" w:before="0" w:line="240" w:lineRule="auto"/>
+              <w:ind w:left="0" w:right="0" w:firstLine="0"/>
+              <w:jc w:val="left"/>
+              <w:rPr>
+                <w:rFonts w:ascii="Times New Roman" w:cs="Times New Roman" w:eastAsia="Times New Roman" w:hAnsi="Times New Roman"/>
+                <w:sz w:val="18"/>
+                <w:szCs w:val="18"/>
+              </w:rPr>
+            </w:pPr>
+            <w:commentRangeStart w:id="23"/>
+            <w:r>
+              <w:rPr>
+                <w:rFonts w:ascii="Times New Roman" w:cs="Times New Roman" w:eastAsia="Times New Roman" w:hAnsi="Times New Roman"/>
+                <w:sz w:val="18"/>
+                <w:szCs w:val="18"/>
+                <w:rtl w:val="0"/>
+              </w:rPr>
+              <w:t xml:space="preserve">OE5: objetivo directo. OE2: aloja la taxonomía, la trazabilidad y los datos ESG con que se mide y reporta la facturación sostenible (S/ 8,989 millones al 1S 2026). OE4: aporta rentabilidad por cliente, pricing y modelos de riesgo que sustentan el ROE (18.7%) y la mora (2.69%). OE6: calidad de datos y automatizaciones internas.</w:t>
+            </w:r>
+            <w:commentRangeEnd w:id="23"/>
+            <w:r>
+              <w:rPr>
+                <w:rStyle w:val="CommentReference"/>
+              </w:rPr>
+              <w:commentReference w:id="23"/>
+            </w:r>
+          </w:p>
+        </w:tc>
+      </w:tr>
+      <w:tr>
+        <w:trPr>
+          <w:cantSplit w:val="0"/>
+          <w:tblHeader w:val="0"/>
+        </w:trPr>
+        <w:tc>
+          <w:tcPr>
+            <w:tcBorders>
+              <w:top w:color="d7dee4" w:space="0" w:sz="8" w:val="single"/>
+              <w:left w:color="d7dee4" w:space="0" w:sz="8" w:val="single"/>
+              <w:bottom w:color="d7dee4" w:space="0" w:sz="8" w:val="single"/>
+              <w:right w:color="d7dee4" w:space="0" w:sz="8" w:val="single"/>
+            </w:tcBorders>
+            <w:shd w:fill="auto" w:val="clear"/>
+            <w:tcMar>
+              <w:top w:w="100.0" w:type="dxa"/>
+              <w:left w:w="100.0" w:type="dxa"/>
+              <w:bottom w:w="100.0" w:type="dxa"/>
+              <w:right w:w="100.0" w:type="dxa"/>
+            </w:tcMar>
+            <w:vAlign w:val="top"/>
+          </w:tcPr>
+          <w:p>
+            <w:pPr>
+              <w:keepNext w:val="0"/>
+              <w:keepLines w:val="0"/>
+              <w:pageBreakBefore w:val="0"/>
+              <w:widowControl w:val="0"/>
+              <w:pBdr>
+                <w:top w:space="0" w:sz="0" w:val="nil"/>
+                <w:left w:space="0" w:sz="0" w:val="nil"/>
+                <w:bottom w:space="0" w:sz="0" w:val="nil"/>
+                <w:right w:space="0" w:sz="0" w:val="nil"/>
+                <w:between w:space="0" w:sz="0" w:val="nil"/>
+              </w:pBdr>
+              <w:shd w:fill="auto" w:val="clear"/>
+              <w:spacing w:after="0" w:before="0" w:line="240" w:lineRule="auto"/>
+              <w:ind w:left="0" w:right="0" w:firstLine="0"/>
+              <w:jc w:val="left"/>
+              <w:rPr>
+                <w:rFonts w:ascii="Times New Roman" w:cs="Times New Roman" w:eastAsia="Times New Roman" w:hAnsi="Times New Roman"/>
+                <w:b w:val="1"/>
+                <w:bCs w:val="1"/>
+                <w:color w:val="072146"/>
+                <w:sz w:val="18"/>
+                <w:szCs w:val="18"/>
+              </w:rPr>
+            </w:pPr>
+            <w:r>
+              <w:rPr>
+                <w:rFonts w:ascii="Times New Roman" w:cs="Times New Roman" w:eastAsia="Times New Roman" w:hAnsi="Times New Roman"/>
+                <w:b w:val="1"/>
+                <w:bCs w:val="1"/>
+                <w:color w:val="072146"/>
+                <w:sz w:val="18"/>
+                <w:szCs w:val="18"/>
+                <w:rtl w:val="0"/>
+              </w:rPr>
+              <w:t xml:space="preserve">Seguridad de la información y ciberseguridad </w:t>
+            </w:r>
+          </w:p>
+        </w:tc>
+        <w:tc>
+          <w:tcPr>
+            <w:tcBorders>
+              <w:top w:color="d7dee4" w:space="0" w:sz="8" w:val="single"/>
+              <w:left w:color="d7dee4" w:space="0" w:sz="8" w:val="single"/>
+              <w:bottom w:color="d7dee4" w:space="0" w:sz="8" w:val="single"/>
+              <w:right w:color="d7dee4" w:space="0" w:sz="8" w:val="single"/>
+            </w:tcBorders>
+            <w:shd w:fill="auto" w:val="clear"/>
+            <w:tcMar>
+              <w:top w:w="100.0" w:type="dxa"/>
+              <w:left w:w="100.0" w:type="dxa"/>
+              <w:bottom w:w="100.0" w:type="dxa"/>
+              <w:right w:w="100.0" w:type="dxa"/>
+            </w:tcMar>
+            <w:vAlign w:val="top"/>
+          </w:tcPr>
+          <w:p>
+            <w:pPr>
+              <w:keepNext w:val="0"/>
+              <w:keepLines w:val="0"/>
+              <w:pageBreakBefore w:val="0"/>
+              <w:widowControl w:val="0"/>
+              <w:pBdr>
+                <w:top w:space="0" w:sz="0" w:val="nil"/>
+                <w:left w:space="0" w:sz="0" w:val="nil"/>
+                <w:bottom w:space="0" w:sz="0" w:val="nil"/>
+                <w:right w:space="0" w:sz="0" w:val="nil"/>
+                <w:between w:space="0" w:sz="0" w:val="nil"/>
+              </w:pBdr>
+              <w:shd w:fill="auto" w:val="clear"/>
+              <w:spacing w:after="0" w:before="0" w:line="240" w:lineRule="auto"/>
+              <w:ind w:left="0" w:right="0" w:firstLine="0"/>
+              <w:jc w:val="left"/>
+              <w:rPr>
+                <w:rFonts w:ascii="Times New Roman" w:cs="Times New Roman" w:eastAsia="Times New Roman" w:hAnsi="Times New Roman"/>
+                <w:sz w:val="18"/>
+                <w:szCs w:val="18"/>
+              </w:rPr>
+            </w:pPr>
+            <w:r>
+              <w:rPr>
+                <w:rFonts w:ascii="Times New Roman" w:cs="Times New Roman" w:eastAsia="Times New Roman" w:hAnsi="Times New Roman"/>
+                <w:sz w:val="18"/>
+                <w:szCs w:val="18"/>
                 <w:rtl w:val="0"/>
               </w:rPr>
               <w:t xml:space="preserve">Único macroproceso sujeto a régimen normativo con sanciones propias, construido sobre estándares NIST e ISO/IEC. Protege la operación digital y los datos de 9,465,848 clientes </w:t>
+            </w:r>
+          </w:p>
+        </w:tc>
+        <w:tc>
+          <w:tcPr>
+            <w:tcBorders>
+              <w:top w:color="d7dee4" w:space="0" w:sz="8" w:val="single"/>
+              <w:left w:color="d7dee4" w:space="0" w:sz="8" w:val="single"/>
+              <w:bottom w:color="d7dee4" w:space="0" w:sz="8" w:val="single"/>
+              <w:right w:color="d7dee4" w:space="0" w:sz="8" w:val="single"/>
+            </w:tcBorders>
+            <w:shd w:fill="auto" w:val="clear"/>
+            <w:tcMar>
+              <w:top w:w="100.0" w:type="dxa"/>
+              <w:left w:w="100.0" w:type="dxa"/>
+              <w:bottom w:w="100.0" w:type="dxa"/>
+              <w:right w:w="100.0" w:type="dxa"/>
+            </w:tcMar>
+            <w:vAlign w:val="top"/>
+          </w:tcPr>
+          <w:p>
+            <w:pPr>
+              <w:keepNext w:val="0"/>
+              <w:keepLines w:val="0"/>
+              <w:pageBreakBefore w:val="0"/>
+              <w:widowControl w:val="0"/>
+              <w:pBdr>
+                <w:top w:space="0" w:sz="0" w:val="nil"/>
+                <w:left w:space="0" w:sz="0" w:val="nil"/>
+                <w:bottom w:space="0" w:sz="0" w:val="nil"/>
+                <w:right w:space="0" w:sz="0" w:val="nil"/>
+                <w:between w:space="0" w:sz="0" w:val="nil"/>
+              </w:pBdr>
+              <w:shd w:fill="auto" w:val="clear"/>
+              <w:spacing w:after="0" w:before="0" w:line="240" w:lineRule="auto"/>
+              <w:ind w:left="0" w:right="0" w:firstLine="0"/>
+              <w:jc w:val="left"/>
+              <w:rPr>
+                <w:rFonts w:ascii="Times New Roman" w:cs="Times New Roman" w:eastAsia="Times New Roman" w:hAnsi="Times New Roman"/>
+                <w:sz w:val="18"/>
+                <w:szCs w:val="18"/>
+              </w:rPr>
+            </w:pPr>
+            <w:commentRangeStart w:id="24"/>
+            <w:r>
+              <w:rPr>
+                <w:rFonts w:ascii="Times New Roman" w:cs="Times New Roman" w:eastAsia="Times New Roman" w:hAnsi="Times New Roman"/>
+                <w:sz w:val="18"/>
+                <w:szCs w:val="18"/>
+                <w:rtl w:val="0"/>
+              </w:rPr>
+              <w:t xml:space="preserve">Habilitador transversal: protege los datos y la continuidad que requieren todos los objetivos. OE1: confianza del cliente. OE2: integridad del dato ESG reportado. OE5: datos gobernados, seguridad y observabilidad (Tabla 10).</w:t>
+            </w:r>
+            <w:commentRangeEnd w:id="24"/>
+            <w:r>
+              <w:rPr>
+                <w:rStyle w:val="CommentReference"/>
+              </w:rPr>
+              <w:commentReference w:id="24"/>
             </w:r>
           </w:p>
         </w:tc>
@@ -13468,17 +14538,20 @@
         </w:rPr>
         <w:t xml:space="preserve">Nota.</w:t>
       </w:r>
-      <w:r>
-        <w:rPr>
-          <w:rFonts w:ascii="Times New Roman" w:cs="Times New Roman" w:eastAsia="Times New Roman" w:hAnsi="Times New Roman"/>
-          <w:rtl w:val="0"/>
-        </w:rPr>
-        <w:t xml:space="preserve"> Elaboración propia.</w:t>
-      </w:r>
-      <w:r>
-        <w:rPr>
-          <w:rtl w:val="0"/>
-        </w:rPr>
+      <w:commentRangeStart w:id="25"/>
+      <w:r>
+        <w:rPr>
+          <w:rFonts w:ascii="Times New Roman" w:cs="Times New Roman" w:eastAsia="Times New Roman" w:hAnsi="Times New Roman"/>
+          <w:rtl w:val="0"/>
+        </w:rPr>
+        <w:t xml:space="preserve"> Elaboración propia con base en la Tabla 10. Cobertura: OE1, OE3 y OE4 por la operación de canales; OE2, OE4, OE5 y OE6 por la gestión de datos, analítica e IA; y seguridad como habilitador transversal. Cada objetivo cuenta con al menos un macroproceso crítico.</w:t>
+      </w:r>
+      <w:commentRangeEnd w:id="25"/>
+      <w:r>
+        <w:rPr>
+          <w:rStyle w:val="CommentReference"/>
+        </w:rPr>
+        <w:commentReference w:id="25"/>
       </w:r>
     </w:p>
     <w:p>
@@ -15107,6 +16180,406 @@
           <w:rtl w:val="0"/>
         </w:rPr>
         <w:t xml:space="preserve">tenemos que aplicar las correcciones en base al feedback del JP para el entregable parcial</w:t>
+      </w:r>
+    </w:p>
+  </w:comment>
+  <w:comment w:id="1" w:author="Jorge Chamorro" w:initials="JC" w:date="2026-10-03T16:24:52Z">
+    <w:p>
+      <w:pPr>
+        <w:pStyle w:val="CommentText"/>
+      </w:pPr>
+      <w:r>
+        <w:rPr>
+          <w:rStyle w:val="CommentReference"/>
+        </w:rPr>
+        <w:annotationRef/>
+      </w:r>
+      <w:r>
+        <w:t>Corrección Práctica 1, criterio 1 (Descripción de la Empresa): el docente pidió profundizar la brecha NPS Retail 52.57% vs. Pyme 33.6%. Se cuantifica la brecha (52.57 − 33.6 = 18.97 puntos; 33.6 / 52.57 ≈ 0.64) y se agrega un tercer referente verificable, el NPS de Banca de Empresas e Instituciones (43.6%). Datos tomados de la Memoria anual 2025, pp. 26 y 29 (Banco BBVA Perú, 2026b).</w:t>
+      </w:r>
+    </w:p>
+  </w:comment>
+  <w:comment w:id="2" w:author="Jorge Chamorro" w:initials="JC" w:date="2026-10-03T16:24:52Z">
+    <w:p>
+      <w:pPr>
+        <w:pStyle w:val="CommentText"/>
+      </w:pPr>
+      <w:r>
+        <w:rPr>
+          <w:rStyle w:val="CommentReference"/>
+        </w:rPr>
+        <w:annotationRef/>
+      </w:r>
+      <w:r>
+        <w:t>Corrección Práctica 1, criterio 1: nuevo párrafo que operacionaliza la brecha de satisfacción (brecha absoluta, razón Pyme/Retail y distancia frente a BEI), como pidió el docente para sustentar las iniciativas de TI y los dolores de negocio de las siguientes prácticas. Se declara explícitamente que no se identificó un referente competitivo público del NPS Pyme (no se inventa dato). La meta de NPS Pyme ≥ 43.0% es una propuesta del equipo, pendiente de validación con la entidad.</w:t>
+      </w:r>
+    </w:p>
+  </w:comment>
+  <w:comment w:id="3" w:author="Jorge Chamorro" w:initials="JC" w:date="2026-10-03T16:24:52Z">
+    <w:p>
+      <w:pPr>
+        <w:pStyle w:val="CommentText"/>
+      </w:pPr>
+      <w:r>
+        <w:rPr>
+          <w:rStyle w:val="CommentReference"/>
+        </w:rPr>
+        <w:annotationRef/>
+      </w:r>
+      <w:r>
+        <w:t>Corrección Práctica 1, criterio 2 (Objetivos estratégicos, 2/3): el docente indicó que los objetivos deben ser plenamente cuantificables y que faltaban la línea base numérica del banco en el país y la meta cuantitativa concreta. Esta oración presenta las dos columnas nuevas de la Tabla 10.</w:t>
+      </w:r>
+    </w:p>
+  </w:comment>
+  <w:comment w:id="4" w:author="Jorge Chamorro" w:initials="JC" w:date="2026-10-03T16:24:52Z">
+    <w:p>
+      <w:pPr>
+        <w:pStyle w:val="CommentText"/>
+      </w:pPr>
+      <w:r>
+        <w:rPr>
+          <w:rStyle w:val="CommentReference"/>
+        </w:rPr>
+        <w:annotationRef/>
+      </w:r>
+      <w:r>
+        <w:t>Corrección Práctica 1, criterio 2: se actualiza el título de la Tabla 10 porque ahora incluye línea base y meta cuantitativa por objetivo. El número de tabla no cambia para no alterar la numeración de los demás entregables.</w:t>
+      </w:r>
+    </w:p>
+  </w:comment>
+  <w:comment w:id="5" w:author="Jorge Chamorro" w:initials="JC" w:date="2026-10-03T16:24:52Z">
+    <w:p>
+      <w:pPr>
+        <w:pStyle w:val="CommentText"/>
+      </w:pPr>
+      <w:r>
+        <w:rPr>
+          <w:rStyle w:val="CommentReference"/>
+        </w:rPr>
+        <w:annotationRef/>
+      </w:r>
+      <w:r>
+        <w:t>Corrección Práctica 1, criterio 2: columna nueva con la línea base numérica del banco en el país para cada objetivo, como exigió el docente. Se reduce a 9 pt el tamaño de letra de la Tabla 10 para que quepan las 5 columnas en el ancho de página.</w:t>
+      </w:r>
+    </w:p>
+  </w:comment>
+  <w:comment w:id="6" w:author="Jorge Chamorro" w:initials="JC" w:date="2026-10-03T16:24:52Z">
+    <w:p>
+      <w:pPr>
+        <w:pStyle w:val="CommentText"/>
+      </w:pPr>
+      <w:r>
+        <w:rPr>
+          <w:rStyle w:val="CommentReference"/>
+        </w:rPr>
+        <w:annotationRef/>
+      </w:r>
+      <w:r>
+        <w:t>Corrección Práctica 1, criterio 2: columna nueva con la meta cuantitativa concreta por objetivo. Horizonte de 18 meses, igual al de las metas de los demás entregables.</w:t>
+      </w:r>
+    </w:p>
+  </w:comment>
+  <w:comment w:id="7" w:author="Jorge Chamorro" w:initials="JC" w:date="2026-10-03T16:24:52Z">
+    <w:p>
+      <w:pPr>
+        <w:pStyle w:val="CommentText"/>
+      </w:pPr>
+      <w:r>
+        <w:rPr>
+          <w:rStyle w:val="CommentReference"/>
+        </w:rPr>
+        <w:annotationRef/>
+      </w:r>
+      <w:r>
+        <w:t>Línea base de OE1: NPS Retail y Pyme de la Memoria anual 2025 (p. 26). Los indicadores sin dato público se declaran con la frase NO HAY FUENTES EN INTERNET DISPONIBLES en lugar de inventar cifras.</w:t>
+      </w:r>
+    </w:p>
+  </w:comment>
+  <w:comment w:id="8" w:author="Jorge Chamorro" w:initials="JC" w:date="2026-10-03T16:24:52Z">
+    <w:p>
+      <w:pPr>
+        <w:pStyle w:val="CommentText"/>
+      </w:pPr>
+      <w:r>
+        <w:rPr>
+          <w:rStyle w:val="CommentReference"/>
+        </w:rPr>
+        <w:annotationRef/>
+      </w:r>
+      <w:r>
+        <w:t>Meta de OE1: propuesta del equipo (pendiente de validación con la entidad). Se fija igualar el NPS actual de Banca de Empresas e Instituciones (43.6%), lo que reduce la brecha con Retail a la mitad (≈ 9.6 puntos). Es coherente con la operacionalización de la brecha en la sección 1.6.</w:t>
+      </w:r>
+    </w:p>
+  </w:comment>
+  <w:comment w:id="9" w:author="Jorge Chamorro" w:initials="JC" w:date="2026-10-03T16:24:52Z">
+    <w:p>
+      <w:pPr>
+        <w:pStyle w:val="CommentText"/>
+      </w:pPr>
+      <w:r>
+        <w:rPr>
+          <w:rStyle w:val="CommentReference"/>
+        </w:rPr>
+        <w:annotationRef/>
+      </w:r>
+      <w:r>
+        <w:t>Línea base de OE2: colocaciones sostenibles y cumplimiento de la meta (Memoria anual 2025) y facturación sostenible movilizada al 1S 2026 (Informe de gestión 2T 2026). Tiempo de evaluación y calidad del dato ESG no tienen dato público.</w:t>
+      </w:r>
+    </w:p>
+  </w:comment>
+  <w:comment w:id="10" w:author="Jorge Chamorro" w:initials="JC" w:date="2026-10-03T16:24:52Z">
+    <w:p>
+      <w:pPr>
+        <w:pStyle w:val="CommentText"/>
+      </w:pPr>
+      <w:r>
+        <w:rPr>
+          <w:rStyle w:val="CommentReference"/>
+        </w:rPr>
+        <w:annotationRef/>
+      </w:r>
+      <w:r>
+        <w:t>Meta de OE2: propuesta del equipo (pendiente de validación). +21% sobre S/ 16.5 mil millones ≈ S/ 20 mil millones; es conservadora frente al crecimiento de la facturación sostenible reportado (+65% en 2025).</w:t>
+      </w:r>
+    </w:p>
+  </w:comment>
+  <w:comment w:id="11" w:author="Jorge Chamorro" w:initials="JC" w:date="2026-10-03T16:24:52Z">
+    <w:p>
+      <w:pPr>
+        <w:pStyle w:val="CommentText"/>
+      </w:pPr>
+      <w:r>
+        <w:rPr>
+          <w:rStyle w:val="CommentReference"/>
+        </w:rPr>
+        <w:annotationRef/>
+      </w:r>
+      <w:r>
+        <w:t>Línea base de OE3: cuotas de mercado por segmento de la Memoria anual 2025 (p. 12) y las cuotas totales ya citadas en la sección 3. Los demás indicadores no tienen dato público.</w:t>
+      </w:r>
+    </w:p>
+  </w:comment>
+  <w:comment w:id="12" w:author="Jorge Chamorro" w:initials="JC" w:date="2026-10-03T16:24:52Z">
+    <w:p>
+      <w:pPr>
+        <w:pStyle w:val="CommentText"/>
+      </w:pPr>
+      <w:r>
+        <w:rPr>
+          <w:rStyle w:val="CommentReference"/>
+        </w:rPr>
+        <w:annotationRef/>
+      </w:r>
+      <w:r>
+        <w:t>Meta de OE3: propuesta del equipo (pendiente de validación). +0.4 puntos en colocaciones es inferior al avance de +0.62 puntos de la banca de personas en 2025; +1.0 punto en pymes es la brecha de mayor margen, dado el NPS Pyme más bajo.</w:t>
+      </w:r>
+    </w:p>
+  </w:comment>
+  <w:comment w:id="13" w:author="Jorge Chamorro" w:initials="JC" w:date="2026-10-03T16:24:52Z">
+    <w:p>
+      <w:pPr>
+        <w:pStyle w:val="CommentText"/>
+      </w:pPr>
+      <w:r>
+        <w:rPr>
+          <w:rStyle w:val="CommentReference"/>
+        </w:rPr>
+        <w:annotationRef/>
+      </w:r>
+      <w:r>
+        <w:t>Línea base de OE4: ROE, eficiencia y mora del Informe de gestión 2T 2026 y la Memoria anual 2025, comparados con el sistema. Los periodos y bases de cálculo de ambos reportes difieren (p. ej., eficiencia 35.9% vs. 40.0%), por eso se rotula el periodo. RORWA y costo de riesgo no tienen dato público.</w:t>
+      </w:r>
+    </w:p>
+  </w:comment>
+  <w:comment w:id="14" w:author="Jorge Chamorro" w:initials="JC" w:date="2026-10-03T16:24:52Z">
+    <w:p>
+      <w:pPr>
+        <w:pStyle w:val="CommentText"/>
+      </w:pPr>
+      <w:r>
+        <w:rPr>
+          <w:rStyle w:val="CommentReference"/>
+        </w:rPr>
+        <w:annotationRef/>
+      </w:r>
+      <w:r>
+        <w:t>Meta de OE4: propuesta del equipo (pendiente de validación). ROE 19.5% reduce más de la mitad la brecha de 1.4 puntos con el sistema (20.1%); eficiencia y mora se fijan como niveles a no deteriorar frente al 2T 2026.</w:t>
+      </w:r>
+    </w:p>
+  </w:comment>
+  <w:comment w:id="15" w:author="Jorge Chamorro" w:initials="JC" w:date="2026-10-03T16:24:52Z">
+    <w:p>
+      <w:pPr>
+        <w:pStyle w:val="CommentText"/>
+      </w:pPr>
+      <w:r>
+        <w:rPr>
+          <w:rStyle w:val="CommentReference"/>
+        </w:rPr>
+        <w:annotationRef/>
+      </w:r>
+      <w:r>
+        <w:t>Línea base de OE5: ventas digitales y usuarios activos de la app (Informe 2T 2026), operaciones por la app y ADA (Memoria 2025). Casos en producción y tiempo de despliegue no tienen dato público.</w:t>
+      </w:r>
+    </w:p>
+  </w:comment>
+  <w:comment w:id="16" w:author="Jorge Chamorro" w:initials="JC" w:date="2026-10-03T16:24:52Z">
+    <w:p>
+      <w:pPr>
+        <w:pStyle w:val="CommentText"/>
+      </w:pPr>
+      <w:r>
+        <w:rPr>
+          <w:rStyle w:val="CommentReference"/>
+        </w:rPr>
+        <w:annotationRef/>
+      </w:r>
+      <w:r>
+        <w:t>Meta de OE5: propuesta del equipo (pendiente de validación). 85% de ventas digitales es +5.4 puntos sobre la base de 79.57%; tres casos de IA corresponden a las tres iniciativas que se priorizarán en los siguientes entregables.</w:t>
+      </w:r>
+    </w:p>
+  </w:comment>
+  <w:comment w:id="17" w:author="Jorge Chamorro" w:initials="JC" w:date="2026-10-03T16:24:52Z">
+    <w:p>
+      <w:pPr>
+        <w:pStyle w:val="CommentText"/>
+      </w:pPr>
+      <w:r>
+        <w:rPr>
+          <w:rStyle w:val="CommentReference"/>
+        </w:rPr>
+        <w:annotationRef/>
+      </w:r>
+      <w:r>
+        <w:t>Línea base de OE6: índice de compromiso (Memoria 2025, p. 12) y adopción interna de Blue Buddy (Informe 2T 2026). Productividad y automatizaciones no tienen dato público.</w:t>
+      </w:r>
+    </w:p>
+  </w:comment>
+  <w:comment w:id="18" w:author="Jorge Chamorro" w:initials="JC" w:date="2026-10-03T16:24:52Z">
+    <w:p>
+      <w:pPr>
+        <w:pStyle w:val="CommentText"/>
+      </w:pPr>
+      <w:r>
+        <w:rPr>
+          <w:rStyle w:val="CommentReference"/>
+        </w:rPr>
+        <w:annotationRef/>
+      </w:r>
+      <w:r>
+        <w:t>Meta de OE6: propuesta del equipo (pendiente de validación). Se busca sostener el compromiso de 93/100 y elevar la adopción interna de Blue Buddy de 90% a 95%.</w:t>
+      </w:r>
+    </w:p>
+  </w:comment>
+  <w:comment w:id="19" w:author="Jorge Chamorro" w:initials="JC" w:date="2026-10-03T16:24:52Z">
+    <w:p>
+      <w:pPr>
+        <w:pStyle w:val="CommentText"/>
+      </w:pPr>
+      <w:r>
+        <w:rPr>
+          <w:rStyle w:val="CommentReference"/>
+        </w:rPr>
+        <w:annotationRef/>
+      </w:r>
+      <w:r>
+        <w:t>Corrección Práctica 1, criterios 2 y 4: la nota ahora declara las fuentes de las líneas base, el carácter propuesto de las metas y el significado de NO HAY FUENTES EN INTERNET DISPONIBLES, para que la tabla se pueda sustentar y verificar.</w:t>
+      </w:r>
+    </w:p>
+  </w:comment>
+  <w:comment w:id="20" w:author="Jorge Chamorro" w:initials="JC" w:date="2026-10-03T16:24:52Z">
+    <w:p>
+      <w:pPr>
+        <w:pStyle w:val="CommentText"/>
+      </w:pPr>
+      <w:r>
+        <w:rPr>
+          <w:rStyle w:val="CommentReference"/>
+        </w:rPr>
+        <w:annotationRef/>
+      </w:r>
+      <w:r>
+        <w:t>Corrección Práctica 1, criterio 3 (Procesos críticos, 1/2): el docente señaló que la criticidad atendía sobre todo al OE5 y a la resiliencia de canales, sin cobertura explícita de OE2 y OE4, y que debe cubrir la totalidad de los objetivos. Esta oración fija ese criterio de cobertura.</w:t>
+      </w:r>
+    </w:p>
+  </w:comment>
+  <w:comment w:id="21" w:author="Jorge Chamorro" w:initials="JC" w:date="2026-10-03T16:24:52Z">
+    <w:p>
+      <w:pPr>
+        <w:pStyle w:val="CommentText"/>
+      </w:pPr>
+      <w:r>
+        <w:rPr>
+          <w:rStyle w:val="CommentReference"/>
+        </w:rPr>
+        <w:annotationRef/>
+      </w:r>
+      <w:r>
+        <w:t>Corrección Práctica 1, criterio 3: columna nueva de trazabilidad entre cada macroproceso crítico y los objetivos estratégicos de la Tabla 10. Se reduce a 9 pt el tamaño de letra de la Tabla 12 para acomodar la columna.</w:t>
+      </w:r>
+    </w:p>
+  </w:comment>
+  <w:comment w:id="22" w:author="Jorge Chamorro" w:initials="JC" w:date="2026-10-03T16:24:52Z">
+    <w:p>
+      <w:pPr>
+        <w:pStyle w:val="CommentText"/>
+      </w:pPr>
+      <w:r>
+        <w:rPr>
+          <w:rStyle w:val="CommentReference"/>
+        </w:rPr>
+        <w:annotationRef/>
+      </w:r>
+      <w:r>
+        <w:t>Trazabilidad de Operación de canales: se explicita su aporte a OE1 (experiencia y NPS), OE3 (soluciones transaccionales para empresas) y OE4 (eficiencia por volumen), además de la resiliencia ya justificada. Evita que la criticidad se lea solo como resiliencia de canales, observación del docente.</w:t>
+      </w:r>
+    </w:p>
+  </w:comment>
+  <w:comment w:id="23" w:author="Jorge Chamorro" w:initials="JC" w:date="2026-10-03T16:24:52Z">
+    <w:p>
+      <w:pPr>
+        <w:pStyle w:val="CommentText"/>
+      </w:pPr>
+      <w:r>
+        <w:rPr>
+          <w:rStyle w:val="CommentReference"/>
+        </w:rPr>
+        <w:annotationRef/>
+      </w:r>
+      <w:r>
+        <w:t>Trazabilidad de Datos, analítica e IA: además de OE5 se explicita OE2 (taxonomía, trazabilidad y datos ESG, capacidades listadas en la Tabla 10) y OE4 (rentabilidad granular, pricing y modelos de riesgo), los dos objetivos sin cobertura señalados por el docente; también OE6 (calidad de datos y automatizaciones).</w:t>
+      </w:r>
+    </w:p>
+  </w:comment>
+  <w:comment w:id="24" w:author="Jorge Chamorro" w:initials="JC" w:date="2026-10-03T16:24:52Z">
+    <w:p>
+      <w:pPr>
+        <w:pStyle w:val="CommentText"/>
+      </w:pPr>
+      <w:r>
+        <w:rPr>
+          <w:rStyle w:val="CommentReference"/>
+        </w:rPr>
+        <w:annotationRef/>
+      </w:r>
+      <w:r>
+        <w:t>Trazabilidad de Seguridad: se explicita su rol de habilitador transversal y su vínculo con OE1, OE2 y OE5, para que la criticidad no dependa solo del régimen normativo.</w:t>
+      </w:r>
+    </w:p>
+  </w:comment>
+  <w:comment w:id="25" w:author="Jorge Chamorro" w:initials="JC" w:date="2026-10-03T16:24:52Z">
+    <w:p>
+      <w:pPr>
+        <w:pStyle w:val="CommentText"/>
+      </w:pPr>
+      <w:r>
+        <w:rPr>
+          <w:rStyle w:val="CommentReference"/>
+        </w:rPr>
+        <w:annotationRef/>
+      </w:r>
+      <w:r>
+        <w:t>Corrección Práctica 1, criterio 3: la nota resume la cobertura de OE1 a OE6 por los macroprocesos críticos, para que la trazabilidad exigida por el docente sea verificable de un vistazo.</w:t>
       </w:r>
     </w:p>
   </w:comment>

--- a/3. Laboratorios/L1/Entregable 1.docx
+++ b/3. Laboratorios/L1/Entregable 1.docx
@@ -3110,6 +3110,31 @@
     </w:p>
     <w:p>
       <w:pPr>
+        <w:spacing w:after="160" w:lineRule="auto"/>
+        <w:ind w:left="720" w:firstLine="0"/>
+        <w:jc w:val="both"/>
+        <w:rPr>
+          <w:rFonts w:ascii="Times New Roman" w:cs="Times New Roman" w:eastAsia="Times New Roman" w:hAnsi="Times New Roman"/>
+        </w:rPr>
+      </w:pPr>
+      <w:commentRangeStart w:id="38"/>
+      <w:r>
+        <w:rPr>
+          <w:rFonts w:ascii="Times New Roman" w:cs="Times New Roman" w:eastAsia="Times New Roman" w:hAnsi="Times New Roman"/>
+          <w:rtl w:val="0"/>
+        </w:rPr>
+        <w:t>En cuanto a la participación de mercado, al cierre de 2025 BBVA Perú alcanzó una cuota de 22.09% en colocaciones vigentes y de 20.90% en depósitos totales. Lideró la banca de personas con 22.7% de las colocaciones y los préstamos de consumo con 19.7%, y registró cuotas de 21.5% en el segmento pymes, 29.9% en gran empresa y 19.6% en corporativo (Banco BBVA Perú, 2026b).</w:t>
+      </w:r>
+      <w:commentRangeEnd w:id="38"/>
+      <w:r>
+        <w:rPr>
+          <w:rStyle w:val="CommentReference"/>
+        </w:rPr>
+        <w:commentReference w:id="38"/>
+      </w:r>
+    </w:p>
+    <w:p>
+      <w:pPr>
         <w:pStyle w:val="Heading2"/>
         <w:numPr>
           <w:ilvl w:val="1"/>
@@ -5878,12 +5903,20 @@
           <w:rFonts w:ascii="Times New Roman" w:cs="Times New Roman" w:eastAsia="Times New Roman" w:hAnsi="Times New Roman"/>
         </w:rPr>
       </w:pPr>
+      <w:commentRangeStart w:id="27"/>
       <w:r>
         <w:rPr>
           <w:rFonts w:ascii="Times New Roman" w:cs="Times New Roman" w:eastAsia="Times New Roman" w:hAnsi="Times New Roman"/>
           <w:rtl w:val="0"/>
         </w:rPr>
-        <w:t xml:space="preserve">La situación actual del negocio refleja una sólida posición de rentabilidad y eficiencia operativa, contrastada por desafíos específicos en la morosidad y la satisfacción del segmento Pyme. Asimismo, el entorno competitivo exige adaptación ante la disrupción de las billeteras digitales y la reciente interoperabilidad del sistema de pagos.</w:t>
+        <w:t>La situación actual del negocio refleja una sólida posición de rentabilidad y eficiencia operativa, contrastada por un desafío específico en la satisfacción del segmento Pyme. Asimismo, el entorno competitivo exige adaptación ante la disrupción de las billeteras digitales y la reciente interoperabilidad del sistema de pagos.</w:t>
+      </w:r>
+      <w:commentRangeEnd w:id="27"/>
+      <w:r>
+        <w:rPr>
+          <w:rStyle w:val="CommentReference"/>
+        </w:rPr>
+        <w:commentReference w:id="27"/>
       </w:r>
     </w:p>
     <w:p>
@@ -6297,12 +6330,20 @@
                 <w:rFonts w:ascii="Times New Roman" w:cs="Times New Roman" w:eastAsia="Times New Roman" w:hAnsi="Times New Roman"/>
               </w:rPr>
             </w:pPr>
-            <w:r>
-              <w:rPr>
-                <w:rFonts w:ascii="Times New Roman" w:cs="Times New Roman" w:eastAsia="Times New Roman" w:hAnsi="Times New Roman"/>
-                <w:rtl w:val="0"/>
-              </w:rPr>
-              <w:t xml:space="preserve">La cartera de alto riesgo mejoró a 5.1% con una cobertura del 95.0%. Sin embargo, la morosidad (3.38% a junio 2025) supera el promedio del sistema (2.28%), representando un frente abierto.</w:t>
+            <w:commentRangeStart w:id="26"/>
+            <w:r>
+              <w:rPr>
+                <w:rFonts w:ascii="Times New Roman" w:cs="Times New Roman" w:eastAsia="Times New Roman" w:hAnsi="Times New Roman"/>
+                <w:rtl w:val="0"/>
+              </w:rPr>
+              <w:t>La cartera de alto riesgo mejoró a 5.1% con una cobertura del 95.0%. La morosidad cerró en 2.69% a junio de 2026, 69 puntos básicos por debajo de junio de 2025, con una cobertura de 164%, y se ubica por debajo del 2.83% del sistema bancario a mayo de 2026 (Banco BBVA Perú, 2026a, pp. 17 y 24); por ello ya no representa un frente abierto.</w:t>
+            </w:r>
+            <w:commentRangeEnd w:id="26"/>
+            <w:r>
+              <w:rPr>
+                <w:rStyle w:val="CommentReference"/>
+              </w:rPr>
+              <w:commentReference w:id="26"/>
             </w:r>
           </w:p>
         </w:tc>
@@ -10112,6 +10153,7 @@
               </w:rPr>
             </w:pPr>
             <w:commentRangeStart w:id="11"/>
+            <w:commentRangeStart w:id="29"/>
             <w:r>
               <w:rPr>
                 <w:rFonts w:ascii="Times New Roman" w:cs="Times New Roman" w:eastAsia="Times New Roman" w:hAnsi="Times New Roman"/>
@@ -10119,7 +10161,14 @@
                 <w:szCs w:val="18"/>
                 <w:rtl w:val="0"/>
               </w:rPr>
-              <w:t xml:space="preserve">Cuota de colocaciones vigentes 22.09% y de depósitos 20.90% en 2025; cuota en pymes 21.5%, gran empresa 29.9% y corporativo 19.6% (Banco BBVA Perú, 2026b, p. 12). Clientes activos, vinculación y tiempo de aprobación: NO HAY FUENTES EN INTERNET DISPONIBLES.</w:t>
+              <w:t>Cuota de colocaciones vigentes 22.09% y de depósitos 20.90% en 2025; cuota en pymes 21.5%, gran empresa 29.9% y corporativo 19.6% (Banco BBVA Perú, 2026b). Clientes activos, vinculación y tiempo de aprobación: NO HAY FUENTES EN INTERNET DISPONIBLES.</w:t>
+            </w:r>
+            <w:commentRangeEnd w:id="29"/>
+            <w:r>
+              <w:rPr>
+                <w:rStyle w:val="CommentReference"/>
+              </w:rPr>
+              <w:commentReference w:id="29"/>
             </w:r>
             <w:commentRangeEnd w:id="11"/>
             <w:r>
@@ -10324,6 +10373,7 @@
               </w:rPr>
             </w:pPr>
             <w:commentRangeStart w:id="13"/>
+            <w:commentRangeStart w:id="28"/>
             <w:r>
               <w:rPr>
                 <w:rFonts w:ascii="Times New Roman" w:cs="Times New Roman" w:eastAsia="Times New Roman" w:hAnsi="Times New Roman"/>
@@ -10331,7 +10381,14 @@
                 <w:szCs w:val="18"/>
                 <w:rtl w:val="0"/>
               </w:rPr>
-              <w:t xml:space="preserve">ROE 17.21% (2025) y 18.7% (2T 2026), frente a 20.1% del sistema; ratio de eficiencia 35.9% (2025) y 40.0% (2T 2026); mora 2.69% frente a 2.8% del sistema (2T 2026) (Banco BBVA Perú, 2026a, 2026b). RORWA y costo de riesgo: NO HAY FUENTES EN INTERNET DISPONIBLES.</w:t>
+              <w:t>ROE 17.21% (2025) y 18.7% (2T 2026), frente a 20.1% del sistema; ratio de eficiencia 35.9% (2025) y 40.0% (2T 2026); mora 2.69% al 2T 2026 frente a 2.83% del sistema a mayo de 2026 (Banco BBVA Perú, 2026a, pp. 17 y 24; 2026b). RORWA y costo de riesgo: NO HAY FUENTES EN INTERNET DISPONIBLES.</w:t>
+            </w:r>
+            <w:commentRangeEnd w:id="28"/>
+            <w:r>
+              <w:rPr>
+                <w:rStyle w:val="CommentReference"/>
+              </w:rPr>
+              <w:commentReference w:id="28"/>
             </w:r>
             <w:commentRangeEnd w:id="13"/>
             <w:r>
@@ -10884,6 +10941,21 @@
           <w:rtl w:val="0"/>
         </w:rPr>
         <w:t xml:space="preserve">La operación tecnológica del Banco combina plataformas transaccionales de alta disponibilidad, canales digitales que concentran la mayor parte de la actividad del cliente y una capa de datos y analítica en despliegue. A ello se suman procesos de control cuya forma responde a la regulación prudencial más que a decisiones internas, lo que permite especificarlos con mayor precisión que al resto.</w:t>
+      </w:r>
+      <w:commentRangeStart w:id="70"/>
+      <w:r>
+        <w:rPr>
+          <w:rFonts w:ascii="Times New Roman" w:cs="Times New Roman" w:eastAsia="Times New Roman" w:hAnsi="Times New Roman"/>
+          <w:rtl w:val="0"/>
+        </w:rPr>
+        <w:t xml:space="preserve"> El inventario se complementa con los macroprocesos del negocio bancario (originación de crédito, captación, medios de pago, servicio al cliente y cobranzas), que son los que atraviesan los recorridos del cliente.</w:t>
+      </w:r>
+      <w:commentRangeEnd w:id="70"/>
+      <w:r>
+        <w:rPr>
+          <w:rStyle w:val="CommentReference"/>
+        </w:rPr>
+        <w:commentReference w:id="70"/>
       </w:r>
     </w:p>
     <w:p>
@@ -13664,6 +13736,2205 @@
           </w:p>
         </w:tc>
       </w:tr>
+      <w:tr>
+        <w:trPr>
+          <w:cantSplit w:val="0"/>
+          <w:trHeight w:val="420" w:hRule="atLeast"/>
+          <w:tblHeader w:val="0"/>
+        </w:trPr>
+        <w:tc>
+          <w:tcPr>
+            <w:vMerge w:val="restart"/>
+            <w:tcBorders>
+              <w:top w:color="d7dee4" w:space="0" w:sz="8" w:val="single"/>
+              <w:left w:color="d7dee4" w:space="0" w:sz="8" w:val="single"/>
+              <w:bottom w:color="d7dee4" w:space="0" w:sz="8" w:val="single"/>
+              <w:right w:color="d7dee4" w:space="0" w:sz="8" w:val="single"/>
+            </w:tcBorders>
+            <w:shd w:fill="fafbfc" w:val="clear"/>
+            <w:tcMar>
+              <w:top w:w="100.0" w:type="dxa"/>
+              <w:left w:w="100.0" w:type="dxa"/>
+              <w:bottom w:w="100.0" w:type="dxa"/>
+              <w:right w:w="100.0" w:type="dxa"/>
+            </w:tcMar>
+            <w:vAlign w:val="top"/>
+          </w:tcPr>
+          <w:p>
+            <w:pPr>
+              <w:keepNext w:val="0"/>
+              <w:keepLines w:val="0"/>
+              <w:pageBreakBefore w:val="0"/>
+              <w:widowControl w:val="0"/>
+              <w:pBdr>
+                <w:top w:space="0" w:sz="0" w:val="nil"/>
+                <w:left w:space="0" w:sz="0" w:val="nil"/>
+                <w:bottom w:space="0" w:sz="0" w:val="nil"/>
+                <w:right w:space="0" w:sz="0" w:val="nil"/>
+                <w:between w:space="0" w:sz="0" w:val="nil"/>
+              </w:pBdr>
+              <w:shd w:fill="auto" w:val="clear"/>
+              <w:spacing w:after="0" w:before="0" w:line="240" w:lineRule="auto"/>
+              <w:ind w:left="0" w:right="0" w:firstLine="0"/>
+              <w:jc w:val="left"/>
+              <w:rPr>
+                <w:rFonts w:ascii="Times New Roman" w:cs="Times New Roman" w:eastAsia="Times New Roman" w:hAnsi="Times New Roman"/>
+                <w:b w:val="1"/>
+                <w:bCs w:val="1"/>
+                <w:color w:val="072146"/>
+              </w:rPr>
+            </w:pPr>
+            <w:commentRangeStart w:id="39"/>
+            <w:r>
+              <w:rPr>
+                <w:rFonts w:ascii="Times New Roman" w:cs="Times New Roman" w:eastAsia="Times New Roman" w:hAnsi="Times New Roman"/>
+                <w:b w:val="1"/>
+                <w:bCs w:val="1"/>
+                <w:color w:val="072146"/>
+                <w:rtl w:val="0"/>
+              </w:rPr>
+              <w:t xml:space="preserve">Originación de crédito</w:t>
+            </w:r>
+            <w:commentRangeEnd w:id="39"/>
+            <w:r>
+              <w:rPr>
+                <w:rStyle w:val="CommentReference"/>
+              </w:rPr>
+              <w:commentReference w:id="39"/>
+            </w:r>
+          </w:p>
+        </w:tc>
+        <w:tc>
+          <w:tcPr>
+            <w:tcBorders>
+              <w:top w:color="d7dee4" w:space="0" w:sz="8" w:val="single"/>
+              <w:left w:color="d7dee4" w:space="0" w:sz="8" w:val="single"/>
+              <w:bottom w:color="d7dee4" w:space="0" w:sz="8" w:val="single"/>
+              <w:right w:color="d7dee4" w:space="0" w:sz="8" w:val="single"/>
+            </w:tcBorders>
+            <w:shd w:fill="fafbfc" w:val="clear"/>
+            <w:tcMar>
+              <w:top w:w="100.0" w:type="dxa"/>
+              <w:left w:w="100.0" w:type="dxa"/>
+              <w:bottom w:w="100.0" w:type="dxa"/>
+              <w:right w:w="100.0" w:type="dxa"/>
+            </w:tcMar>
+            <w:vAlign w:val="top"/>
+          </w:tcPr>
+          <w:p>
+            <w:pPr>
+              <w:keepNext w:val="0"/>
+              <w:keepLines w:val="0"/>
+              <w:pageBreakBefore w:val="0"/>
+              <w:widowControl w:val="0"/>
+              <w:pBdr>
+                <w:top w:space="0" w:sz="0" w:val="nil"/>
+                <w:left w:space="0" w:sz="0" w:val="nil"/>
+                <w:bottom w:space="0" w:sz="0" w:val="nil"/>
+                <w:right w:space="0" w:sz="0" w:val="nil"/>
+                <w:between w:space="0" w:sz="0" w:val="nil"/>
+              </w:pBdr>
+              <w:shd w:fill="auto" w:val="clear"/>
+              <w:spacing w:after="0" w:before="0" w:line="240" w:lineRule="auto"/>
+              <w:ind w:left="0" w:right="-55.03937007873958" w:firstLine="0"/>
+              <w:jc w:val="left"/>
+              <w:rPr>
+                <w:rFonts w:ascii="Times New Roman" w:cs="Times New Roman" w:eastAsia="Times New Roman" w:hAnsi="Times New Roman"/>
+              </w:rPr>
+            </w:pPr>
+            <w:commentRangeStart w:id="40"/>
+            <w:r>
+              <w:rPr>
+                <w:rFonts w:ascii="Times New Roman" w:cs="Times New Roman" w:eastAsia="Times New Roman" w:hAnsi="Times New Roman"/>
+                <w:rtl w:val="0"/>
+              </w:rPr>
+              <w:t xml:space="preserve">Captación y precalificación de solicitudes</w:t>
+            </w:r>
+            <w:commentRangeEnd w:id="40"/>
+            <w:r>
+              <w:rPr>
+                <w:rStyle w:val="CommentReference"/>
+              </w:rPr>
+              <w:commentReference w:id="40"/>
+            </w:r>
+          </w:p>
+        </w:tc>
+        <w:tc>
+          <w:tcPr>
+            <w:tcBorders>
+              <w:top w:color="d7dee4" w:space="0" w:sz="8" w:val="single"/>
+              <w:left w:color="d7dee4" w:space="0" w:sz="8" w:val="single"/>
+              <w:bottom w:color="d7dee4" w:space="0" w:sz="8" w:val="single"/>
+              <w:right w:color="d7dee4" w:space="0" w:sz="8" w:val="single"/>
+            </w:tcBorders>
+            <w:shd w:fill="fafbfc" w:val="clear"/>
+            <w:tcMar>
+              <w:top w:w="100.0" w:type="dxa"/>
+              <w:left w:w="100.0" w:type="dxa"/>
+              <w:bottom w:w="100.0" w:type="dxa"/>
+              <w:right w:w="100.0" w:type="dxa"/>
+            </w:tcMar>
+            <w:vAlign w:val="top"/>
+          </w:tcPr>
+          <w:p>
+            <w:pPr>
+              <w:keepNext w:val="0"/>
+              <w:keepLines w:val="0"/>
+              <w:pageBreakBefore w:val="0"/>
+              <w:widowControl w:val="0"/>
+              <w:pBdr>
+                <w:top w:space="0" w:sz="0" w:val="nil"/>
+                <w:left w:space="0" w:sz="0" w:val="nil"/>
+                <w:bottom w:space="0" w:sz="0" w:val="nil"/>
+                <w:right w:space="0" w:sz="0" w:val="nil"/>
+                <w:between w:space="0" w:sz="0" w:val="nil"/>
+              </w:pBdr>
+              <w:shd w:fill="auto" w:val="clear"/>
+              <w:spacing w:after="0" w:before="0" w:line="240" w:lineRule="auto"/>
+              <w:ind w:left="0" w:right="-55.03937007873958" w:firstLine="0"/>
+              <w:jc w:val="left"/>
+              <w:rPr>
+                <w:rFonts w:ascii="Times New Roman" w:cs="Times New Roman" w:eastAsia="Times New Roman" w:hAnsi="Times New Roman"/>
+              </w:rPr>
+            </w:pPr>
+            <w:commentRangeStart w:id="41"/>
+            <w:r>
+              <w:rPr>
+                <w:rFonts w:ascii="Times New Roman" w:cs="Times New Roman" w:eastAsia="Times New Roman" w:hAnsi="Times New Roman"/>
+                <w:rtl w:val="0"/>
+              </w:rPr>
+              <w:t xml:space="preserve">Primaria</w:t>
+            </w:r>
+            <w:commentRangeEnd w:id="41"/>
+            <w:r>
+              <w:rPr>
+                <w:rStyle w:val="CommentReference"/>
+              </w:rPr>
+              <w:commentReference w:id="41"/>
+            </w:r>
+          </w:p>
+        </w:tc>
+      </w:tr>
+      <w:tr>
+        <w:trPr>
+          <w:cantSplit w:val="0"/>
+          <w:trHeight w:val="420" w:hRule="atLeast"/>
+          <w:tblHeader w:val="0"/>
+        </w:trPr>
+        <w:tc>
+          <w:tcPr>
+            <w:vMerge w:val="continue"/>
+            <w:tcBorders>
+              <w:top w:color="d7dee4" w:space="0" w:sz="8" w:val="single"/>
+              <w:left w:color="d7dee4" w:space="0" w:sz="8" w:val="single"/>
+              <w:bottom w:color="d7dee4" w:space="0" w:sz="8" w:val="single"/>
+              <w:right w:color="d7dee4" w:space="0" w:sz="8" w:val="single"/>
+            </w:tcBorders>
+            <w:shd w:fill="fafbfc" w:val="clear"/>
+            <w:tcMar>
+              <w:top w:w="100.0" w:type="dxa"/>
+              <w:left w:w="100.0" w:type="dxa"/>
+              <w:bottom w:w="100.0" w:type="dxa"/>
+              <w:right w:w="100.0" w:type="dxa"/>
+            </w:tcMar>
+            <w:vAlign w:val="top"/>
+          </w:tcPr>
+          <w:p>
+            <w:pPr>
+              <w:keepNext w:val="0"/>
+              <w:keepLines w:val="0"/>
+              <w:pageBreakBefore w:val="0"/>
+              <w:widowControl w:val="0"/>
+              <w:pBdr>
+                <w:top w:space="0" w:sz="0" w:val="nil"/>
+                <w:left w:space="0" w:sz="0" w:val="nil"/>
+                <w:bottom w:space="0" w:sz="0" w:val="nil"/>
+                <w:right w:space="0" w:sz="0" w:val="nil"/>
+                <w:between w:space="0" w:sz="0" w:val="nil"/>
+              </w:pBdr>
+              <w:shd w:fill="auto" w:val="clear"/>
+              <w:spacing w:after="0" w:before="0" w:line="240" w:lineRule="auto"/>
+              <w:ind w:left="0" w:right="0" w:firstLine="0"/>
+              <w:jc w:val="left"/>
+              <w:rPr>
+                <w:rFonts w:ascii="Times New Roman" w:cs="Times New Roman" w:eastAsia="Times New Roman" w:hAnsi="Times New Roman"/>
+              </w:rPr>
+            </w:pPr>
+            <w:r>
+              <w:rPr>
+                <w:rtl w:val="0"/>
+              </w:rPr>
+            </w:r>
+          </w:p>
+        </w:tc>
+        <w:tc>
+          <w:tcPr>
+            <w:tcBorders>
+              <w:top w:color="d7dee4" w:space="0" w:sz="8" w:val="single"/>
+              <w:left w:color="d7dee4" w:space="0" w:sz="8" w:val="single"/>
+              <w:bottom w:color="d7dee4" w:space="0" w:sz="8" w:val="single"/>
+              <w:right w:color="d7dee4" w:space="0" w:sz="8" w:val="single"/>
+            </w:tcBorders>
+            <w:shd w:fill="fafbfc" w:val="clear"/>
+            <w:tcMar>
+              <w:top w:w="100.0" w:type="dxa"/>
+              <w:left w:w="100.0" w:type="dxa"/>
+              <w:bottom w:w="100.0" w:type="dxa"/>
+              <w:right w:w="100.0" w:type="dxa"/>
+            </w:tcMar>
+            <w:vAlign w:val="top"/>
+          </w:tcPr>
+          <w:p>
+            <w:pPr>
+              <w:keepNext w:val="0"/>
+              <w:keepLines w:val="0"/>
+              <w:pageBreakBefore w:val="0"/>
+              <w:widowControl w:val="0"/>
+              <w:pBdr>
+                <w:top w:space="0" w:sz="0" w:val="nil"/>
+                <w:left w:space="0" w:sz="0" w:val="nil"/>
+                <w:bottom w:space="0" w:sz="0" w:val="nil"/>
+                <w:right w:space="0" w:sz="0" w:val="nil"/>
+                <w:between w:space="0" w:sz="0" w:val="nil"/>
+              </w:pBdr>
+              <w:shd w:fill="auto" w:val="clear"/>
+              <w:spacing w:after="0" w:before="0" w:line="240" w:lineRule="auto"/>
+              <w:ind w:left="0" w:right="-55.03937007873958" w:firstLine="0"/>
+              <w:jc w:val="left"/>
+              <w:rPr>
+                <w:rFonts w:ascii="Times New Roman" w:cs="Times New Roman" w:eastAsia="Times New Roman" w:hAnsi="Times New Roman"/>
+              </w:rPr>
+            </w:pPr>
+            <w:commentRangeStart w:id="42"/>
+            <w:r>
+              <w:rPr>
+                <w:rFonts w:ascii="Times New Roman" w:cs="Times New Roman" w:eastAsia="Times New Roman" w:hAnsi="Times New Roman"/>
+                <w:rtl w:val="0"/>
+              </w:rPr>
+              <w:t xml:space="preserve">Evaluación y decisión crediticia</w:t>
+            </w:r>
+            <w:commentRangeEnd w:id="42"/>
+            <w:r>
+              <w:rPr>
+                <w:rStyle w:val="CommentReference"/>
+              </w:rPr>
+              <w:commentReference w:id="42"/>
+            </w:r>
+          </w:p>
+        </w:tc>
+        <w:tc>
+          <w:tcPr>
+            <w:tcBorders>
+              <w:top w:color="d7dee4" w:space="0" w:sz="8" w:val="single"/>
+              <w:left w:color="d7dee4" w:space="0" w:sz="8" w:val="single"/>
+              <w:bottom w:color="d7dee4" w:space="0" w:sz="8" w:val="single"/>
+              <w:right w:color="d7dee4" w:space="0" w:sz="8" w:val="single"/>
+            </w:tcBorders>
+            <w:shd w:fill="fafbfc" w:val="clear"/>
+            <w:tcMar>
+              <w:top w:w="100.0" w:type="dxa"/>
+              <w:left w:w="100.0" w:type="dxa"/>
+              <w:bottom w:w="100.0" w:type="dxa"/>
+              <w:right w:w="100.0" w:type="dxa"/>
+            </w:tcMar>
+            <w:vAlign w:val="top"/>
+          </w:tcPr>
+          <w:p>
+            <w:pPr>
+              <w:keepNext w:val="0"/>
+              <w:keepLines w:val="0"/>
+              <w:pageBreakBefore w:val="0"/>
+              <w:widowControl w:val="0"/>
+              <w:pBdr>
+                <w:top w:space="0" w:sz="0" w:val="nil"/>
+                <w:left w:space="0" w:sz="0" w:val="nil"/>
+                <w:bottom w:space="0" w:sz="0" w:val="nil"/>
+                <w:right w:space="0" w:sz="0" w:val="nil"/>
+                <w:between w:space="0" w:sz="0" w:val="nil"/>
+              </w:pBdr>
+              <w:shd w:fill="auto" w:val="clear"/>
+              <w:spacing w:after="0" w:before="0" w:line="240" w:lineRule="auto"/>
+              <w:ind w:left="0" w:right="-55.03937007873958" w:firstLine="0"/>
+              <w:jc w:val="left"/>
+              <w:rPr>
+                <w:rFonts w:ascii="Times New Roman" w:cs="Times New Roman" w:eastAsia="Times New Roman" w:hAnsi="Times New Roman"/>
+              </w:rPr>
+            </w:pPr>
+            <w:commentRangeStart w:id="43"/>
+            <w:r>
+              <w:rPr>
+                <w:rFonts w:ascii="Times New Roman" w:cs="Times New Roman" w:eastAsia="Times New Roman" w:hAnsi="Times New Roman"/>
+                <w:rtl w:val="0"/>
+              </w:rPr>
+              <w:t xml:space="preserve">Primaria</w:t>
+            </w:r>
+            <w:commentRangeEnd w:id="43"/>
+            <w:r>
+              <w:rPr>
+                <w:rStyle w:val="CommentReference"/>
+              </w:rPr>
+              <w:commentReference w:id="43"/>
+            </w:r>
+          </w:p>
+        </w:tc>
+      </w:tr>
+      <w:tr>
+        <w:trPr>
+          <w:cantSplit w:val="0"/>
+          <w:trHeight w:val="420" w:hRule="atLeast"/>
+          <w:tblHeader w:val="0"/>
+        </w:trPr>
+        <w:tc>
+          <w:tcPr>
+            <w:vMerge w:val="continue"/>
+            <w:tcBorders>
+              <w:top w:color="d7dee4" w:space="0" w:sz="8" w:val="single"/>
+              <w:left w:color="d7dee4" w:space="0" w:sz="8" w:val="single"/>
+              <w:bottom w:color="d7dee4" w:space="0" w:sz="8" w:val="single"/>
+              <w:right w:color="d7dee4" w:space="0" w:sz="8" w:val="single"/>
+            </w:tcBorders>
+            <w:shd w:fill="fafbfc" w:val="clear"/>
+            <w:tcMar>
+              <w:top w:w="100.0" w:type="dxa"/>
+              <w:left w:w="100.0" w:type="dxa"/>
+              <w:bottom w:w="100.0" w:type="dxa"/>
+              <w:right w:w="100.0" w:type="dxa"/>
+            </w:tcMar>
+            <w:vAlign w:val="top"/>
+          </w:tcPr>
+          <w:p>
+            <w:pPr>
+              <w:keepNext w:val="0"/>
+              <w:keepLines w:val="0"/>
+              <w:pageBreakBefore w:val="0"/>
+              <w:widowControl w:val="0"/>
+              <w:pBdr>
+                <w:top w:space="0" w:sz="0" w:val="nil"/>
+                <w:left w:space="0" w:sz="0" w:val="nil"/>
+                <w:bottom w:space="0" w:sz="0" w:val="nil"/>
+                <w:right w:space="0" w:sz="0" w:val="nil"/>
+                <w:between w:space="0" w:sz="0" w:val="nil"/>
+              </w:pBdr>
+              <w:shd w:fill="auto" w:val="clear"/>
+              <w:spacing w:after="0" w:before="0" w:line="240" w:lineRule="auto"/>
+              <w:ind w:left="0" w:right="0" w:firstLine="0"/>
+              <w:jc w:val="left"/>
+              <w:rPr>
+                <w:rFonts w:ascii="Times New Roman" w:cs="Times New Roman" w:eastAsia="Times New Roman" w:hAnsi="Times New Roman"/>
+              </w:rPr>
+            </w:pPr>
+            <w:r>
+              <w:rPr>
+                <w:rtl w:val="0"/>
+              </w:rPr>
+            </w:r>
+          </w:p>
+        </w:tc>
+        <w:tc>
+          <w:tcPr>
+            <w:tcBorders>
+              <w:top w:color="d7dee4" w:space="0" w:sz="8" w:val="single"/>
+              <w:left w:color="d7dee4" w:space="0" w:sz="8" w:val="single"/>
+              <w:bottom w:color="d7dee4" w:space="0" w:sz="8" w:val="single"/>
+              <w:right w:color="d7dee4" w:space="0" w:sz="8" w:val="single"/>
+            </w:tcBorders>
+            <w:shd w:fill="fafbfc" w:val="clear"/>
+            <w:tcMar>
+              <w:top w:w="100.0" w:type="dxa"/>
+              <w:left w:w="100.0" w:type="dxa"/>
+              <w:bottom w:w="100.0" w:type="dxa"/>
+              <w:right w:w="100.0" w:type="dxa"/>
+            </w:tcMar>
+            <w:vAlign w:val="top"/>
+          </w:tcPr>
+          <w:p>
+            <w:pPr>
+              <w:keepNext w:val="0"/>
+              <w:keepLines w:val="0"/>
+              <w:pageBreakBefore w:val="0"/>
+              <w:widowControl w:val="0"/>
+              <w:pBdr>
+                <w:top w:space="0" w:sz="0" w:val="nil"/>
+                <w:left w:space="0" w:sz="0" w:val="nil"/>
+                <w:bottom w:space="0" w:sz="0" w:val="nil"/>
+                <w:right w:space="0" w:sz="0" w:val="nil"/>
+                <w:between w:space="0" w:sz="0" w:val="nil"/>
+              </w:pBdr>
+              <w:shd w:fill="auto" w:val="clear"/>
+              <w:spacing w:after="0" w:before="0" w:line="240" w:lineRule="auto"/>
+              <w:ind w:left="0" w:right="-55.03937007873958" w:firstLine="0"/>
+              <w:jc w:val="left"/>
+              <w:rPr>
+                <w:rFonts w:ascii="Times New Roman" w:cs="Times New Roman" w:eastAsia="Times New Roman" w:hAnsi="Times New Roman"/>
+              </w:rPr>
+            </w:pPr>
+            <w:commentRangeStart w:id="44"/>
+            <w:r>
+              <w:rPr>
+                <w:rFonts w:ascii="Times New Roman" w:cs="Times New Roman" w:eastAsia="Times New Roman" w:hAnsi="Times New Roman"/>
+                <w:rtl w:val="0"/>
+              </w:rPr>
+              <w:t xml:space="preserve">Formalización y desembolso</w:t>
+            </w:r>
+            <w:commentRangeEnd w:id="44"/>
+            <w:r>
+              <w:rPr>
+                <w:rStyle w:val="CommentReference"/>
+              </w:rPr>
+              <w:commentReference w:id="44"/>
+            </w:r>
+          </w:p>
+        </w:tc>
+        <w:tc>
+          <w:tcPr>
+            <w:tcBorders>
+              <w:top w:color="d7dee4" w:space="0" w:sz="8" w:val="single"/>
+              <w:left w:color="d7dee4" w:space="0" w:sz="8" w:val="single"/>
+              <w:bottom w:color="d7dee4" w:space="0" w:sz="8" w:val="single"/>
+              <w:right w:color="d7dee4" w:space="0" w:sz="8" w:val="single"/>
+            </w:tcBorders>
+            <w:shd w:fill="fafbfc" w:val="clear"/>
+            <w:tcMar>
+              <w:top w:w="100.0" w:type="dxa"/>
+              <w:left w:w="100.0" w:type="dxa"/>
+              <w:bottom w:w="100.0" w:type="dxa"/>
+              <w:right w:w="100.0" w:type="dxa"/>
+            </w:tcMar>
+            <w:vAlign w:val="top"/>
+          </w:tcPr>
+          <w:p>
+            <w:pPr>
+              <w:keepNext w:val="0"/>
+              <w:keepLines w:val="0"/>
+              <w:pageBreakBefore w:val="0"/>
+              <w:widowControl w:val="0"/>
+              <w:pBdr>
+                <w:top w:space="0" w:sz="0" w:val="nil"/>
+                <w:left w:space="0" w:sz="0" w:val="nil"/>
+                <w:bottom w:space="0" w:sz="0" w:val="nil"/>
+                <w:right w:space="0" w:sz="0" w:val="nil"/>
+                <w:between w:space="0" w:sz="0" w:val="nil"/>
+              </w:pBdr>
+              <w:shd w:fill="auto" w:val="clear"/>
+              <w:spacing w:after="0" w:before="0" w:line="240" w:lineRule="auto"/>
+              <w:ind w:left="0" w:right="-55.03937007873958" w:firstLine="0"/>
+              <w:jc w:val="left"/>
+              <w:rPr>
+                <w:rFonts w:ascii="Times New Roman" w:cs="Times New Roman" w:eastAsia="Times New Roman" w:hAnsi="Times New Roman"/>
+              </w:rPr>
+            </w:pPr>
+            <w:commentRangeStart w:id="45"/>
+            <w:r>
+              <w:rPr>
+                <w:rFonts w:ascii="Times New Roman" w:cs="Times New Roman" w:eastAsia="Times New Roman" w:hAnsi="Times New Roman"/>
+                <w:rtl w:val="0"/>
+              </w:rPr>
+              <w:t xml:space="preserve">Primaria</w:t>
+            </w:r>
+            <w:commentRangeEnd w:id="45"/>
+            <w:r>
+              <w:rPr>
+                <w:rStyle w:val="CommentReference"/>
+              </w:rPr>
+              <w:commentReference w:id="45"/>
+            </w:r>
+          </w:p>
+        </w:tc>
+      </w:tr>
+      <w:tr>
+        <w:trPr>
+          <w:cantSplit w:val="0"/>
+          <w:trHeight w:val="420" w:hRule="atLeast"/>
+          <w:tblHeader w:val="0"/>
+        </w:trPr>
+        <w:tc>
+          <w:tcPr>
+            <w:vMerge w:val="restart"/>
+            <w:tcBorders>
+              <w:top w:color="d7dee4" w:space="0" w:sz="8" w:val="single"/>
+              <w:left w:color="d7dee4" w:space="0" w:sz="8" w:val="single"/>
+              <w:bottom w:color="d7dee4" w:space="0" w:sz="8" w:val="single"/>
+              <w:right w:color="d7dee4" w:space="0" w:sz="8" w:val="single"/>
+            </w:tcBorders>
+            <w:shd w:fill="fafbfc" w:val="clear"/>
+            <w:tcMar>
+              <w:top w:w="100.0" w:type="dxa"/>
+              <w:left w:w="100.0" w:type="dxa"/>
+              <w:bottom w:w="100.0" w:type="dxa"/>
+              <w:right w:w="100.0" w:type="dxa"/>
+            </w:tcMar>
+            <w:vAlign w:val="top"/>
+          </w:tcPr>
+          <w:p>
+            <w:pPr>
+              <w:keepNext w:val="0"/>
+              <w:keepLines w:val="0"/>
+              <w:pageBreakBefore w:val="0"/>
+              <w:widowControl w:val="0"/>
+              <w:pBdr>
+                <w:top w:space="0" w:sz="0" w:val="nil"/>
+                <w:left w:space="0" w:sz="0" w:val="nil"/>
+                <w:bottom w:space="0" w:sz="0" w:val="nil"/>
+                <w:right w:space="0" w:sz="0" w:val="nil"/>
+                <w:between w:space="0" w:sz="0" w:val="nil"/>
+              </w:pBdr>
+              <w:shd w:fill="auto" w:val="clear"/>
+              <w:spacing w:after="0" w:before="0" w:line="240" w:lineRule="auto"/>
+              <w:ind w:left="0" w:right="0" w:firstLine="0"/>
+              <w:jc w:val="left"/>
+              <w:rPr>
+                <w:rFonts w:ascii="Times New Roman" w:cs="Times New Roman" w:eastAsia="Times New Roman" w:hAnsi="Times New Roman"/>
+                <w:b w:val="1"/>
+                <w:bCs w:val="1"/>
+                <w:color w:val="072146"/>
+              </w:rPr>
+            </w:pPr>
+            <w:commentRangeStart w:id="46"/>
+            <w:r>
+              <w:rPr>
+                <w:rFonts w:ascii="Times New Roman" w:cs="Times New Roman" w:eastAsia="Times New Roman" w:hAnsi="Times New Roman"/>
+                <w:b w:val="1"/>
+                <w:bCs w:val="1"/>
+                <w:color w:val="072146"/>
+                <w:rtl w:val="0"/>
+              </w:rPr>
+              <w:t xml:space="preserve">Captación de depósitos y vinculación</w:t>
+            </w:r>
+            <w:commentRangeEnd w:id="46"/>
+            <w:r>
+              <w:rPr>
+                <w:rStyle w:val="CommentReference"/>
+              </w:rPr>
+              <w:commentReference w:id="46"/>
+            </w:r>
+          </w:p>
+        </w:tc>
+        <w:tc>
+          <w:tcPr>
+            <w:tcBorders>
+              <w:top w:color="d7dee4" w:space="0" w:sz="8" w:val="single"/>
+              <w:left w:color="d7dee4" w:space="0" w:sz="8" w:val="single"/>
+              <w:bottom w:color="d7dee4" w:space="0" w:sz="8" w:val="single"/>
+              <w:right w:color="d7dee4" w:space="0" w:sz="8" w:val="single"/>
+            </w:tcBorders>
+            <w:shd w:fill="fafbfc" w:val="clear"/>
+            <w:tcMar>
+              <w:top w:w="100.0" w:type="dxa"/>
+              <w:left w:w="100.0" w:type="dxa"/>
+              <w:bottom w:w="100.0" w:type="dxa"/>
+              <w:right w:w="100.0" w:type="dxa"/>
+            </w:tcMar>
+            <w:vAlign w:val="top"/>
+          </w:tcPr>
+          <w:p>
+            <w:pPr>
+              <w:keepNext w:val="0"/>
+              <w:keepLines w:val="0"/>
+              <w:pageBreakBefore w:val="0"/>
+              <w:widowControl w:val="0"/>
+              <w:pBdr>
+                <w:top w:space="0" w:sz="0" w:val="nil"/>
+                <w:left w:space="0" w:sz="0" w:val="nil"/>
+                <w:bottom w:space="0" w:sz="0" w:val="nil"/>
+                <w:right w:space="0" w:sz="0" w:val="nil"/>
+                <w:between w:space="0" w:sz="0" w:val="nil"/>
+              </w:pBdr>
+              <w:shd w:fill="auto" w:val="clear"/>
+              <w:spacing w:after="0" w:before="0" w:line="240" w:lineRule="auto"/>
+              <w:ind w:left="0" w:right="-55.03937007873958" w:firstLine="0"/>
+              <w:jc w:val="left"/>
+              <w:rPr>
+                <w:rFonts w:ascii="Times New Roman" w:cs="Times New Roman" w:eastAsia="Times New Roman" w:hAnsi="Times New Roman"/>
+              </w:rPr>
+            </w:pPr>
+            <w:commentRangeStart w:id="47"/>
+            <w:r>
+              <w:rPr>
+                <w:rFonts w:ascii="Times New Roman" w:cs="Times New Roman" w:eastAsia="Times New Roman" w:hAnsi="Times New Roman"/>
+                <w:rtl w:val="0"/>
+              </w:rPr>
+              <w:t xml:space="preserve">Apertura de cuentas y onboarding</w:t>
+            </w:r>
+            <w:commentRangeEnd w:id="47"/>
+            <w:r>
+              <w:rPr>
+                <w:rStyle w:val="CommentReference"/>
+              </w:rPr>
+              <w:commentReference w:id="47"/>
+            </w:r>
+          </w:p>
+        </w:tc>
+        <w:tc>
+          <w:tcPr>
+            <w:tcBorders>
+              <w:top w:color="d7dee4" w:space="0" w:sz="8" w:val="single"/>
+              <w:left w:color="d7dee4" w:space="0" w:sz="8" w:val="single"/>
+              <w:bottom w:color="d7dee4" w:space="0" w:sz="8" w:val="single"/>
+              <w:right w:color="d7dee4" w:space="0" w:sz="8" w:val="single"/>
+            </w:tcBorders>
+            <w:shd w:fill="fafbfc" w:val="clear"/>
+            <w:tcMar>
+              <w:top w:w="100.0" w:type="dxa"/>
+              <w:left w:w="100.0" w:type="dxa"/>
+              <w:bottom w:w="100.0" w:type="dxa"/>
+              <w:right w:w="100.0" w:type="dxa"/>
+            </w:tcMar>
+            <w:vAlign w:val="top"/>
+          </w:tcPr>
+          <w:p>
+            <w:pPr>
+              <w:keepNext w:val="0"/>
+              <w:keepLines w:val="0"/>
+              <w:pageBreakBefore w:val="0"/>
+              <w:widowControl w:val="0"/>
+              <w:pBdr>
+                <w:top w:space="0" w:sz="0" w:val="nil"/>
+                <w:left w:space="0" w:sz="0" w:val="nil"/>
+                <w:bottom w:space="0" w:sz="0" w:val="nil"/>
+                <w:right w:space="0" w:sz="0" w:val="nil"/>
+                <w:between w:space="0" w:sz="0" w:val="nil"/>
+              </w:pBdr>
+              <w:shd w:fill="auto" w:val="clear"/>
+              <w:spacing w:after="0" w:before="0" w:line="240" w:lineRule="auto"/>
+              <w:ind w:left="0" w:right="-55.03937007873958" w:firstLine="0"/>
+              <w:jc w:val="left"/>
+              <w:rPr>
+                <w:rFonts w:ascii="Times New Roman" w:cs="Times New Roman" w:eastAsia="Times New Roman" w:hAnsi="Times New Roman"/>
+              </w:rPr>
+            </w:pPr>
+            <w:commentRangeStart w:id="48"/>
+            <w:r>
+              <w:rPr>
+                <w:rFonts w:ascii="Times New Roman" w:cs="Times New Roman" w:eastAsia="Times New Roman" w:hAnsi="Times New Roman"/>
+                <w:rtl w:val="0"/>
+              </w:rPr>
+              <w:t xml:space="preserve">Primaria</w:t>
+            </w:r>
+            <w:commentRangeEnd w:id="48"/>
+            <w:r>
+              <w:rPr>
+                <w:rStyle w:val="CommentReference"/>
+              </w:rPr>
+              <w:commentReference w:id="48"/>
+            </w:r>
+          </w:p>
+        </w:tc>
+      </w:tr>
+      <w:tr>
+        <w:trPr>
+          <w:cantSplit w:val="0"/>
+          <w:trHeight w:val="420" w:hRule="atLeast"/>
+          <w:tblHeader w:val="0"/>
+        </w:trPr>
+        <w:tc>
+          <w:tcPr>
+            <w:vMerge w:val="continue"/>
+            <w:tcBorders>
+              <w:top w:color="d7dee4" w:space="0" w:sz="8" w:val="single"/>
+              <w:left w:color="d7dee4" w:space="0" w:sz="8" w:val="single"/>
+              <w:bottom w:color="d7dee4" w:space="0" w:sz="8" w:val="single"/>
+              <w:right w:color="d7dee4" w:space="0" w:sz="8" w:val="single"/>
+            </w:tcBorders>
+            <w:shd w:fill="fafbfc" w:val="clear"/>
+            <w:tcMar>
+              <w:top w:w="100.0" w:type="dxa"/>
+              <w:left w:w="100.0" w:type="dxa"/>
+              <w:bottom w:w="100.0" w:type="dxa"/>
+              <w:right w:w="100.0" w:type="dxa"/>
+            </w:tcMar>
+            <w:vAlign w:val="top"/>
+          </w:tcPr>
+          <w:p>
+            <w:pPr>
+              <w:keepNext w:val="0"/>
+              <w:keepLines w:val="0"/>
+              <w:pageBreakBefore w:val="0"/>
+              <w:widowControl w:val="0"/>
+              <w:pBdr>
+                <w:top w:space="0" w:sz="0" w:val="nil"/>
+                <w:left w:space="0" w:sz="0" w:val="nil"/>
+                <w:bottom w:space="0" w:sz="0" w:val="nil"/>
+                <w:right w:space="0" w:sz="0" w:val="nil"/>
+                <w:between w:space="0" w:sz="0" w:val="nil"/>
+              </w:pBdr>
+              <w:shd w:fill="auto" w:val="clear"/>
+              <w:spacing w:after="0" w:before="0" w:line="240" w:lineRule="auto"/>
+              <w:ind w:left="0" w:right="0" w:firstLine="0"/>
+              <w:jc w:val="left"/>
+              <w:rPr>
+                <w:rFonts w:ascii="Times New Roman" w:cs="Times New Roman" w:eastAsia="Times New Roman" w:hAnsi="Times New Roman"/>
+              </w:rPr>
+            </w:pPr>
+            <w:r>
+              <w:rPr>
+                <w:rtl w:val="0"/>
+              </w:rPr>
+            </w:r>
+          </w:p>
+        </w:tc>
+        <w:tc>
+          <w:tcPr>
+            <w:tcBorders>
+              <w:top w:color="d7dee4" w:space="0" w:sz="8" w:val="single"/>
+              <w:left w:color="d7dee4" w:space="0" w:sz="8" w:val="single"/>
+              <w:bottom w:color="d7dee4" w:space="0" w:sz="8" w:val="single"/>
+              <w:right w:color="d7dee4" w:space="0" w:sz="8" w:val="single"/>
+            </w:tcBorders>
+            <w:shd w:fill="fafbfc" w:val="clear"/>
+            <w:tcMar>
+              <w:top w:w="100.0" w:type="dxa"/>
+              <w:left w:w="100.0" w:type="dxa"/>
+              <w:bottom w:w="100.0" w:type="dxa"/>
+              <w:right w:w="100.0" w:type="dxa"/>
+            </w:tcMar>
+            <w:vAlign w:val="top"/>
+          </w:tcPr>
+          <w:p>
+            <w:pPr>
+              <w:keepNext w:val="0"/>
+              <w:keepLines w:val="0"/>
+              <w:pageBreakBefore w:val="0"/>
+              <w:widowControl w:val="0"/>
+              <w:pBdr>
+                <w:top w:space="0" w:sz="0" w:val="nil"/>
+                <w:left w:space="0" w:sz="0" w:val="nil"/>
+                <w:bottom w:space="0" w:sz="0" w:val="nil"/>
+                <w:right w:space="0" w:sz="0" w:val="nil"/>
+                <w:between w:space="0" w:sz="0" w:val="nil"/>
+              </w:pBdr>
+              <w:shd w:fill="auto" w:val="clear"/>
+              <w:spacing w:after="0" w:before="0" w:line="240" w:lineRule="auto"/>
+              <w:ind w:left="0" w:right="-55.03937007873958" w:firstLine="0"/>
+              <w:jc w:val="left"/>
+              <w:rPr>
+                <w:rFonts w:ascii="Times New Roman" w:cs="Times New Roman" w:eastAsia="Times New Roman" w:hAnsi="Times New Roman"/>
+              </w:rPr>
+            </w:pPr>
+            <w:commentRangeStart w:id="49"/>
+            <w:r>
+              <w:rPr>
+                <w:rFonts w:ascii="Times New Roman" w:cs="Times New Roman" w:eastAsia="Times New Roman" w:hAnsi="Times New Roman"/>
+                <w:rtl w:val="0"/>
+              </w:rPr>
+              <w:t xml:space="preserve">Gestión de depósitos y ahorro</w:t>
+            </w:r>
+            <w:commentRangeEnd w:id="49"/>
+            <w:r>
+              <w:rPr>
+                <w:rStyle w:val="CommentReference"/>
+              </w:rPr>
+              <w:commentReference w:id="49"/>
+            </w:r>
+          </w:p>
+        </w:tc>
+        <w:tc>
+          <w:tcPr>
+            <w:tcBorders>
+              <w:top w:color="d7dee4" w:space="0" w:sz="8" w:val="single"/>
+              <w:left w:color="d7dee4" w:space="0" w:sz="8" w:val="single"/>
+              <w:bottom w:color="d7dee4" w:space="0" w:sz="8" w:val="single"/>
+              <w:right w:color="d7dee4" w:space="0" w:sz="8" w:val="single"/>
+            </w:tcBorders>
+            <w:shd w:fill="fafbfc" w:val="clear"/>
+            <w:tcMar>
+              <w:top w:w="100.0" w:type="dxa"/>
+              <w:left w:w="100.0" w:type="dxa"/>
+              <w:bottom w:w="100.0" w:type="dxa"/>
+              <w:right w:w="100.0" w:type="dxa"/>
+            </w:tcMar>
+            <w:vAlign w:val="top"/>
+          </w:tcPr>
+          <w:p>
+            <w:pPr>
+              <w:keepNext w:val="0"/>
+              <w:keepLines w:val="0"/>
+              <w:pageBreakBefore w:val="0"/>
+              <w:widowControl w:val="0"/>
+              <w:pBdr>
+                <w:top w:space="0" w:sz="0" w:val="nil"/>
+                <w:left w:space="0" w:sz="0" w:val="nil"/>
+                <w:bottom w:space="0" w:sz="0" w:val="nil"/>
+                <w:right w:space="0" w:sz="0" w:val="nil"/>
+                <w:between w:space="0" w:sz="0" w:val="nil"/>
+              </w:pBdr>
+              <w:shd w:fill="auto" w:val="clear"/>
+              <w:spacing w:after="0" w:before="0" w:line="240" w:lineRule="auto"/>
+              <w:ind w:left="0" w:right="-55.03937007873958" w:firstLine="0"/>
+              <w:jc w:val="left"/>
+              <w:rPr>
+                <w:rFonts w:ascii="Times New Roman" w:cs="Times New Roman" w:eastAsia="Times New Roman" w:hAnsi="Times New Roman"/>
+              </w:rPr>
+            </w:pPr>
+            <w:commentRangeStart w:id="50"/>
+            <w:r>
+              <w:rPr>
+                <w:rFonts w:ascii="Times New Roman" w:cs="Times New Roman" w:eastAsia="Times New Roman" w:hAnsi="Times New Roman"/>
+                <w:rtl w:val="0"/>
+              </w:rPr>
+              <w:t xml:space="preserve">Primaria</w:t>
+            </w:r>
+            <w:commentRangeEnd w:id="50"/>
+            <w:r>
+              <w:rPr>
+                <w:rStyle w:val="CommentReference"/>
+              </w:rPr>
+              <w:commentReference w:id="50"/>
+            </w:r>
+          </w:p>
+        </w:tc>
+      </w:tr>
+      <w:tr>
+        <w:trPr>
+          <w:cantSplit w:val="0"/>
+          <w:trHeight w:val="420" w:hRule="atLeast"/>
+          <w:tblHeader w:val="0"/>
+        </w:trPr>
+        <w:tc>
+          <w:tcPr>
+            <w:vMerge w:val="restart"/>
+            <w:tcBorders>
+              <w:top w:color="d7dee4" w:space="0" w:sz="8" w:val="single"/>
+              <w:left w:color="d7dee4" w:space="0" w:sz="8" w:val="single"/>
+              <w:bottom w:color="d7dee4" w:space="0" w:sz="8" w:val="single"/>
+              <w:right w:color="d7dee4" w:space="0" w:sz="8" w:val="single"/>
+            </w:tcBorders>
+            <w:shd w:fill="fafbfc" w:val="clear"/>
+            <w:tcMar>
+              <w:top w:w="100.0" w:type="dxa"/>
+              <w:left w:w="100.0" w:type="dxa"/>
+              <w:bottom w:w="100.0" w:type="dxa"/>
+              <w:right w:w="100.0" w:type="dxa"/>
+            </w:tcMar>
+            <w:vAlign w:val="top"/>
+          </w:tcPr>
+          <w:p>
+            <w:pPr>
+              <w:keepNext w:val="0"/>
+              <w:keepLines w:val="0"/>
+              <w:pageBreakBefore w:val="0"/>
+              <w:widowControl w:val="0"/>
+              <w:pBdr>
+                <w:top w:space="0" w:sz="0" w:val="nil"/>
+                <w:left w:space="0" w:sz="0" w:val="nil"/>
+                <w:bottom w:space="0" w:sz="0" w:val="nil"/>
+                <w:right w:space="0" w:sz="0" w:val="nil"/>
+                <w:between w:space="0" w:sz="0" w:val="nil"/>
+              </w:pBdr>
+              <w:shd w:fill="auto" w:val="clear"/>
+              <w:spacing w:after="0" w:before="0" w:line="240" w:lineRule="auto"/>
+              <w:ind w:left="0" w:right="0" w:firstLine="0"/>
+              <w:jc w:val="left"/>
+              <w:rPr>
+                <w:rFonts w:ascii="Times New Roman" w:cs="Times New Roman" w:eastAsia="Times New Roman" w:hAnsi="Times New Roman"/>
+                <w:b w:val="1"/>
+                <w:bCs w:val="1"/>
+                <w:color w:val="072146"/>
+              </w:rPr>
+            </w:pPr>
+            <w:commentRangeStart w:id="51"/>
+            <w:r>
+              <w:rPr>
+                <w:rFonts w:ascii="Times New Roman" w:cs="Times New Roman" w:eastAsia="Times New Roman" w:hAnsi="Times New Roman"/>
+                <w:b w:val="1"/>
+                <w:bCs w:val="1"/>
+                <w:color w:val="072146"/>
+                <w:rtl w:val="0"/>
+              </w:rPr>
+              <w:t xml:space="preserve">Medios de pago</w:t>
+            </w:r>
+            <w:commentRangeEnd w:id="51"/>
+            <w:r>
+              <w:rPr>
+                <w:rStyle w:val="CommentReference"/>
+              </w:rPr>
+              <w:commentReference w:id="51"/>
+            </w:r>
+          </w:p>
+        </w:tc>
+        <w:tc>
+          <w:tcPr>
+            <w:tcBorders>
+              <w:top w:color="d7dee4" w:space="0" w:sz="8" w:val="single"/>
+              <w:left w:color="d7dee4" w:space="0" w:sz="8" w:val="single"/>
+              <w:bottom w:color="d7dee4" w:space="0" w:sz="8" w:val="single"/>
+              <w:right w:color="d7dee4" w:space="0" w:sz="8" w:val="single"/>
+            </w:tcBorders>
+            <w:shd w:fill="fafbfc" w:val="clear"/>
+            <w:tcMar>
+              <w:top w:w="100.0" w:type="dxa"/>
+              <w:left w:w="100.0" w:type="dxa"/>
+              <w:bottom w:w="100.0" w:type="dxa"/>
+              <w:right w:w="100.0" w:type="dxa"/>
+            </w:tcMar>
+            <w:vAlign w:val="top"/>
+          </w:tcPr>
+          <w:p>
+            <w:pPr>
+              <w:keepNext w:val="0"/>
+              <w:keepLines w:val="0"/>
+              <w:pageBreakBefore w:val="0"/>
+              <w:widowControl w:val="0"/>
+              <w:pBdr>
+                <w:top w:space="0" w:sz="0" w:val="nil"/>
+                <w:left w:space="0" w:sz="0" w:val="nil"/>
+                <w:bottom w:space="0" w:sz="0" w:val="nil"/>
+                <w:right w:space="0" w:sz="0" w:val="nil"/>
+                <w:between w:space="0" w:sz="0" w:val="nil"/>
+              </w:pBdr>
+              <w:shd w:fill="auto" w:val="clear"/>
+              <w:spacing w:after="0" w:before="0" w:line="240" w:lineRule="auto"/>
+              <w:ind w:left="0" w:right="-55.03937007873958" w:firstLine="0"/>
+              <w:jc w:val="left"/>
+              <w:rPr>
+                <w:rFonts w:ascii="Times New Roman" w:cs="Times New Roman" w:eastAsia="Times New Roman" w:hAnsi="Times New Roman"/>
+              </w:rPr>
+            </w:pPr>
+            <w:commentRangeStart w:id="52"/>
+            <w:r>
+              <w:rPr>
+                <w:rFonts w:ascii="Times New Roman" w:cs="Times New Roman" w:eastAsia="Times New Roman" w:hAnsi="Times New Roman"/>
+                <w:rtl w:val="0"/>
+              </w:rPr>
+              <w:t xml:space="preserve">Emisión y gestión de tarjetas</w:t>
+            </w:r>
+            <w:commentRangeEnd w:id="52"/>
+            <w:r>
+              <w:rPr>
+                <w:rStyle w:val="CommentReference"/>
+              </w:rPr>
+              <w:commentReference w:id="52"/>
+            </w:r>
+          </w:p>
+        </w:tc>
+        <w:tc>
+          <w:tcPr>
+            <w:tcBorders>
+              <w:top w:color="d7dee4" w:space="0" w:sz="8" w:val="single"/>
+              <w:left w:color="d7dee4" w:space="0" w:sz="8" w:val="single"/>
+              <w:bottom w:color="d7dee4" w:space="0" w:sz="8" w:val="single"/>
+              <w:right w:color="d7dee4" w:space="0" w:sz="8" w:val="single"/>
+            </w:tcBorders>
+            <w:shd w:fill="fafbfc" w:val="clear"/>
+            <w:tcMar>
+              <w:top w:w="100.0" w:type="dxa"/>
+              <w:left w:w="100.0" w:type="dxa"/>
+              <w:bottom w:w="100.0" w:type="dxa"/>
+              <w:right w:w="100.0" w:type="dxa"/>
+            </w:tcMar>
+            <w:vAlign w:val="top"/>
+          </w:tcPr>
+          <w:p>
+            <w:pPr>
+              <w:keepNext w:val="0"/>
+              <w:keepLines w:val="0"/>
+              <w:pageBreakBefore w:val="0"/>
+              <w:widowControl w:val="0"/>
+              <w:pBdr>
+                <w:top w:space="0" w:sz="0" w:val="nil"/>
+                <w:left w:space="0" w:sz="0" w:val="nil"/>
+                <w:bottom w:space="0" w:sz="0" w:val="nil"/>
+                <w:right w:space="0" w:sz="0" w:val="nil"/>
+                <w:between w:space="0" w:sz="0" w:val="nil"/>
+              </w:pBdr>
+              <w:shd w:fill="auto" w:val="clear"/>
+              <w:spacing w:after="0" w:before="0" w:line="240" w:lineRule="auto"/>
+              <w:ind w:left="0" w:right="-55.03937007873958" w:firstLine="0"/>
+              <w:jc w:val="left"/>
+              <w:rPr>
+                <w:rFonts w:ascii="Times New Roman" w:cs="Times New Roman" w:eastAsia="Times New Roman" w:hAnsi="Times New Roman"/>
+              </w:rPr>
+            </w:pPr>
+            <w:commentRangeStart w:id="53"/>
+            <w:r>
+              <w:rPr>
+                <w:rFonts w:ascii="Times New Roman" w:cs="Times New Roman" w:eastAsia="Times New Roman" w:hAnsi="Times New Roman"/>
+                <w:rtl w:val="0"/>
+              </w:rPr>
+              <w:t xml:space="preserve">Primaria</w:t>
+            </w:r>
+            <w:commentRangeEnd w:id="53"/>
+            <w:r>
+              <w:rPr>
+                <w:rStyle w:val="CommentReference"/>
+              </w:rPr>
+              <w:commentReference w:id="53"/>
+            </w:r>
+          </w:p>
+        </w:tc>
+      </w:tr>
+      <w:tr>
+        <w:trPr>
+          <w:cantSplit w:val="0"/>
+          <w:trHeight w:val="420" w:hRule="atLeast"/>
+          <w:tblHeader w:val="0"/>
+        </w:trPr>
+        <w:tc>
+          <w:tcPr>
+            <w:vMerge w:val="continue"/>
+            <w:tcBorders>
+              <w:top w:color="d7dee4" w:space="0" w:sz="8" w:val="single"/>
+              <w:left w:color="d7dee4" w:space="0" w:sz="8" w:val="single"/>
+              <w:bottom w:color="d7dee4" w:space="0" w:sz="8" w:val="single"/>
+              <w:right w:color="d7dee4" w:space="0" w:sz="8" w:val="single"/>
+            </w:tcBorders>
+            <w:shd w:fill="fafbfc" w:val="clear"/>
+            <w:tcMar>
+              <w:top w:w="100.0" w:type="dxa"/>
+              <w:left w:w="100.0" w:type="dxa"/>
+              <w:bottom w:w="100.0" w:type="dxa"/>
+              <w:right w:w="100.0" w:type="dxa"/>
+            </w:tcMar>
+            <w:vAlign w:val="top"/>
+          </w:tcPr>
+          <w:p>
+            <w:pPr>
+              <w:keepNext w:val="0"/>
+              <w:keepLines w:val="0"/>
+              <w:pageBreakBefore w:val="0"/>
+              <w:widowControl w:val="0"/>
+              <w:pBdr>
+                <w:top w:space="0" w:sz="0" w:val="nil"/>
+                <w:left w:space="0" w:sz="0" w:val="nil"/>
+                <w:bottom w:space="0" w:sz="0" w:val="nil"/>
+                <w:right w:space="0" w:sz="0" w:val="nil"/>
+                <w:between w:space="0" w:sz="0" w:val="nil"/>
+              </w:pBdr>
+              <w:shd w:fill="auto" w:val="clear"/>
+              <w:spacing w:after="0" w:before="0" w:line="240" w:lineRule="auto"/>
+              <w:ind w:left="0" w:right="0" w:firstLine="0"/>
+              <w:jc w:val="left"/>
+              <w:rPr>
+                <w:rFonts w:ascii="Times New Roman" w:cs="Times New Roman" w:eastAsia="Times New Roman" w:hAnsi="Times New Roman"/>
+              </w:rPr>
+            </w:pPr>
+            <w:r>
+              <w:rPr>
+                <w:rtl w:val="0"/>
+              </w:rPr>
+            </w:r>
+          </w:p>
+        </w:tc>
+        <w:tc>
+          <w:tcPr>
+            <w:tcBorders>
+              <w:top w:color="d7dee4" w:space="0" w:sz="8" w:val="single"/>
+              <w:left w:color="d7dee4" w:space="0" w:sz="8" w:val="single"/>
+              <w:bottom w:color="d7dee4" w:space="0" w:sz="8" w:val="single"/>
+              <w:right w:color="d7dee4" w:space="0" w:sz="8" w:val="single"/>
+            </w:tcBorders>
+            <w:shd w:fill="fafbfc" w:val="clear"/>
+            <w:tcMar>
+              <w:top w:w="100.0" w:type="dxa"/>
+              <w:left w:w="100.0" w:type="dxa"/>
+              <w:bottom w:w="100.0" w:type="dxa"/>
+              <w:right w:w="100.0" w:type="dxa"/>
+            </w:tcMar>
+            <w:vAlign w:val="top"/>
+          </w:tcPr>
+          <w:p>
+            <w:pPr>
+              <w:keepNext w:val="0"/>
+              <w:keepLines w:val="0"/>
+              <w:pageBreakBefore w:val="0"/>
+              <w:widowControl w:val="0"/>
+              <w:pBdr>
+                <w:top w:space="0" w:sz="0" w:val="nil"/>
+                <w:left w:space="0" w:sz="0" w:val="nil"/>
+                <w:bottom w:space="0" w:sz="0" w:val="nil"/>
+                <w:right w:space="0" w:sz="0" w:val="nil"/>
+                <w:between w:space="0" w:sz="0" w:val="nil"/>
+              </w:pBdr>
+              <w:shd w:fill="auto" w:val="clear"/>
+              <w:spacing w:after="0" w:before="0" w:line="240" w:lineRule="auto"/>
+              <w:ind w:left="0" w:right="-55.03937007873958" w:firstLine="0"/>
+              <w:jc w:val="left"/>
+              <w:rPr>
+                <w:rFonts w:ascii="Times New Roman" w:cs="Times New Roman" w:eastAsia="Times New Roman" w:hAnsi="Times New Roman"/>
+              </w:rPr>
+            </w:pPr>
+            <w:commentRangeStart w:id="54"/>
+            <w:r>
+              <w:rPr>
+                <w:rFonts w:ascii="Times New Roman" w:cs="Times New Roman" w:eastAsia="Times New Roman" w:hAnsi="Times New Roman"/>
+                <w:rtl w:val="0"/>
+              </w:rPr>
+              <w:t xml:space="preserve">Pagos y transferencias (Plin y QR)</w:t>
+            </w:r>
+            <w:commentRangeEnd w:id="54"/>
+            <w:r>
+              <w:rPr>
+                <w:rStyle w:val="CommentReference"/>
+              </w:rPr>
+              <w:commentReference w:id="54"/>
+            </w:r>
+          </w:p>
+        </w:tc>
+        <w:tc>
+          <w:tcPr>
+            <w:tcBorders>
+              <w:top w:color="d7dee4" w:space="0" w:sz="8" w:val="single"/>
+              <w:left w:color="d7dee4" w:space="0" w:sz="8" w:val="single"/>
+              <w:bottom w:color="d7dee4" w:space="0" w:sz="8" w:val="single"/>
+              <w:right w:color="d7dee4" w:space="0" w:sz="8" w:val="single"/>
+            </w:tcBorders>
+            <w:shd w:fill="fafbfc" w:val="clear"/>
+            <w:tcMar>
+              <w:top w:w="100.0" w:type="dxa"/>
+              <w:left w:w="100.0" w:type="dxa"/>
+              <w:bottom w:w="100.0" w:type="dxa"/>
+              <w:right w:w="100.0" w:type="dxa"/>
+            </w:tcMar>
+            <w:vAlign w:val="top"/>
+          </w:tcPr>
+          <w:p>
+            <w:pPr>
+              <w:keepNext w:val="0"/>
+              <w:keepLines w:val="0"/>
+              <w:pageBreakBefore w:val="0"/>
+              <w:widowControl w:val="0"/>
+              <w:pBdr>
+                <w:top w:space="0" w:sz="0" w:val="nil"/>
+                <w:left w:space="0" w:sz="0" w:val="nil"/>
+                <w:bottom w:space="0" w:sz="0" w:val="nil"/>
+                <w:right w:space="0" w:sz="0" w:val="nil"/>
+                <w:between w:space="0" w:sz="0" w:val="nil"/>
+              </w:pBdr>
+              <w:shd w:fill="auto" w:val="clear"/>
+              <w:spacing w:after="0" w:before="0" w:line="240" w:lineRule="auto"/>
+              <w:ind w:left="0" w:right="-55.03937007873958" w:firstLine="0"/>
+              <w:jc w:val="left"/>
+              <w:rPr>
+                <w:rFonts w:ascii="Times New Roman" w:cs="Times New Roman" w:eastAsia="Times New Roman" w:hAnsi="Times New Roman"/>
+              </w:rPr>
+            </w:pPr>
+            <w:commentRangeStart w:id="55"/>
+            <w:r>
+              <w:rPr>
+                <w:rFonts w:ascii="Times New Roman" w:cs="Times New Roman" w:eastAsia="Times New Roman" w:hAnsi="Times New Roman"/>
+                <w:rtl w:val="0"/>
+              </w:rPr>
+              <w:t xml:space="preserve">Primaria</w:t>
+            </w:r>
+            <w:commentRangeEnd w:id="55"/>
+            <w:r>
+              <w:rPr>
+                <w:rStyle w:val="CommentReference"/>
+              </w:rPr>
+              <w:commentReference w:id="55"/>
+            </w:r>
+          </w:p>
+        </w:tc>
+      </w:tr>
+      <w:tr>
+        <w:trPr>
+          <w:cantSplit w:val="0"/>
+          <w:trHeight w:val="420" w:hRule="atLeast"/>
+          <w:tblHeader w:val="0"/>
+        </w:trPr>
+        <w:tc>
+          <w:tcPr>
+            <w:vMerge w:val="continue"/>
+            <w:tcBorders>
+              <w:top w:color="d7dee4" w:space="0" w:sz="8" w:val="single"/>
+              <w:left w:color="d7dee4" w:space="0" w:sz="8" w:val="single"/>
+              <w:bottom w:color="d7dee4" w:space="0" w:sz="8" w:val="single"/>
+              <w:right w:color="d7dee4" w:space="0" w:sz="8" w:val="single"/>
+            </w:tcBorders>
+            <w:shd w:fill="fafbfc" w:val="clear"/>
+            <w:tcMar>
+              <w:top w:w="100.0" w:type="dxa"/>
+              <w:left w:w="100.0" w:type="dxa"/>
+              <w:bottom w:w="100.0" w:type="dxa"/>
+              <w:right w:w="100.0" w:type="dxa"/>
+            </w:tcMar>
+            <w:vAlign w:val="top"/>
+          </w:tcPr>
+          <w:p>
+            <w:pPr>
+              <w:keepNext w:val="0"/>
+              <w:keepLines w:val="0"/>
+              <w:pageBreakBefore w:val="0"/>
+              <w:widowControl w:val="0"/>
+              <w:pBdr>
+                <w:top w:space="0" w:sz="0" w:val="nil"/>
+                <w:left w:space="0" w:sz="0" w:val="nil"/>
+                <w:bottom w:space="0" w:sz="0" w:val="nil"/>
+                <w:right w:space="0" w:sz="0" w:val="nil"/>
+                <w:between w:space="0" w:sz="0" w:val="nil"/>
+              </w:pBdr>
+              <w:shd w:fill="auto" w:val="clear"/>
+              <w:spacing w:after="0" w:before="0" w:line="240" w:lineRule="auto"/>
+              <w:ind w:left="0" w:right="0" w:firstLine="0"/>
+              <w:jc w:val="left"/>
+              <w:rPr>
+                <w:rFonts w:ascii="Times New Roman" w:cs="Times New Roman" w:eastAsia="Times New Roman" w:hAnsi="Times New Roman"/>
+              </w:rPr>
+            </w:pPr>
+            <w:r>
+              <w:rPr>
+                <w:rtl w:val="0"/>
+              </w:rPr>
+            </w:r>
+          </w:p>
+        </w:tc>
+        <w:tc>
+          <w:tcPr>
+            <w:tcBorders>
+              <w:top w:color="d7dee4" w:space="0" w:sz="8" w:val="single"/>
+              <w:left w:color="d7dee4" w:space="0" w:sz="8" w:val="single"/>
+              <w:bottom w:color="d7dee4" w:space="0" w:sz="8" w:val="single"/>
+              <w:right w:color="d7dee4" w:space="0" w:sz="8" w:val="single"/>
+            </w:tcBorders>
+            <w:shd w:fill="fafbfc" w:val="clear"/>
+            <w:tcMar>
+              <w:top w:w="100.0" w:type="dxa"/>
+              <w:left w:w="100.0" w:type="dxa"/>
+              <w:bottom w:w="100.0" w:type="dxa"/>
+              <w:right w:w="100.0" w:type="dxa"/>
+            </w:tcMar>
+            <w:vAlign w:val="top"/>
+          </w:tcPr>
+          <w:p>
+            <w:pPr>
+              <w:keepNext w:val="0"/>
+              <w:keepLines w:val="0"/>
+              <w:pageBreakBefore w:val="0"/>
+              <w:widowControl w:val="0"/>
+              <w:pBdr>
+                <w:top w:space="0" w:sz="0" w:val="nil"/>
+                <w:left w:space="0" w:sz="0" w:val="nil"/>
+                <w:bottom w:space="0" w:sz="0" w:val="nil"/>
+                <w:right w:space="0" w:sz="0" w:val="nil"/>
+                <w:between w:space="0" w:sz="0" w:val="nil"/>
+              </w:pBdr>
+              <w:shd w:fill="auto" w:val="clear"/>
+              <w:spacing w:after="0" w:before="0" w:line="240" w:lineRule="auto"/>
+              <w:ind w:left="0" w:right="-55.03937007873958" w:firstLine="0"/>
+              <w:jc w:val="left"/>
+              <w:rPr>
+                <w:rFonts w:ascii="Times New Roman" w:cs="Times New Roman" w:eastAsia="Times New Roman" w:hAnsi="Times New Roman"/>
+              </w:rPr>
+            </w:pPr>
+            <w:commentRangeStart w:id="56"/>
+            <w:r>
+              <w:rPr>
+                <w:rFonts w:ascii="Times New Roman" w:cs="Times New Roman" w:eastAsia="Times New Roman" w:hAnsi="Times New Roman"/>
+                <w:rtl w:val="0"/>
+              </w:rPr>
+              <w:t xml:space="preserve">Procesamiento y conciliación de transacciones</w:t>
+            </w:r>
+            <w:commentRangeEnd w:id="56"/>
+            <w:r>
+              <w:rPr>
+                <w:rStyle w:val="CommentReference"/>
+              </w:rPr>
+              <w:commentReference w:id="56"/>
+            </w:r>
+          </w:p>
+        </w:tc>
+        <w:tc>
+          <w:tcPr>
+            <w:tcBorders>
+              <w:top w:color="d7dee4" w:space="0" w:sz="8" w:val="single"/>
+              <w:left w:color="d7dee4" w:space="0" w:sz="8" w:val="single"/>
+              <w:bottom w:color="d7dee4" w:space="0" w:sz="8" w:val="single"/>
+              <w:right w:color="d7dee4" w:space="0" w:sz="8" w:val="single"/>
+            </w:tcBorders>
+            <w:shd w:fill="fafbfc" w:val="clear"/>
+            <w:tcMar>
+              <w:top w:w="100.0" w:type="dxa"/>
+              <w:left w:w="100.0" w:type="dxa"/>
+              <w:bottom w:w="100.0" w:type="dxa"/>
+              <w:right w:w="100.0" w:type="dxa"/>
+            </w:tcMar>
+            <w:vAlign w:val="top"/>
+          </w:tcPr>
+          <w:p>
+            <w:pPr>
+              <w:keepNext w:val="0"/>
+              <w:keepLines w:val="0"/>
+              <w:pageBreakBefore w:val="0"/>
+              <w:widowControl w:val="0"/>
+              <w:pBdr>
+                <w:top w:space="0" w:sz="0" w:val="nil"/>
+                <w:left w:space="0" w:sz="0" w:val="nil"/>
+                <w:bottom w:space="0" w:sz="0" w:val="nil"/>
+                <w:right w:space="0" w:sz="0" w:val="nil"/>
+                <w:between w:space="0" w:sz="0" w:val="nil"/>
+              </w:pBdr>
+              <w:shd w:fill="auto" w:val="clear"/>
+              <w:spacing w:after="0" w:before="0" w:line="240" w:lineRule="auto"/>
+              <w:ind w:left="0" w:right="-55.03937007873958" w:firstLine="0"/>
+              <w:jc w:val="left"/>
+              <w:rPr>
+                <w:rFonts w:ascii="Times New Roman" w:cs="Times New Roman" w:eastAsia="Times New Roman" w:hAnsi="Times New Roman"/>
+              </w:rPr>
+            </w:pPr>
+            <w:commentRangeStart w:id="57"/>
+            <w:r>
+              <w:rPr>
+                <w:rFonts w:ascii="Times New Roman" w:cs="Times New Roman" w:eastAsia="Times New Roman" w:hAnsi="Times New Roman"/>
+                <w:rtl w:val="0"/>
+              </w:rPr>
+              <w:t xml:space="preserve">Primaria</w:t>
+            </w:r>
+            <w:commentRangeEnd w:id="57"/>
+            <w:r>
+              <w:rPr>
+                <w:rStyle w:val="CommentReference"/>
+              </w:rPr>
+              <w:commentReference w:id="57"/>
+            </w:r>
+          </w:p>
+        </w:tc>
+      </w:tr>
+      <w:tr>
+        <w:trPr>
+          <w:cantSplit w:val="0"/>
+          <w:trHeight w:val="420" w:hRule="atLeast"/>
+          <w:tblHeader w:val="0"/>
+        </w:trPr>
+        <w:tc>
+          <w:tcPr>
+            <w:vMerge w:val="restart"/>
+            <w:tcBorders>
+              <w:top w:color="d7dee4" w:space="0" w:sz="8" w:val="single"/>
+              <w:left w:color="d7dee4" w:space="0" w:sz="8" w:val="single"/>
+              <w:bottom w:color="d7dee4" w:space="0" w:sz="8" w:val="single"/>
+              <w:right w:color="d7dee4" w:space="0" w:sz="8" w:val="single"/>
+            </w:tcBorders>
+            <w:shd w:fill="fafbfc" w:val="clear"/>
+            <w:tcMar>
+              <w:top w:w="100.0" w:type="dxa"/>
+              <w:left w:w="100.0" w:type="dxa"/>
+              <w:bottom w:w="100.0" w:type="dxa"/>
+              <w:right w:w="100.0" w:type="dxa"/>
+            </w:tcMar>
+            <w:vAlign w:val="top"/>
+          </w:tcPr>
+          <w:p>
+            <w:pPr>
+              <w:keepNext w:val="0"/>
+              <w:keepLines w:val="0"/>
+              <w:pageBreakBefore w:val="0"/>
+              <w:widowControl w:val="0"/>
+              <w:pBdr>
+                <w:top w:space="0" w:sz="0" w:val="nil"/>
+                <w:left w:space="0" w:sz="0" w:val="nil"/>
+                <w:bottom w:space="0" w:sz="0" w:val="nil"/>
+                <w:right w:space="0" w:sz="0" w:val="nil"/>
+                <w:between w:space="0" w:sz="0" w:val="nil"/>
+              </w:pBdr>
+              <w:shd w:fill="auto" w:val="clear"/>
+              <w:spacing w:after="0" w:before="0" w:line="240" w:lineRule="auto"/>
+              <w:ind w:left="0" w:right="0" w:firstLine="0"/>
+              <w:jc w:val="left"/>
+              <w:rPr>
+                <w:rFonts w:ascii="Times New Roman" w:cs="Times New Roman" w:eastAsia="Times New Roman" w:hAnsi="Times New Roman"/>
+                <w:b w:val="1"/>
+                <w:bCs w:val="1"/>
+                <w:color w:val="072146"/>
+              </w:rPr>
+            </w:pPr>
+            <w:commentRangeStart w:id="58"/>
+            <w:r>
+              <w:rPr>
+                <w:rFonts w:ascii="Times New Roman" w:cs="Times New Roman" w:eastAsia="Times New Roman" w:hAnsi="Times New Roman"/>
+                <w:b w:val="1"/>
+                <w:bCs w:val="1"/>
+                <w:color w:val="072146"/>
+                <w:rtl w:val="0"/>
+              </w:rPr>
+              <w:t xml:space="preserve">Servicio al cliente</w:t>
+            </w:r>
+            <w:commentRangeEnd w:id="58"/>
+            <w:r>
+              <w:rPr>
+                <w:rStyle w:val="CommentReference"/>
+              </w:rPr>
+              <w:commentReference w:id="58"/>
+            </w:r>
+          </w:p>
+        </w:tc>
+        <w:tc>
+          <w:tcPr>
+            <w:tcBorders>
+              <w:top w:color="d7dee4" w:space="0" w:sz="8" w:val="single"/>
+              <w:left w:color="d7dee4" w:space="0" w:sz="8" w:val="single"/>
+              <w:bottom w:color="d7dee4" w:space="0" w:sz="8" w:val="single"/>
+              <w:right w:color="d7dee4" w:space="0" w:sz="8" w:val="single"/>
+            </w:tcBorders>
+            <w:shd w:fill="fafbfc" w:val="clear"/>
+            <w:tcMar>
+              <w:top w:w="100.0" w:type="dxa"/>
+              <w:left w:w="100.0" w:type="dxa"/>
+              <w:bottom w:w="100.0" w:type="dxa"/>
+              <w:right w:w="100.0" w:type="dxa"/>
+            </w:tcMar>
+            <w:vAlign w:val="top"/>
+          </w:tcPr>
+          <w:p>
+            <w:pPr>
+              <w:keepNext w:val="0"/>
+              <w:keepLines w:val="0"/>
+              <w:pageBreakBefore w:val="0"/>
+              <w:widowControl w:val="0"/>
+              <w:pBdr>
+                <w:top w:space="0" w:sz="0" w:val="nil"/>
+                <w:left w:space="0" w:sz="0" w:val="nil"/>
+                <w:bottom w:space="0" w:sz="0" w:val="nil"/>
+                <w:right w:space="0" w:sz="0" w:val="nil"/>
+                <w:between w:space="0" w:sz="0" w:val="nil"/>
+              </w:pBdr>
+              <w:shd w:fill="auto" w:val="clear"/>
+              <w:spacing w:after="0" w:before="0" w:line="240" w:lineRule="auto"/>
+              <w:ind w:left="0" w:right="-55.03937007873958" w:firstLine="0"/>
+              <w:jc w:val="left"/>
+              <w:rPr>
+                <w:rFonts w:ascii="Times New Roman" w:cs="Times New Roman" w:eastAsia="Times New Roman" w:hAnsi="Times New Roman"/>
+              </w:rPr>
+            </w:pPr>
+            <w:commentRangeStart w:id="59"/>
+            <w:r>
+              <w:rPr>
+                <w:rFonts w:ascii="Times New Roman" w:cs="Times New Roman" w:eastAsia="Times New Roman" w:hAnsi="Times New Roman"/>
+                <w:rtl w:val="0"/>
+              </w:rPr>
+              <w:t xml:space="preserve">Atención de consultas y requerimientos</w:t>
+            </w:r>
+            <w:commentRangeEnd w:id="59"/>
+            <w:r>
+              <w:rPr>
+                <w:rStyle w:val="CommentReference"/>
+              </w:rPr>
+              <w:commentReference w:id="59"/>
+            </w:r>
+          </w:p>
+        </w:tc>
+        <w:tc>
+          <w:tcPr>
+            <w:tcBorders>
+              <w:top w:color="d7dee4" w:space="0" w:sz="8" w:val="single"/>
+              <w:left w:color="d7dee4" w:space="0" w:sz="8" w:val="single"/>
+              <w:bottom w:color="d7dee4" w:space="0" w:sz="8" w:val="single"/>
+              <w:right w:color="d7dee4" w:space="0" w:sz="8" w:val="single"/>
+            </w:tcBorders>
+            <w:shd w:fill="fafbfc" w:val="clear"/>
+            <w:tcMar>
+              <w:top w:w="100.0" w:type="dxa"/>
+              <w:left w:w="100.0" w:type="dxa"/>
+              <w:bottom w:w="100.0" w:type="dxa"/>
+              <w:right w:w="100.0" w:type="dxa"/>
+            </w:tcMar>
+            <w:vAlign w:val="top"/>
+          </w:tcPr>
+          <w:p>
+            <w:pPr>
+              <w:keepNext w:val="0"/>
+              <w:keepLines w:val="0"/>
+              <w:pageBreakBefore w:val="0"/>
+              <w:widowControl w:val="0"/>
+              <w:pBdr>
+                <w:top w:space="0" w:sz="0" w:val="nil"/>
+                <w:left w:space="0" w:sz="0" w:val="nil"/>
+                <w:bottom w:space="0" w:sz="0" w:val="nil"/>
+                <w:right w:space="0" w:sz="0" w:val="nil"/>
+                <w:between w:space="0" w:sz="0" w:val="nil"/>
+              </w:pBdr>
+              <w:shd w:fill="auto" w:val="clear"/>
+              <w:spacing w:after="0" w:before="0" w:line="240" w:lineRule="auto"/>
+              <w:ind w:left="0" w:right="-55.03937007873958" w:firstLine="0"/>
+              <w:jc w:val="left"/>
+              <w:rPr>
+                <w:rFonts w:ascii="Times New Roman" w:cs="Times New Roman" w:eastAsia="Times New Roman" w:hAnsi="Times New Roman"/>
+              </w:rPr>
+            </w:pPr>
+            <w:commentRangeStart w:id="60"/>
+            <w:r>
+              <w:rPr>
+                <w:rFonts w:ascii="Times New Roman" w:cs="Times New Roman" w:eastAsia="Times New Roman" w:hAnsi="Times New Roman"/>
+                <w:rtl w:val="0"/>
+              </w:rPr>
+              <w:t xml:space="preserve">Primaria</w:t>
+            </w:r>
+            <w:commentRangeEnd w:id="60"/>
+            <w:r>
+              <w:rPr>
+                <w:rStyle w:val="CommentReference"/>
+              </w:rPr>
+              <w:commentReference w:id="60"/>
+            </w:r>
+          </w:p>
+        </w:tc>
+      </w:tr>
+      <w:tr>
+        <w:trPr>
+          <w:cantSplit w:val="0"/>
+          <w:trHeight w:val="420" w:hRule="atLeast"/>
+          <w:tblHeader w:val="0"/>
+        </w:trPr>
+        <w:tc>
+          <w:tcPr>
+            <w:vMerge w:val="continue"/>
+            <w:tcBorders>
+              <w:top w:color="d7dee4" w:space="0" w:sz="8" w:val="single"/>
+              <w:left w:color="d7dee4" w:space="0" w:sz="8" w:val="single"/>
+              <w:bottom w:color="d7dee4" w:space="0" w:sz="8" w:val="single"/>
+              <w:right w:color="d7dee4" w:space="0" w:sz="8" w:val="single"/>
+            </w:tcBorders>
+            <w:shd w:fill="fafbfc" w:val="clear"/>
+            <w:tcMar>
+              <w:top w:w="100.0" w:type="dxa"/>
+              <w:left w:w="100.0" w:type="dxa"/>
+              <w:bottom w:w="100.0" w:type="dxa"/>
+              <w:right w:w="100.0" w:type="dxa"/>
+            </w:tcMar>
+            <w:vAlign w:val="top"/>
+          </w:tcPr>
+          <w:p>
+            <w:pPr>
+              <w:keepNext w:val="0"/>
+              <w:keepLines w:val="0"/>
+              <w:pageBreakBefore w:val="0"/>
+              <w:widowControl w:val="0"/>
+              <w:pBdr>
+                <w:top w:space="0" w:sz="0" w:val="nil"/>
+                <w:left w:space="0" w:sz="0" w:val="nil"/>
+                <w:bottom w:space="0" w:sz="0" w:val="nil"/>
+                <w:right w:space="0" w:sz="0" w:val="nil"/>
+                <w:between w:space="0" w:sz="0" w:val="nil"/>
+              </w:pBdr>
+              <w:shd w:fill="auto" w:val="clear"/>
+              <w:spacing w:after="0" w:before="0" w:line="240" w:lineRule="auto"/>
+              <w:ind w:left="0" w:right="0" w:firstLine="0"/>
+              <w:jc w:val="left"/>
+              <w:rPr>
+                <w:rFonts w:ascii="Times New Roman" w:cs="Times New Roman" w:eastAsia="Times New Roman" w:hAnsi="Times New Roman"/>
+              </w:rPr>
+            </w:pPr>
+            <w:r>
+              <w:rPr>
+                <w:rtl w:val="0"/>
+              </w:rPr>
+            </w:r>
+          </w:p>
+        </w:tc>
+        <w:tc>
+          <w:tcPr>
+            <w:tcBorders>
+              <w:top w:color="d7dee4" w:space="0" w:sz="8" w:val="single"/>
+              <w:left w:color="d7dee4" w:space="0" w:sz="8" w:val="single"/>
+              <w:bottom w:color="d7dee4" w:space="0" w:sz="8" w:val="single"/>
+              <w:right w:color="d7dee4" w:space="0" w:sz="8" w:val="single"/>
+            </w:tcBorders>
+            <w:shd w:fill="fafbfc" w:val="clear"/>
+            <w:tcMar>
+              <w:top w:w="100.0" w:type="dxa"/>
+              <w:left w:w="100.0" w:type="dxa"/>
+              <w:bottom w:w="100.0" w:type="dxa"/>
+              <w:right w:w="100.0" w:type="dxa"/>
+            </w:tcMar>
+            <w:vAlign w:val="top"/>
+          </w:tcPr>
+          <w:p>
+            <w:pPr>
+              <w:keepNext w:val="0"/>
+              <w:keepLines w:val="0"/>
+              <w:pageBreakBefore w:val="0"/>
+              <w:widowControl w:val="0"/>
+              <w:pBdr>
+                <w:top w:space="0" w:sz="0" w:val="nil"/>
+                <w:left w:space="0" w:sz="0" w:val="nil"/>
+                <w:bottom w:space="0" w:sz="0" w:val="nil"/>
+                <w:right w:space="0" w:sz="0" w:val="nil"/>
+                <w:between w:space="0" w:sz="0" w:val="nil"/>
+              </w:pBdr>
+              <w:shd w:fill="auto" w:val="clear"/>
+              <w:spacing w:after="0" w:before="0" w:line="240" w:lineRule="auto"/>
+              <w:ind w:left="0" w:right="-55.03937007873958" w:firstLine="0"/>
+              <w:jc w:val="left"/>
+              <w:rPr>
+                <w:rFonts w:ascii="Times New Roman" w:cs="Times New Roman" w:eastAsia="Times New Roman" w:hAnsi="Times New Roman"/>
+              </w:rPr>
+            </w:pPr>
+            <w:commentRangeStart w:id="61"/>
+            <w:r>
+              <w:rPr>
+                <w:rFonts w:ascii="Times New Roman" w:cs="Times New Roman" w:eastAsia="Times New Roman" w:hAnsi="Times New Roman"/>
+                <w:rtl w:val="0"/>
+              </w:rPr>
+              <w:t xml:space="preserve">Gestión de reclamos</w:t>
+            </w:r>
+            <w:commentRangeEnd w:id="61"/>
+            <w:r>
+              <w:rPr>
+                <w:rStyle w:val="CommentReference"/>
+              </w:rPr>
+              <w:commentReference w:id="61"/>
+            </w:r>
+          </w:p>
+        </w:tc>
+        <w:tc>
+          <w:tcPr>
+            <w:tcBorders>
+              <w:top w:color="d7dee4" w:space="0" w:sz="8" w:val="single"/>
+              <w:left w:color="d7dee4" w:space="0" w:sz="8" w:val="single"/>
+              <w:bottom w:color="d7dee4" w:space="0" w:sz="8" w:val="single"/>
+              <w:right w:color="d7dee4" w:space="0" w:sz="8" w:val="single"/>
+            </w:tcBorders>
+            <w:shd w:fill="fafbfc" w:val="clear"/>
+            <w:tcMar>
+              <w:top w:w="100.0" w:type="dxa"/>
+              <w:left w:w="100.0" w:type="dxa"/>
+              <w:bottom w:w="100.0" w:type="dxa"/>
+              <w:right w:w="100.0" w:type="dxa"/>
+            </w:tcMar>
+            <w:vAlign w:val="top"/>
+          </w:tcPr>
+          <w:p>
+            <w:pPr>
+              <w:keepNext w:val="0"/>
+              <w:keepLines w:val="0"/>
+              <w:pageBreakBefore w:val="0"/>
+              <w:widowControl w:val="0"/>
+              <w:pBdr>
+                <w:top w:space="0" w:sz="0" w:val="nil"/>
+                <w:left w:space="0" w:sz="0" w:val="nil"/>
+                <w:bottom w:space="0" w:sz="0" w:val="nil"/>
+                <w:right w:space="0" w:sz="0" w:val="nil"/>
+                <w:between w:space="0" w:sz="0" w:val="nil"/>
+              </w:pBdr>
+              <w:shd w:fill="auto" w:val="clear"/>
+              <w:spacing w:after="0" w:before="0" w:line="240" w:lineRule="auto"/>
+              <w:ind w:left="0" w:right="-55.03937007873958" w:firstLine="0"/>
+              <w:jc w:val="left"/>
+              <w:rPr>
+                <w:rFonts w:ascii="Times New Roman" w:cs="Times New Roman" w:eastAsia="Times New Roman" w:hAnsi="Times New Roman"/>
+              </w:rPr>
+            </w:pPr>
+            <w:commentRangeStart w:id="62"/>
+            <w:r>
+              <w:rPr>
+                <w:rFonts w:ascii="Times New Roman" w:cs="Times New Roman" w:eastAsia="Times New Roman" w:hAnsi="Times New Roman"/>
+                <w:rtl w:val="0"/>
+              </w:rPr>
+              <w:t xml:space="preserve">Primaria</w:t>
+            </w:r>
+            <w:commentRangeEnd w:id="62"/>
+            <w:r>
+              <w:rPr>
+                <w:rStyle w:val="CommentReference"/>
+              </w:rPr>
+              <w:commentReference w:id="62"/>
+            </w:r>
+          </w:p>
+        </w:tc>
+      </w:tr>
+      <w:tr>
+        <w:trPr>
+          <w:cantSplit w:val="0"/>
+          <w:trHeight w:val="420" w:hRule="atLeast"/>
+          <w:tblHeader w:val="0"/>
+        </w:trPr>
+        <w:tc>
+          <w:tcPr>
+            <w:vMerge w:val="continue"/>
+            <w:tcBorders>
+              <w:top w:color="d7dee4" w:space="0" w:sz="8" w:val="single"/>
+              <w:left w:color="d7dee4" w:space="0" w:sz="8" w:val="single"/>
+              <w:bottom w:color="d7dee4" w:space="0" w:sz="8" w:val="single"/>
+              <w:right w:color="d7dee4" w:space="0" w:sz="8" w:val="single"/>
+            </w:tcBorders>
+            <w:shd w:fill="fafbfc" w:val="clear"/>
+            <w:tcMar>
+              <w:top w:w="100.0" w:type="dxa"/>
+              <w:left w:w="100.0" w:type="dxa"/>
+              <w:bottom w:w="100.0" w:type="dxa"/>
+              <w:right w:w="100.0" w:type="dxa"/>
+            </w:tcMar>
+            <w:vAlign w:val="top"/>
+          </w:tcPr>
+          <w:p>
+            <w:pPr>
+              <w:keepNext w:val="0"/>
+              <w:keepLines w:val="0"/>
+              <w:pageBreakBefore w:val="0"/>
+              <w:widowControl w:val="0"/>
+              <w:pBdr>
+                <w:top w:space="0" w:sz="0" w:val="nil"/>
+                <w:left w:space="0" w:sz="0" w:val="nil"/>
+                <w:bottom w:space="0" w:sz="0" w:val="nil"/>
+                <w:right w:space="0" w:sz="0" w:val="nil"/>
+                <w:between w:space="0" w:sz="0" w:val="nil"/>
+              </w:pBdr>
+              <w:shd w:fill="auto" w:val="clear"/>
+              <w:spacing w:after="0" w:before="0" w:line="240" w:lineRule="auto"/>
+              <w:ind w:left="0" w:right="0" w:firstLine="0"/>
+              <w:jc w:val="left"/>
+              <w:rPr>
+                <w:rFonts w:ascii="Times New Roman" w:cs="Times New Roman" w:eastAsia="Times New Roman" w:hAnsi="Times New Roman"/>
+              </w:rPr>
+            </w:pPr>
+            <w:r>
+              <w:rPr>
+                <w:rtl w:val="0"/>
+              </w:rPr>
+            </w:r>
+          </w:p>
+        </w:tc>
+        <w:tc>
+          <w:tcPr>
+            <w:tcBorders>
+              <w:top w:color="d7dee4" w:space="0" w:sz="8" w:val="single"/>
+              <w:left w:color="d7dee4" w:space="0" w:sz="8" w:val="single"/>
+              <w:bottom w:color="d7dee4" w:space="0" w:sz="8" w:val="single"/>
+              <w:right w:color="d7dee4" w:space="0" w:sz="8" w:val="single"/>
+            </w:tcBorders>
+            <w:shd w:fill="fafbfc" w:val="clear"/>
+            <w:tcMar>
+              <w:top w:w="100.0" w:type="dxa"/>
+              <w:left w:w="100.0" w:type="dxa"/>
+              <w:bottom w:w="100.0" w:type="dxa"/>
+              <w:right w:w="100.0" w:type="dxa"/>
+            </w:tcMar>
+            <w:vAlign w:val="top"/>
+          </w:tcPr>
+          <w:p>
+            <w:pPr>
+              <w:keepNext w:val="0"/>
+              <w:keepLines w:val="0"/>
+              <w:pageBreakBefore w:val="0"/>
+              <w:widowControl w:val="0"/>
+              <w:pBdr>
+                <w:top w:space="0" w:sz="0" w:val="nil"/>
+                <w:left w:space="0" w:sz="0" w:val="nil"/>
+                <w:bottom w:space="0" w:sz="0" w:val="nil"/>
+                <w:right w:space="0" w:sz="0" w:val="nil"/>
+                <w:between w:space="0" w:sz="0" w:val="nil"/>
+              </w:pBdr>
+              <w:shd w:fill="auto" w:val="clear"/>
+              <w:spacing w:after="0" w:before="0" w:line="240" w:lineRule="auto"/>
+              <w:ind w:left="0" w:right="-55.03937007873958" w:firstLine="0"/>
+              <w:jc w:val="left"/>
+              <w:rPr>
+                <w:rFonts w:ascii="Times New Roman" w:cs="Times New Roman" w:eastAsia="Times New Roman" w:hAnsi="Times New Roman"/>
+              </w:rPr>
+            </w:pPr>
+            <w:commentRangeStart w:id="63"/>
+            <w:r>
+              <w:rPr>
+                <w:rFonts w:ascii="Times New Roman" w:cs="Times New Roman" w:eastAsia="Times New Roman" w:hAnsi="Times New Roman"/>
+                <w:rtl w:val="0"/>
+              </w:rPr>
+              <w:t xml:space="preserve">Gestión de la satisfacción del cliente</w:t>
+            </w:r>
+            <w:commentRangeEnd w:id="63"/>
+            <w:r>
+              <w:rPr>
+                <w:rStyle w:val="CommentReference"/>
+              </w:rPr>
+              <w:commentReference w:id="63"/>
+            </w:r>
+          </w:p>
+        </w:tc>
+        <w:tc>
+          <w:tcPr>
+            <w:tcBorders>
+              <w:top w:color="d7dee4" w:space="0" w:sz="8" w:val="single"/>
+              <w:left w:color="d7dee4" w:space="0" w:sz="8" w:val="single"/>
+              <w:bottom w:color="d7dee4" w:space="0" w:sz="8" w:val="single"/>
+              <w:right w:color="d7dee4" w:space="0" w:sz="8" w:val="single"/>
+            </w:tcBorders>
+            <w:shd w:fill="fafbfc" w:val="clear"/>
+            <w:tcMar>
+              <w:top w:w="100.0" w:type="dxa"/>
+              <w:left w:w="100.0" w:type="dxa"/>
+              <w:bottom w:w="100.0" w:type="dxa"/>
+              <w:right w:w="100.0" w:type="dxa"/>
+            </w:tcMar>
+            <w:vAlign w:val="top"/>
+          </w:tcPr>
+          <w:p>
+            <w:pPr>
+              <w:keepNext w:val="0"/>
+              <w:keepLines w:val="0"/>
+              <w:pageBreakBefore w:val="0"/>
+              <w:widowControl w:val="0"/>
+              <w:pBdr>
+                <w:top w:space="0" w:sz="0" w:val="nil"/>
+                <w:left w:space="0" w:sz="0" w:val="nil"/>
+                <w:bottom w:space="0" w:sz="0" w:val="nil"/>
+                <w:right w:space="0" w:sz="0" w:val="nil"/>
+                <w:between w:space="0" w:sz="0" w:val="nil"/>
+              </w:pBdr>
+              <w:shd w:fill="auto" w:val="clear"/>
+              <w:spacing w:after="0" w:before="0" w:line="240" w:lineRule="auto"/>
+              <w:ind w:left="0" w:right="-55.03937007873958" w:firstLine="0"/>
+              <w:jc w:val="left"/>
+              <w:rPr>
+                <w:rFonts w:ascii="Times New Roman" w:cs="Times New Roman" w:eastAsia="Times New Roman" w:hAnsi="Times New Roman"/>
+              </w:rPr>
+            </w:pPr>
+            <w:commentRangeStart w:id="64"/>
+            <w:r>
+              <w:rPr>
+                <w:rFonts w:ascii="Times New Roman" w:cs="Times New Roman" w:eastAsia="Times New Roman" w:hAnsi="Times New Roman"/>
+                <w:rtl w:val="0"/>
+              </w:rPr>
+              <w:t xml:space="preserve">Primaria</w:t>
+            </w:r>
+            <w:commentRangeEnd w:id="64"/>
+            <w:r>
+              <w:rPr>
+                <w:rStyle w:val="CommentReference"/>
+              </w:rPr>
+              <w:commentReference w:id="64"/>
+            </w:r>
+          </w:p>
+        </w:tc>
+      </w:tr>
+      <w:tr>
+        <w:trPr>
+          <w:cantSplit w:val="0"/>
+          <w:trHeight w:val="420" w:hRule="atLeast"/>
+          <w:tblHeader w:val="0"/>
+        </w:trPr>
+        <w:tc>
+          <w:tcPr>
+            <w:vMerge w:val="restart"/>
+            <w:tcBorders>
+              <w:top w:color="d7dee4" w:space="0" w:sz="8" w:val="single"/>
+              <w:left w:color="d7dee4" w:space="0" w:sz="8" w:val="single"/>
+              <w:bottom w:color="d7dee4" w:space="0" w:sz="8" w:val="single"/>
+              <w:right w:color="d7dee4" w:space="0" w:sz="8" w:val="single"/>
+            </w:tcBorders>
+            <w:shd w:fill="fafbfc" w:val="clear"/>
+            <w:tcMar>
+              <w:top w:w="100.0" w:type="dxa"/>
+              <w:left w:w="100.0" w:type="dxa"/>
+              <w:bottom w:w="100.0" w:type="dxa"/>
+              <w:right w:w="100.0" w:type="dxa"/>
+            </w:tcMar>
+            <w:vAlign w:val="top"/>
+          </w:tcPr>
+          <w:p>
+            <w:pPr>
+              <w:keepNext w:val="0"/>
+              <w:keepLines w:val="0"/>
+              <w:pageBreakBefore w:val="0"/>
+              <w:widowControl w:val="0"/>
+              <w:pBdr>
+                <w:top w:space="0" w:sz="0" w:val="nil"/>
+                <w:left w:space="0" w:sz="0" w:val="nil"/>
+                <w:bottom w:space="0" w:sz="0" w:val="nil"/>
+                <w:right w:space="0" w:sz="0" w:val="nil"/>
+                <w:between w:space="0" w:sz="0" w:val="nil"/>
+              </w:pBdr>
+              <w:shd w:fill="auto" w:val="clear"/>
+              <w:spacing w:after="0" w:before="0" w:line="240" w:lineRule="auto"/>
+              <w:ind w:left="0" w:right="0" w:firstLine="0"/>
+              <w:jc w:val="left"/>
+              <w:rPr>
+                <w:rFonts w:ascii="Times New Roman" w:cs="Times New Roman" w:eastAsia="Times New Roman" w:hAnsi="Times New Roman"/>
+                <w:b w:val="1"/>
+                <w:bCs w:val="1"/>
+                <w:color w:val="072146"/>
+              </w:rPr>
+            </w:pPr>
+            <w:commentRangeStart w:id="65"/>
+            <w:r>
+              <w:rPr>
+                <w:rFonts w:ascii="Times New Roman" w:cs="Times New Roman" w:eastAsia="Times New Roman" w:hAnsi="Times New Roman"/>
+                <w:b w:val="1"/>
+                <w:bCs w:val="1"/>
+                <w:color w:val="072146"/>
+                <w:rtl w:val="0"/>
+              </w:rPr>
+              <w:t xml:space="preserve">Cobranzas</w:t>
+            </w:r>
+            <w:commentRangeEnd w:id="65"/>
+            <w:r>
+              <w:rPr>
+                <w:rStyle w:val="CommentReference"/>
+              </w:rPr>
+              <w:commentReference w:id="65"/>
+            </w:r>
+          </w:p>
+        </w:tc>
+        <w:tc>
+          <w:tcPr>
+            <w:tcBorders>
+              <w:top w:color="d7dee4" w:space="0" w:sz="8" w:val="single"/>
+              <w:left w:color="d7dee4" w:space="0" w:sz="8" w:val="single"/>
+              <w:bottom w:color="d7dee4" w:space="0" w:sz="8" w:val="single"/>
+              <w:right w:color="d7dee4" w:space="0" w:sz="8" w:val="single"/>
+            </w:tcBorders>
+            <w:shd w:fill="fafbfc" w:val="clear"/>
+            <w:tcMar>
+              <w:top w:w="100.0" w:type="dxa"/>
+              <w:left w:w="100.0" w:type="dxa"/>
+              <w:bottom w:w="100.0" w:type="dxa"/>
+              <w:right w:w="100.0" w:type="dxa"/>
+            </w:tcMar>
+            <w:vAlign w:val="top"/>
+          </w:tcPr>
+          <w:p>
+            <w:pPr>
+              <w:keepNext w:val="0"/>
+              <w:keepLines w:val="0"/>
+              <w:pageBreakBefore w:val="0"/>
+              <w:widowControl w:val="0"/>
+              <w:pBdr>
+                <w:top w:space="0" w:sz="0" w:val="nil"/>
+                <w:left w:space="0" w:sz="0" w:val="nil"/>
+                <w:bottom w:space="0" w:sz="0" w:val="nil"/>
+                <w:right w:space="0" w:sz="0" w:val="nil"/>
+                <w:between w:space="0" w:sz="0" w:val="nil"/>
+              </w:pBdr>
+              <w:shd w:fill="auto" w:val="clear"/>
+              <w:spacing w:after="0" w:before="0" w:line="240" w:lineRule="auto"/>
+              <w:ind w:left="0" w:right="-55.03937007873958" w:firstLine="0"/>
+              <w:jc w:val="left"/>
+              <w:rPr>
+                <w:rFonts w:ascii="Times New Roman" w:cs="Times New Roman" w:eastAsia="Times New Roman" w:hAnsi="Times New Roman"/>
+              </w:rPr>
+            </w:pPr>
+            <w:commentRangeStart w:id="66"/>
+            <w:r>
+              <w:rPr>
+                <w:rFonts w:ascii="Times New Roman" w:cs="Times New Roman" w:eastAsia="Times New Roman" w:hAnsi="Times New Roman"/>
+                <w:rtl w:val="0"/>
+              </w:rPr>
+              <w:t xml:space="preserve">Cobranza preventiva y administrativa</w:t>
+            </w:r>
+            <w:commentRangeEnd w:id="66"/>
+            <w:r>
+              <w:rPr>
+                <w:rStyle w:val="CommentReference"/>
+              </w:rPr>
+              <w:commentReference w:id="66"/>
+            </w:r>
+          </w:p>
+        </w:tc>
+        <w:tc>
+          <w:tcPr>
+            <w:tcBorders>
+              <w:top w:color="d7dee4" w:space="0" w:sz="8" w:val="single"/>
+              <w:left w:color="d7dee4" w:space="0" w:sz="8" w:val="single"/>
+              <w:bottom w:color="d7dee4" w:space="0" w:sz="8" w:val="single"/>
+              <w:right w:color="d7dee4" w:space="0" w:sz="8" w:val="single"/>
+            </w:tcBorders>
+            <w:shd w:fill="fafbfc" w:val="clear"/>
+            <w:tcMar>
+              <w:top w:w="100.0" w:type="dxa"/>
+              <w:left w:w="100.0" w:type="dxa"/>
+              <w:bottom w:w="100.0" w:type="dxa"/>
+              <w:right w:w="100.0" w:type="dxa"/>
+            </w:tcMar>
+            <w:vAlign w:val="top"/>
+          </w:tcPr>
+          <w:p>
+            <w:pPr>
+              <w:keepNext w:val="0"/>
+              <w:keepLines w:val="0"/>
+              <w:pageBreakBefore w:val="0"/>
+              <w:widowControl w:val="0"/>
+              <w:pBdr>
+                <w:top w:space="0" w:sz="0" w:val="nil"/>
+                <w:left w:space="0" w:sz="0" w:val="nil"/>
+                <w:bottom w:space="0" w:sz="0" w:val="nil"/>
+                <w:right w:space="0" w:sz="0" w:val="nil"/>
+                <w:between w:space="0" w:sz="0" w:val="nil"/>
+              </w:pBdr>
+              <w:shd w:fill="auto" w:val="clear"/>
+              <w:spacing w:after="0" w:before="0" w:line="240" w:lineRule="auto"/>
+              <w:ind w:left="0" w:right="-55.03937007873958" w:firstLine="0"/>
+              <w:jc w:val="left"/>
+              <w:rPr>
+                <w:rFonts w:ascii="Times New Roman" w:cs="Times New Roman" w:eastAsia="Times New Roman" w:hAnsi="Times New Roman"/>
+              </w:rPr>
+            </w:pPr>
+            <w:commentRangeStart w:id="67"/>
+            <w:r>
+              <w:rPr>
+                <w:rFonts w:ascii="Times New Roman" w:cs="Times New Roman" w:eastAsia="Times New Roman" w:hAnsi="Times New Roman"/>
+                <w:rtl w:val="0"/>
+              </w:rPr>
+              <w:t xml:space="preserve">Primaria</w:t>
+            </w:r>
+            <w:commentRangeEnd w:id="67"/>
+            <w:r>
+              <w:rPr>
+                <w:rStyle w:val="CommentReference"/>
+              </w:rPr>
+              <w:commentReference w:id="67"/>
+            </w:r>
+          </w:p>
+        </w:tc>
+      </w:tr>
+      <w:tr>
+        <w:trPr>
+          <w:cantSplit w:val="0"/>
+          <w:trHeight w:val="420" w:hRule="atLeast"/>
+          <w:tblHeader w:val="0"/>
+        </w:trPr>
+        <w:tc>
+          <w:tcPr>
+            <w:vMerge w:val="continue"/>
+            <w:tcBorders>
+              <w:top w:color="d7dee4" w:space="0" w:sz="8" w:val="single"/>
+              <w:left w:color="d7dee4" w:space="0" w:sz="8" w:val="single"/>
+              <w:bottom w:color="d7dee4" w:space="0" w:sz="8" w:val="single"/>
+              <w:right w:color="d7dee4" w:space="0" w:sz="8" w:val="single"/>
+            </w:tcBorders>
+            <w:shd w:fill="fafbfc" w:val="clear"/>
+            <w:tcMar>
+              <w:top w:w="100.0" w:type="dxa"/>
+              <w:left w:w="100.0" w:type="dxa"/>
+              <w:bottom w:w="100.0" w:type="dxa"/>
+              <w:right w:w="100.0" w:type="dxa"/>
+            </w:tcMar>
+            <w:vAlign w:val="top"/>
+          </w:tcPr>
+          <w:p>
+            <w:pPr>
+              <w:keepNext w:val="0"/>
+              <w:keepLines w:val="0"/>
+              <w:pageBreakBefore w:val="0"/>
+              <w:widowControl w:val="0"/>
+              <w:pBdr>
+                <w:top w:space="0" w:sz="0" w:val="nil"/>
+                <w:left w:space="0" w:sz="0" w:val="nil"/>
+                <w:bottom w:space="0" w:sz="0" w:val="nil"/>
+                <w:right w:space="0" w:sz="0" w:val="nil"/>
+                <w:between w:space="0" w:sz="0" w:val="nil"/>
+              </w:pBdr>
+              <w:shd w:fill="auto" w:val="clear"/>
+              <w:spacing w:after="0" w:before="0" w:line="240" w:lineRule="auto"/>
+              <w:ind w:left="0" w:right="0" w:firstLine="0"/>
+              <w:jc w:val="left"/>
+              <w:rPr>
+                <w:rFonts w:ascii="Times New Roman" w:cs="Times New Roman" w:eastAsia="Times New Roman" w:hAnsi="Times New Roman"/>
+              </w:rPr>
+            </w:pPr>
+            <w:r>
+              <w:rPr>
+                <w:rtl w:val="0"/>
+              </w:rPr>
+            </w:r>
+          </w:p>
+        </w:tc>
+        <w:tc>
+          <w:tcPr>
+            <w:tcBorders>
+              <w:top w:color="d7dee4" w:space="0" w:sz="8" w:val="single"/>
+              <w:left w:color="d7dee4" w:space="0" w:sz="8" w:val="single"/>
+              <w:bottom w:color="d7dee4" w:space="0" w:sz="8" w:val="single"/>
+              <w:right w:color="d7dee4" w:space="0" w:sz="8" w:val="single"/>
+            </w:tcBorders>
+            <w:shd w:fill="fafbfc" w:val="clear"/>
+            <w:tcMar>
+              <w:top w:w="100.0" w:type="dxa"/>
+              <w:left w:w="100.0" w:type="dxa"/>
+              <w:bottom w:w="100.0" w:type="dxa"/>
+              <w:right w:w="100.0" w:type="dxa"/>
+            </w:tcMar>
+            <w:vAlign w:val="top"/>
+          </w:tcPr>
+          <w:p>
+            <w:pPr>
+              <w:keepNext w:val="0"/>
+              <w:keepLines w:val="0"/>
+              <w:pageBreakBefore w:val="0"/>
+              <w:widowControl w:val="0"/>
+              <w:pBdr>
+                <w:top w:space="0" w:sz="0" w:val="nil"/>
+                <w:left w:space="0" w:sz="0" w:val="nil"/>
+                <w:bottom w:space="0" w:sz="0" w:val="nil"/>
+                <w:right w:space="0" w:sz="0" w:val="nil"/>
+                <w:between w:space="0" w:sz="0" w:val="nil"/>
+              </w:pBdr>
+              <w:shd w:fill="auto" w:val="clear"/>
+              <w:spacing w:after="0" w:before="0" w:line="240" w:lineRule="auto"/>
+              <w:ind w:left="0" w:right="-55.03937007873958" w:firstLine="0"/>
+              <w:jc w:val="left"/>
+              <w:rPr>
+                <w:rFonts w:ascii="Times New Roman" w:cs="Times New Roman" w:eastAsia="Times New Roman" w:hAnsi="Times New Roman"/>
+              </w:rPr>
+            </w:pPr>
+            <w:commentRangeStart w:id="68"/>
+            <w:r>
+              <w:rPr>
+                <w:rFonts w:ascii="Times New Roman" w:cs="Times New Roman" w:eastAsia="Times New Roman" w:hAnsi="Times New Roman"/>
+                <w:rtl w:val="0"/>
+              </w:rPr>
+              <w:t xml:space="preserve">Recuperación y reestructuración</w:t>
+            </w:r>
+            <w:commentRangeEnd w:id="68"/>
+            <w:r>
+              <w:rPr>
+                <w:rStyle w:val="CommentReference"/>
+              </w:rPr>
+              <w:commentReference w:id="68"/>
+            </w:r>
+          </w:p>
+        </w:tc>
+        <w:tc>
+          <w:tcPr>
+            <w:tcBorders>
+              <w:top w:color="d7dee4" w:space="0" w:sz="8" w:val="single"/>
+              <w:left w:color="d7dee4" w:space="0" w:sz="8" w:val="single"/>
+              <w:bottom w:color="d7dee4" w:space="0" w:sz="8" w:val="single"/>
+              <w:right w:color="d7dee4" w:space="0" w:sz="8" w:val="single"/>
+            </w:tcBorders>
+            <w:shd w:fill="fafbfc" w:val="clear"/>
+            <w:tcMar>
+              <w:top w:w="100.0" w:type="dxa"/>
+              <w:left w:w="100.0" w:type="dxa"/>
+              <w:bottom w:w="100.0" w:type="dxa"/>
+              <w:right w:w="100.0" w:type="dxa"/>
+            </w:tcMar>
+            <w:vAlign w:val="top"/>
+          </w:tcPr>
+          <w:p>
+            <w:pPr>
+              <w:keepNext w:val="0"/>
+              <w:keepLines w:val="0"/>
+              <w:pageBreakBefore w:val="0"/>
+              <w:widowControl w:val="0"/>
+              <w:pBdr>
+                <w:top w:space="0" w:sz="0" w:val="nil"/>
+                <w:left w:space="0" w:sz="0" w:val="nil"/>
+                <w:bottom w:space="0" w:sz="0" w:val="nil"/>
+                <w:right w:space="0" w:sz="0" w:val="nil"/>
+                <w:between w:space="0" w:sz="0" w:val="nil"/>
+              </w:pBdr>
+              <w:shd w:fill="auto" w:val="clear"/>
+              <w:spacing w:after="0" w:before="0" w:line="240" w:lineRule="auto"/>
+              <w:ind w:left="0" w:right="-55.03937007873958" w:firstLine="0"/>
+              <w:jc w:val="left"/>
+              <w:rPr>
+                <w:rFonts w:ascii="Times New Roman" w:cs="Times New Roman" w:eastAsia="Times New Roman" w:hAnsi="Times New Roman"/>
+              </w:rPr>
+            </w:pPr>
+            <w:commentRangeStart w:id="69"/>
+            <w:r>
+              <w:rPr>
+                <w:rFonts w:ascii="Times New Roman" w:cs="Times New Roman" w:eastAsia="Times New Roman" w:hAnsi="Times New Roman"/>
+                <w:rtl w:val="0"/>
+              </w:rPr>
+              <w:t xml:space="preserve">Primaria</w:t>
+            </w:r>
+            <w:commentRangeEnd w:id="69"/>
+            <w:r>
+              <w:rPr>
+                <w:rStyle w:val="CommentReference"/>
+              </w:rPr>
+              <w:commentReference w:id="69"/>
+            </w:r>
+          </w:p>
+        </w:tc>
+      </w:tr>
     </w:tbl>
     <w:p>
       <w:pPr>
@@ -13682,12 +15953,20 @@
         </w:rPr>
         <w:t xml:space="preserve">Nota.</w:t>
       </w:r>
+      <w:commentRangeStart w:id="71"/>
       <w:r>
         <w:rPr>
           <w:rFonts w:ascii="Times New Roman" w:cs="Times New Roman" w:eastAsia="Times New Roman" w:hAnsi="Times New Roman"/>
           <w:rtl w:val="0"/>
         </w:rPr>
-        <w:t xml:space="preserve"> Elaboración propia.</w:t>
+        <w:t xml:space="preserve"> Elaboración propia. Los macroprocesos de negocio y sus procesos se derivan de los servicios y las actividades clave descritos en las Tablas 3 y 9.</w:t>
+      </w:r>
+      <w:commentRangeEnd w:id="71"/>
+      <w:r>
+        <w:rPr>
+          <w:rStyle w:val="CommentReference"/>
+        </w:rPr>
+        <w:commentReference w:id="71"/>
       </w:r>
       <w:r>
         <w:rPr>
@@ -14875,12 +17154,20 @@
               </w:rPr>
               <w:t xml:space="preserve">E</w:t>
             </w:r>
-            <w:r>
-              <w:rPr>
-                <w:rFonts w:ascii="Times New Roman" w:cs="Times New Roman" w:eastAsia="Times New Roman" w:hAnsi="Times New Roman"/>
-                <w:rtl w:val="0"/>
-              </w:rPr>
-              <w:t xml:space="preserve">l Banco BBVA Perú compite de manera agresiva frente a otras entidades de primer nivel por el liderazgo de los segmentos clave, registrando al cierre del segundo trimestre de 2026 colocaciones netas por S/ 82,194 millones (+10.4% interanual) y obligaciones con el público por S/ 87,202 millones (+14.5% interanual), impulsadas por los portafolios minorista, corporativo y pyme (Banco BBVA Perú, 2026). Al cierre del ejercicio 2025, el banco consolidó una cuota de mercado del 22.09% en colocaciones vigentes —liderando la banca de personas con un 22.7% de participación y los préstamos de consumo con un 19.7%— y un 20.90% en depósitos totales (Banco BBVA Perú, 2025)</w:t>
+            <w:commentRangeStart w:id="30"/>
+            <w:r>
+              <w:rPr>
+                <w:rFonts w:ascii="Times New Roman" w:cs="Times New Roman" w:eastAsia="Times New Roman" w:hAnsi="Times New Roman"/>
+                <w:rtl w:val="0"/>
+              </w:rPr>
+              <w:t>l Banco BBVA Perú compite de manera agresiva frente a otras entidades de primer nivel por el liderazgo de los segmentos clave, registrando al cierre del segundo trimestre de 2026 colocaciones netas por S/ 82,194 millones (+10.4% interanual) y obligaciones con el público por S/ 87,202 millones (+14.5% interanual), impulsadas por los portafolios minorista, corporativo y pyme (Banco BBVA Perú, 2026a). Al cierre del ejercicio 2025, el banco consolidó una cuota de mercado del 22.09% en colocaciones vigentes —liderando la banca de personas con un 22.7% de participación y los préstamos de consumo con un 19.7%— y un 20.90% en depósitos totales (Banco BBVA Perú, 2026b)</w:t>
+            </w:r>
+            <w:commentRangeEnd w:id="30"/>
+            <w:r>
+              <w:rPr>
+                <w:rStyle w:val="CommentReference"/>
+              </w:rPr>
+              <w:commentReference w:id="30"/>
             </w:r>
             <w:r>
               <w:rPr>
@@ -14993,12 +17280,20 @@
                 <w:rFonts w:ascii="Times New Roman" w:cs="Times New Roman" w:eastAsia="Times New Roman" w:hAnsi="Times New Roman"/>
               </w:rPr>
             </w:pPr>
-            <w:r>
-              <w:rPr>
-                <w:rFonts w:ascii="Times New Roman" w:cs="Times New Roman" w:eastAsia="Times New Roman" w:hAnsi="Times New Roman"/>
-                <w:rtl w:val="0"/>
-              </w:rPr>
-              <w:t xml:space="preserve">El marco regulatorio exige a las empresas del Régimen General cumplir con estrictos requerimientos mínimos de solvencia patrimonial, que incluyen límites globales de capital del 10% y el mantenimiento de niveles de Capital Ordinario de Nivel 1 (CET1) por encima de ciertos umbrales (como el requerimiento específico mayor al 10% para el BBVA Perú) (Banco BBVA Perú, 2026). Adicionalmente, la rigurosa y especializada normativa emitida por la Superintendencia de Banca, Seguros y AFP (SBS), reflejada en el Reglamento para la Gestión de la Seguridad de la Información y la Ciberseguridad (Resolución SBS N° 504-2021) y el Reglamento para la Gestión de la Continuidad del Negocio (Resolución SBS N° 877-2020), impone altos estándares y costosos sistemas de control tecnológico y ciberseguridad, lo que restringe significativamente la posibilidad de ingreso de nuevos intermediarios tradicionales (Superintendencia de Banca, Seguros y AFP, 2020, 2021).</w:t>
+            <w:commentRangeStart w:id="31"/>
+            <w:r>
+              <w:rPr>
+                <w:rFonts w:ascii="Times New Roman" w:cs="Times New Roman" w:eastAsia="Times New Roman" w:hAnsi="Times New Roman"/>
+                <w:rtl w:val="0"/>
+              </w:rPr>
+              <w:t>El marco regulatorio exige a las empresas del Régimen General cumplir con estrictos requerimientos mínimos de solvencia patrimonial, que incluyen límites globales de capital del 10% y el mantenimiento de niveles de Capital Ordinario de Nivel 1 (CET1) por encima de ciertos umbrales (como el requerimiento específico mayor al 10% para el BBVA Perú) (Banco BBVA Perú, 2026a). Adicionalmente, la rigurosa y especializada normativa emitida por la Superintendencia de Banca, Seguros y AFP (SBS), reflejada en el Reglamento para la Gestión de la Seguridad de la Información y la Ciberseguridad (Resolución SBS N° 504-2021) y el Reglamento para la Gestión de la Continuidad del Negocio (Resolución SBS N° 877-2020), impone altos estándares y costosos sistemas de control tecnológico y ciberseguridad, lo que restringe significativamente la posibilidad de ingreso de nuevos intermediarios tradicionales (Superintendencia de Banca, Seguros y AFP, 2020, 2021).</w:t>
+            </w:r>
+            <w:commentRangeEnd w:id="31"/>
+            <w:r>
+              <w:rPr>
+                <w:rStyle w:val="CommentReference"/>
+              </w:rPr>
+              <w:commentReference w:id="31"/>
             </w:r>
             <w:r>
               <w:rPr>
@@ -15110,12 +17405,20 @@
                 <w:rFonts w:ascii="Times New Roman" w:cs="Times New Roman" w:eastAsia="Times New Roman" w:hAnsi="Times New Roman"/>
               </w:rPr>
             </w:pPr>
-            <w:r>
-              <w:rPr>
-                <w:rFonts w:ascii="Times New Roman" w:cs="Times New Roman" w:eastAsia="Times New Roman" w:hAnsi="Times New Roman"/>
-                <w:rtl w:val="0"/>
-              </w:rPr>
-              <w:t xml:space="preserve">La amenaza de productos sustitutos en el mercado financiero peruano proviene principalmente de la rápida expansión de plataformas de tecnología financiera (fintech), cooperativas de ahorro y crédito, y billeteras digitales móviles de transacciones cotidianas que simplifican el flujo del dinero (Banco BBVA Perú, 2025). Para contrarrestar esta amenaza de desvío digital, el banco ha integrado a su propuesta comercial soluciones móviles de alta adopción inmediata como Plin y cobros inmediatos mediante códigos QR, promoviendo iniciativas de gamificación como "Raspa y gana" para incentivar la retención de flujos y fondos de destino (BBVA Perú, s.f.; Banco BBVA Perú, 2025). De igual manera, el fomento del autoservicio y la digitalización integral, como la apertura de cuentas de manera 100% digital "E2E" desde la App en un promedio de cuatro minutos, permiten mitigar el abandono de los clientes tradicionales frente a competidores ágiles independientes (BBVA Perú, s.f.; Banco BBVA Perú, 2025).</w:t>
+            <w:commentRangeStart w:id="32"/>
+            <w:r>
+              <w:rPr>
+                <w:rFonts w:ascii="Times New Roman" w:cs="Times New Roman" w:eastAsia="Times New Roman" w:hAnsi="Times New Roman"/>
+                <w:rtl w:val="0"/>
+              </w:rPr>
+              <w:t>La amenaza de productos sustitutos en el mercado financiero peruano proviene principalmente de la rápida expansión de plataformas de tecnología financiera (fintech), cooperativas de ahorro y crédito, y billeteras digitales móviles de transacciones cotidianas que simplifican el flujo del dinero (Banco BBVA Perú, 2026b). Para contrarrestar esta amenaza de desvío digital, el banco ha integrado a su propuesta comercial soluciones móviles de alta adopción inmediata como Plin y cobros inmediatos mediante códigos QR, promoviendo iniciativas de gamificación como "Raspa y gana" para incentivar la retención de flujos y fondos de destino (BBVA Perú, s.f.; Banco BBVA Perú, 2026b). De igual manera, el fomento del autoservicio y la digitalización integral, como la apertura de cuentas de manera 100% digital "E2E" desde la App en un promedio de cuatro minutos, permiten mitigar el abandono de los clientes tradicionales frente a competidores ágiles independientes (BBVA Perú, s.f.; Banco BBVA Perú, 2026b).</w:t>
+            </w:r>
+            <w:commentRangeEnd w:id="32"/>
+            <w:r>
+              <w:rPr>
+                <w:rStyle w:val="CommentReference"/>
+              </w:rPr>
+              <w:commentReference w:id="32"/>
             </w:r>
             <w:r>
               <w:rPr>
@@ -15228,12 +17531,20 @@
                 <w:rFonts w:ascii="Times New Roman" w:cs="Times New Roman" w:eastAsia="Times New Roman" w:hAnsi="Times New Roman"/>
               </w:rPr>
             </w:pPr>
-            <w:r>
-              <w:rPr>
-                <w:rFonts w:ascii="Times New Roman" w:cs="Times New Roman" w:eastAsia="Times New Roman" w:hAnsi="Times New Roman"/>
-                <w:rtl w:val="0"/>
-              </w:rPr>
-              <w:t xml:space="preserve">A fin de contrarrestar este poder y evitar la fuga de usuarios, BBVA Perú se enfoca activamente en la estrategia "RCP" (Radical Client Perspective) para colocar la visión del cliente en el centro de todas las decisiones corporativas mediante principios de excelencia operativa, propuestas diferenciadas e hiperpersonalización basada en inteligencia artificial (IA) (Banco BBVA Perú, 2025)</w:t>
+            <w:commentRangeStart w:id="33"/>
+            <w:r>
+              <w:rPr>
+                <w:rFonts w:ascii="Times New Roman" w:cs="Times New Roman" w:eastAsia="Times New Roman" w:hAnsi="Times New Roman"/>
+                <w:rtl w:val="0"/>
+              </w:rPr>
+              <w:t>A fin de contrarrestar este poder y evitar la fuga de usuarios, BBVA Perú se enfoca activamente en la estrategia "RCP" (Radical Client Perspective) para colocar la visión del cliente en el centro de todas las decisiones corporativas mediante principios de excelencia operativa, propuestas diferenciadas e hiperpersonalización basada en inteligencia artificial (IA) (Banco BBVA Perú, 2026b)</w:t>
+            </w:r>
+            <w:commentRangeEnd w:id="33"/>
+            <w:r>
+              <w:rPr>
+                <w:rStyle w:val="CommentReference"/>
+              </w:rPr>
+              <w:commentReference w:id="33"/>
             </w:r>
           </w:p>
           <w:p>
@@ -15244,12 +17555,20 @@
                 <w:rFonts w:ascii="Times New Roman" w:cs="Times New Roman" w:eastAsia="Times New Roman" w:hAnsi="Times New Roman"/>
               </w:rPr>
             </w:pPr>
-            <w:r>
-              <w:rPr>
-                <w:rFonts w:ascii="Times New Roman" w:cs="Times New Roman" w:eastAsia="Times New Roman" w:hAnsi="Times New Roman"/>
-                <w:rtl w:val="0"/>
-              </w:rPr>
-              <w:t xml:space="preserve">. Gracias a este enfoque de fidelización y a herramientas digitales de salud financiera, el banco logró registrar al cierre del 2025 una destacada tasa de retención de clientes del 83% en número y del 86% en monto, sustentada por un Net Promoter Score (NPS) retail sobresaliente del 52.57%, el cual superó en +241 puntos básicos al segundo banco de la competencia (Banco BBVA Perú, 2025)</w:t>
+            <w:commentRangeStart w:id="34"/>
+            <w:r>
+              <w:rPr>
+                <w:rFonts w:ascii="Times New Roman" w:cs="Times New Roman" w:eastAsia="Times New Roman" w:hAnsi="Times New Roman"/>
+                <w:rtl w:val="0"/>
+              </w:rPr>
+              <w:t>. Gracias a este enfoque de fidelización y a herramientas digitales de salud financiera, el banco logró registrar al cierre del 2025 una destacada tasa de retención de clientes del 83% en número y del 86% en monto, sustentada por un Net Promoter Score (NPS) retail sobresaliente del 52.57%, el cual superó en +241 puntos básicos al segundo banco de la competencia (Banco BBVA Perú, 2026b)</w:t>
+            </w:r>
+            <w:commentRangeEnd w:id="34"/>
+            <w:r>
+              <w:rPr>
+                <w:rStyle w:val="CommentReference"/>
+              </w:rPr>
+              <w:commentReference w:id="34"/>
             </w:r>
           </w:p>
           <w:p>
@@ -15260,12 +17579,20 @@
                 <w:rFonts w:ascii="Times New Roman" w:cs="Times New Roman" w:eastAsia="Times New Roman" w:hAnsi="Times New Roman"/>
               </w:rPr>
             </w:pPr>
-            <w:r>
-              <w:rPr>
-                <w:rFonts w:ascii="Times New Roman" w:cs="Times New Roman" w:eastAsia="Times New Roman" w:hAnsi="Times New Roman"/>
-                <w:rtl w:val="0"/>
-              </w:rPr>
-              <w:t xml:space="preserve">. Asimismo, el desarrollo de funcionalidades de autoservicio para reprogramaciones y refinanciaciones digitales rápidas coadyuva a disminuir la fricción y a elevar el costo de cambio del cliente bancario (Banco BBVA Perú, 2025)</w:t>
+            <w:commentRangeStart w:id="35"/>
+            <w:r>
+              <w:rPr>
+                <w:rFonts w:ascii="Times New Roman" w:cs="Times New Roman" w:eastAsia="Times New Roman" w:hAnsi="Times New Roman"/>
+                <w:rtl w:val="0"/>
+              </w:rPr>
+              <w:t>. Asimismo, el desarrollo de funcionalidades de autoservicio para reprogramaciones y refinanciaciones digitales rápidas coadyuva a disminuir la fricción y a elevar el costo de cambio del cliente bancario (Banco BBVA Perú, 2026b)</w:t>
+            </w:r>
+            <w:commentRangeEnd w:id="35"/>
+            <w:r>
+              <w:rPr>
+                <w:rStyle w:val="CommentReference"/>
+              </w:rPr>
+              <w:commentReference w:id="35"/>
             </w:r>
           </w:p>
           <w:p>
@@ -15386,12 +17713,20 @@
                 <w:rFonts w:ascii="Times New Roman" w:cs="Times New Roman" w:eastAsia="Times New Roman" w:hAnsi="Times New Roman"/>
               </w:rPr>
             </w:pPr>
-            <w:r>
-              <w:rPr>
-                <w:rFonts w:ascii="Times New Roman" w:cs="Times New Roman" w:eastAsia="Times New Roman" w:hAnsi="Times New Roman"/>
-                <w:rtl w:val="0"/>
-              </w:rPr>
-              <w:t xml:space="preserve">El poder de negociación de los proveedores en la banca peruana recae principalmente en empresas de telecomunicaciones y tecnologías de procesamiento de datos e infraestructura en la nube global (como Amazon Web Services [AWS] y Google Cloud, que soportan plataformas centrales del banco como ADA) (Banco BBVA Perú, 2026; BBVA, 2025)</w:t>
+            <w:commentRangeStart w:id="36"/>
+            <w:r>
+              <w:rPr>
+                <w:rFonts w:ascii="Times New Roman" w:cs="Times New Roman" w:eastAsia="Times New Roman" w:hAnsi="Times New Roman"/>
+                <w:rtl w:val="0"/>
+              </w:rPr>
+              <w:t>El poder de negociación de los proveedores en la banca peruana recae principalmente en empresas de telecomunicaciones y tecnologías de procesamiento de datos e infraestructura en la nube global (como Amazon Web Services [AWS] y Google Cloud, que soportan plataformas centrales del banco como ADA) (Banco BBVA Perú, 2026a; BBVA, 2025)</w:t>
+            </w:r>
+            <w:commentRangeEnd w:id="36"/>
+            <w:r>
+              <w:rPr>
+                <w:rStyle w:val="CommentReference"/>
+              </w:rPr>
+              <w:commentReference w:id="36"/>
             </w:r>
           </w:p>
           <w:p>
@@ -15402,12 +17737,20 @@
                 <w:rFonts w:ascii="Times New Roman" w:cs="Times New Roman" w:eastAsia="Times New Roman" w:hAnsi="Times New Roman"/>
               </w:rPr>
             </w:pPr>
-            <w:r>
-              <w:rPr>
-                <w:rFonts w:ascii="Times New Roman" w:cs="Times New Roman" w:eastAsia="Times New Roman" w:hAnsi="Times New Roman"/>
-                <w:rtl w:val="0"/>
-              </w:rPr>
-              <w:t xml:space="preserve">. No obstante, este poder se ve mitigado y controlado por la rigurosa gobernanza de compras responsables y Vendor Risk Management (VRM) del banco, la cual evalúa a los proveedores bajo un módulo estandarizado de ocho categorías de riesgo, que incluyen ciberseguridad, reputación, sostenibilidad y protección de datos (Banco BBVA Perú, 2025)</w:t>
+            <w:commentRangeStart w:id="37"/>
+            <w:r>
+              <w:rPr>
+                <w:rFonts w:ascii="Times New Roman" w:cs="Times New Roman" w:eastAsia="Times New Roman" w:hAnsi="Times New Roman"/>
+                <w:rtl w:val="0"/>
+              </w:rPr>
+              <w:t>. No obstante, este poder se ve mitigado y controlado por la rigurosa gobernanza de compras responsables y Vendor Risk Management (VRM) del banco, la cual evalúa a los proveedores bajo un módulo estandarizado de ocho categorías de riesgo, que incluyen ciberseguridad, reputación, sostenibilidad y protección de datos (Banco BBVA Perú, 2026b)</w:t>
+            </w:r>
+            <w:commentRangeEnd w:id="37"/>
+            <w:r>
+              <w:rPr>
+                <w:rStyle w:val="CommentReference"/>
+              </w:rPr>
+              <w:commentReference w:id="37"/>
             </w:r>
           </w:p>
           <w:p>
@@ -16580,6 +18923,742 @@
       </w:r>
       <w:r>
         <w:t>Corrección Práctica 1, criterio 3: la nota resume la cobertura de OE1 a OE6 por los macroprocesos críticos, para que la trazabilidad exigida por el docente sea verificable de un vistazo.</w:t>
+      </w:r>
+    </w:p>
+  </w:comment>
+  <w:comment w:id="26" w:author="Jorge Chamorro" w:initials="JC" w:date="2026-10-03T16:49:20Z">
+    <w:p>
+      <w:pPr>
+        <w:pStyle w:val="CommentText"/>
+      </w:pPr>
+      <w:r>
+        <w:rPr>
+          <w:rStyle w:val="CommentReference"/>
+        </w:rPr>
+        <w:annotationRef/>
+      </w:r>
+      <w:r>
+        <w:t>Corrección de la observación 1 del Anexo A del Entregable 2: la cifra anterior (3.38% a junio de 2025 frente a 2.28% del sistema) quedó superada: con información al 2T 2026 la mora de BBVA Perú es 2.69% y la del sistema 2.83%. Se actualiza la fila de Tabla 6 con la fuente y las páginas indicadas por el Entregable 2 (verificadas en el Informe de gestión 2T 2026).</w:t>
+      </w:r>
+    </w:p>
+  </w:comment>
+  <w:comment w:id="27" w:author="Jorge Chamorro" w:initials="JC" w:date="2026-10-03T16:49:20Z">
+    <w:p>
+      <w:pPr>
+        <w:pStyle w:val="CommentText"/>
+      </w:pPr>
+      <w:r>
+        <w:rPr>
+          <w:rStyle w:val="CommentReference"/>
+        </w:rPr>
+        <w:annotationRef/>
+      </w:r>
+      <w:r>
+        <w:t>Corrección de la observación 1 del Anexo A del Entregable 2: se retira la morosidad como desafío en la introducción de la sección 1.6, porque con datos al 2T 2026 BBVA Perú tiene mejor mora (2.69%) que el sistema (2.83%). Se mantiene la brecha de satisfacción Pyme.</w:t>
+      </w:r>
+    </w:p>
+  </w:comment>
+  <w:comment w:id="28" w:author="Jorge Chamorro" w:initials="JC" w:date="2026-10-03T16:49:20Z">
+    <w:p>
+      <w:pPr>
+        <w:pStyle w:val="CommentText"/>
+      </w:pPr>
+      <w:r>
+        <w:rPr>
+          <w:rStyle w:val="CommentReference"/>
+        </w:rPr>
+        <w:annotationRef/>
+      </w:r>
+      <w:r>
+        <w:t>Corrección de la observación 1 del Anexo A del Entregable 2: se ajusta la línea base de mora del OE4 al dato exacto del sistema (2.83% a mayo de 2026, Informe de gestión 2T 2026, p. 17) en lugar del valor redondeado, para que Tabla 6 y Tabla 10 sean consistentes.</w:t>
+      </w:r>
+    </w:p>
+  </w:comment>
+  <w:comment w:id="29" w:author="Jorge Chamorro" w:initials="JC" w:date="2026-10-03T16:49:20Z">
+    <w:p>
+      <w:pPr>
+        <w:pStyle w:val="CommentText"/>
+      </w:pPr>
+      <w:r>
+        <w:rPr>
+          <w:rStyle w:val="CommentReference"/>
+        </w:rPr>
+        <w:annotationRef/>
+      </w:r>
+      <w:r>
+        <w:t>Se retira la página 12 de la cita: las cuotas de 21.5%, 29.9% y 19.6% figuran en la Memoria anual 2025, pero no se pudo confirmar que la página sea la misma para las cuotas de 22.09% y 20.90%. Validar la página exacta de las cuotas totales (22.09% y 20.90%) en la fuente original.</w:t>
+      </w:r>
+    </w:p>
+  </w:comment>
+  <w:comment w:id="30" w:author="Jorge Chamorro" w:initials="JC" w:date="2026-10-03T16:49:20Z">
+    <w:p>
+      <w:pPr>
+        <w:pStyle w:val="CommentText"/>
+      </w:pPr>
+      <w:r>
+        <w:rPr>
+          <w:rStyle w:val="CommentReference"/>
+        </w:rPr>
+        <w:annotationRef/>
+      </w:r>
+      <w:r>
+        <w:t>Corrección de la observación 2 del Anexo A del Entregable 2: las citas (Banco BBVA Perú, 2025) y (Banco BBVA Perú, 2026) no resolvían a ninguna entrada de la lista de referencias. Se reemplazan por (Banco BBVA Perú, 2026b), Memoria anual 2025, y (Banco BBVA Perú, 2026a), Informe de gestión 2T 2026, para que cada cita corresponda a una referencia (criterio de uso correcto de fuentes).</w:t>
+      </w:r>
+    </w:p>
+  </w:comment>
+  <w:comment w:id="31" w:author="Jorge Chamorro" w:initials="JC" w:date="2026-10-03T16:49:20Z">
+    <w:p>
+      <w:pPr>
+        <w:pStyle w:val="CommentText"/>
+      </w:pPr>
+      <w:r>
+        <w:rPr>
+          <w:rStyle w:val="CommentReference"/>
+        </w:rPr>
+        <w:annotationRef/>
+      </w:r>
+      <w:r>
+        <w:t>Corrección de la observación 2 del Anexo A del Entregable 2: las citas (Banco BBVA Perú, 2025) y (Banco BBVA Perú, 2026) no resolvían a ninguna entrada de la lista de referencias. Se reemplazan por (Banco BBVA Perú, 2026b), Memoria anual 2025, y (Banco BBVA Perú, 2026a), Informe de gestión 2T 2026, para que cada cita corresponda a una referencia (criterio de uso correcto de fuentes).</w:t>
+      </w:r>
+    </w:p>
+  </w:comment>
+  <w:comment w:id="32" w:author="Jorge Chamorro" w:initials="JC" w:date="2026-10-03T16:49:20Z">
+    <w:p>
+      <w:pPr>
+        <w:pStyle w:val="CommentText"/>
+      </w:pPr>
+      <w:r>
+        <w:rPr>
+          <w:rStyle w:val="CommentReference"/>
+        </w:rPr>
+        <w:annotationRef/>
+      </w:r>
+      <w:r>
+        <w:t>Corrección de la observación 2 del Anexo A del Entregable 2: las citas (Banco BBVA Perú, 2025) y (Banco BBVA Perú, 2026) no resolvían a ninguna entrada de la lista de referencias. Se reemplazan por (Banco BBVA Perú, 2026b), Memoria anual 2025, y (Banco BBVA Perú, 2026a), Informe de gestión 2T 2026, para que cada cita corresponda a una referencia (criterio de uso correcto de fuentes).</w:t>
+      </w:r>
+    </w:p>
+  </w:comment>
+  <w:comment w:id="33" w:author="Jorge Chamorro" w:initials="JC" w:date="2026-10-03T16:49:20Z">
+    <w:p>
+      <w:pPr>
+        <w:pStyle w:val="CommentText"/>
+      </w:pPr>
+      <w:r>
+        <w:rPr>
+          <w:rStyle w:val="CommentReference"/>
+        </w:rPr>
+        <w:annotationRef/>
+      </w:r>
+      <w:r>
+        <w:t>Corrección de la observación 2 del Anexo A del Entregable 2: las citas (Banco BBVA Perú, 2025) y (Banco BBVA Perú, 2026) no resolvían a ninguna entrada de la lista de referencias. Se reemplazan por (Banco BBVA Perú, 2026b), Memoria anual 2025, y (Banco BBVA Perú, 2026a), Informe de gestión 2T 2026, para que cada cita corresponda a una referencia (criterio de uso correcto de fuentes).</w:t>
+      </w:r>
+    </w:p>
+  </w:comment>
+  <w:comment w:id="34" w:author="Jorge Chamorro" w:initials="JC" w:date="2026-10-03T16:49:20Z">
+    <w:p>
+      <w:pPr>
+        <w:pStyle w:val="CommentText"/>
+      </w:pPr>
+      <w:r>
+        <w:rPr>
+          <w:rStyle w:val="CommentReference"/>
+        </w:rPr>
+        <w:annotationRef/>
+      </w:r>
+      <w:r>
+        <w:t>Corrección de la observación 2 del Anexo A del Entregable 2: las citas (Banco BBVA Perú, 2025) y (Banco BBVA Perú, 2026) no resolvían a ninguna entrada de la lista de referencias. Se reemplazan por (Banco BBVA Perú, 2026b), Memoria anual 2025, y (Banco BBVA Perú, 2026a), Informe de gestión 2T 2026, para que cada cita corresponda a una referencia (criterio de uso correcto de fuentes).</w:t>
+      </w:r>
+    </w:p>
+  </w:comment>
+  <w:comment w:id="35" w:author="Jorge Chamorro" w:initials="JC" w:date="2026-10-03T16:49:20Z">
+    <w:p>
+      <w:pPr>
+        <w:pStyle w:val="CommentText"/>
+      </w:pPr>
+      <w:r>
+        <w:rPr>
+          <w:rStyle w:val="CommentReference"/>
+        </w:rPr>
+        <w:annotationRef/>
+      </w:r>
+      <w:r>
+        <w:t>Corrección de la observación 2 del Anexo A del Entregable 2: las citas (Banco BBVA Perú, 2025) y (Banco BBVA Perú, 2026) no resolvían a ninguna entrada de la lista de referencias. Se reemplazan por (Banco BBVA Perú, 2026b), Memoria anual 2025, y (Banco BBVA Perú, 2026a), Informe de gestión 2T 2026, para que cada cita corresponda a una referencia (criterio de uso correcto de fuentes).</w:t>
+      </w:r>
+    </w:p>
+  </w:comment>
+  <w:comment w:id="36" w:author="Jorge Chamorro" w:initials="JC" w:date="2026-10-03T16:49:20Z">
+    <w:p>
+      <w:pPr>
+        <w:pStyle w:val="CommentText"/>
+      </w:pPr>
+      <w:r>
+        <w:rPr>
+          <w:rStyle w:val="CommentReference"/>
+        </w:rPr>
+        <w:annotationRef/>
+      </w:r>
+      <w:r>
+        <w:t>Corrección de la observación 2 del Anexo A del Entregable 2: las citas (Banco BBVA Perú, 2025) y (Banco BBVA Perú, 2026) no resolvían a ninguna entrada de la lista de referencias. Se reemplazan por (Banco BBVA Perú, 2026b), Memoria anual 2025, y (Banco BBVA Perú, 2026a), Informe de gestión 2T 2026, para que cada cita corresponda a una referencia (criterio de uso correcto de fuentes).</w:t>
+      </w:r>
+    </w:p>
+  </w:comment>
+  <w:comment w:id="37" w:author="Jorge Chamorro" w:initials="JC" w:date="2026-10-03T16:49:20Z">
+    <w:p>
+      <w:pPr>
+        <w:pStyle w:val="CommentText"/>
+      </w:pPr>
+      <w:r>
+        <w:rPr>
+          <w:rStyle w:val="CommentReference"/>
+        </w:rPr>
+        <w:annotationRef/>
+      </w:r>
+      <w:r>
+        <w:t>Corrección de la observación 2 del Anexo A del Entregable 2: las citas (Banco BBVA Perú, 2025) y (Banco BBVA Perú, 2026) no resolvían a ninguna entrada de la lista de referencias. Se reemplazan por (Banco BBVA Perú, 2026b), Memoria anual 2025, y (Banco BBVA Perú, 2026a), Informe de gestión 2T 2026, para que cada cita corresponda a una referencia (criterio de uso correcto de fuentes).</w:t>
+      </w:r>
+    </w:p>
+  </w:comment>
+  <w:comment w:id="38" w:author="Jorge Chamorro" w:initials="JC" w:date="2026-10-03T16:49:20Z">
+    <w:p>
+      <w:pPr>
+        <w:pStyle w:val="CommentText"/>
+      </w:pPr>
+      <w:r>
+        <w:rPr>
+          <w:rStyle w:val="CommentReference"/>
+        </w:rPr>
+        <w:annotationRef/>
+      </w:r>
+      <w:r>
+        <w:t>Corrección de la observación 3 del Anexo A del Entregable 2: el título de la sección 1.2 anuncia participación de mercado, pero las cuotas aparecían solo en el análisis de Porter (sección 3). Se replica el dato al cierre de la sección 1.2 y se agregan las cuotas por segmento de la Memoria anual 2025. Validar la página exacta de las cuotas totales (22.09% y 20.90%), que no se logró confirmar en el texto accesible de la fuente.</w:t>
+      </w:r>
+    </w:p>
+  </w:comment>
+  <w:comment w:id="39" w:author="Jorge Chamorro" w:initials="JC" w:date="2026-10-03T16:49:20Z">
+    <w:p>
+      <w:pPr>
+        <w:pStyle w:val="CommentText"/>
+      </w:pPr>
+      <w:r>
+        <w:rPr>
+          <w:rStyle w:val="CommentReference"/>
+        </w:rPr>
+        <w:annotationRef/>
+      </w:r>
+      <w:r>
+        <w:t>Corrección de la observación 4 del Anexo A del Entregable 2: la Tabla 11 solo agrupaba macroprocesos de tecnología. Se incorpora el macroproceso de negocio «Originación de crédito», que atraviesa los recorridos del cliente analizados en el Entregable 2 (originación de crédito Pyme, reclamos y contratación digital). Elaboración propia a partir de los servicios y actividades clave de las Tablas 3 y 9; validar con el docente la granularidad de los procesos.</w:t>
+      </w:r>
+    </w:p>
+  </w:comment>
+  <w:comment w:id="40" w:author="Jorge Chamorro" w:initials="JC" w:date="2026-10-03T16:49:20Z">
+    <w:p>
+      <w:pPr>
+        <w:pStyle w:val="CommentText"/>
+      </w:pPr>
+      <w:r>
+        <w:rPr>
+          <w:rStyle w:val="CommentReference"/>
+        </w:rPr>
+        <w:annotationRef/>
+      </w:r>
+      <w:r>
+        <w:t>Corrección de la observación 4 del Anexo A del Entregable 2: proceso de negocio de «Originación de crédito» que se agrega al inventario.</w:t>
+      </w:r>
+    </w:p>
+  </w:comment>
+  <w:comment w:id="41" w:author="Jorge Chamorro" w:initials="JC" w:date="2026-10-03T16:49:20Z">
+    <w:p>
+      <w:pPr>
+        <w:pStyle w:val="CommentText"/>
+      </w:pPr>
+      <w:r>
+        <w:rPr>
+          <w:rStyle w:val="CommentReference"/>
+        </w:rPr>
+        <w:annotationRef/>
+      </w:r>
+      <w:r>
+        <w:t>Corrección de la observación 4 del Anexo A del Entregable 2: se clasifica como primaria porque el proceso forma parte directa de la entrega del servicio bancario al cliente (criterio usado en la Tabla 11 para operación de canales).</w:t>
+      </w:r>
+    </w:p>
+  </w:comment>
+  <w:comment w:id="42" w:author="Jorge Chamorro" w:initials="JC" w:date="2026-10-03T16:49:20Z">
+    <w:p>
+      <w:pPr>
+        <w:pStyle w:val="CommentText"/>
+      </w:pPr>
+      <w:r>
+        <w:rPr>
+          <w:rStyle w:val="CommentReference"/>
+        </w:rPr>
+        <w:annotationRef/>
+      </w:r>
+      <w:r>
+        <w:t>Corrección de la observación 4 del Anexo A del Entregable 2: proceso de negocio de «Originación de crédito» que se agrega al inventario.</w:t>
+      </w:r>
+    </w:p>
+  </w:comment>
+  <w:comment w:id="43" w:author="Jorge Chamorro" w:initials="JC" w:date="2026-10-03T16:49:20Z">
+    <w:p>
+      <w:pPr>
+        <w:pStyle w:val="CommentText"/>
+      </w:pPr>
+      <w:r>
+        <w:rPr>
+          <w:rStyle w:val="CommentReference"/>
+        </w:rPr>
+        <w:annotationRef/>
+      </w:r>
+      <w:r>
+        <w:t>Corrección de la observación 4 del Anexo A del Entregable 2: se clasifica como primaria porque el proceso forma parte directa de la entrega del servicio bancario al cliente (criterio usado en la Tabla 11 para operación de canales).</w:t>
+      </w:r>
+    </w:p>
+  </w:comment>
+  <w:comment w:id="44" w:author="Jorge Chamorro" w:initials="JC" w:date="2026-10-03T16:49:20Z">
+    <w:p>
+      <w:pPr>
+        <w:pStyle w:val="CommentText"/>
+      </w:pPr>
+      <w:r>
+        <w:rPr>
+          <w:rStyle w:val="CommentReference"/>
+        </w:rPr>
+        <w:annotationRef/>
+      </w:r>
+      <w:r>
+        <w:t>Corrección de la observación 4 del Anexo A del Entregable 2: proceso de negocio de «Originación de crédito» que se agrega al inventario.</w:t>
+      </w:r>
+    </w:p>
+  </w:comment>
+  <w:comment w:id="45" w:author="Jorge Chamorro" w:initials="JC" w:date="2026-10-03T16:49:20Z">
+    <w:p>
+      <w:pPr>
+        <w:pStyle w:val="CommentText"/>
+      </w:pPr>
+      <w:r>
+        <w:rPr>
+          <w:rStyle w:val="CommentReference"/>
+        </w:rPr>
+        <w:annotationRef/>
+      </w:r>
+      <w:r>
+        <w:t>Corrección de la observación 4 del Anexo A del Entregable 2: se clasifica como primaria porque el proceso forma parte directa de la entrega del servicio bancario al cliente (criterio usado en la Tabla 11 para operación de canales).</w:t>
+      </w:r>
+    </w:p>
+  </w:comment>
+  <w:comment w:id="46" w:author="Jorge Chamorro" w:initials="JC" w:date="2026-10-03T16:49:20Z">
+    <w:p>
+      <w:pPr>
+        <w:pStyle w:val="CommentText"/>
+      </w:pPr>
+      <w:r>
+        <w:rPr>
+          <w:rStyle w:val="CommentReference"/>
+        </w:rPr>
+        <w:annotationRef/>
+      </w:r>
+      <w:r>
+        <w:t>Corrección de la observación 4 del Anexo A del Entregable 2: la Tabla 11 solo agrupaba macroprocesos de tecnología. Se incorpora el macroproceso de negocio «Captación de depósitos y vinculación», que atraviesa los recorridos del cliente analizados en el Entregable 2 (originación de crédito Pyme, reclamos y contratación digital). Elaboración propia a partir de los servicios y actividades clave de las Tablas 3 y 9; validar con el docente la granularidad de los procesos.</w:t>
+      </w:r>
+    </w:p>
+  </w:comment>
+  <w:comment w:id="47" w:author="Jorge Chamorro" w:initials="JC" w:date="2026-10-03T16:49:20Z">
+    <w:p>
+      <w:pPr>
+        <w:pStyle w:val="CommentText"/>
+      </w:pPr>
+      <w:r>
+        <w:rPr>
+          <w:rStyle w:val="CommentReference"/>
+        </w:rPr>
+        <w:annotationRef/>
+      </w:r>
+      <w:r>
+        <w:t>Corrección de la observación 4 del Anexo A del Entregable 2: proceso de negocio de «Captación de depósitos y vinculación» que se agrega al inventario.</w:t>
+      </w:r>
+    </w:p>
+  </w:comment>
+  <w:comment w:id="48" w:author="Jorge Chamorro" w:initials="JC" w:date="2026-10-03T16:49:20Z">
+    <w:p>
+      <w:pPr>
+        <w:pStyle w:val="CommentText"/>
+      </w:pPr>
+      <w:r>
+        <w:rPr>
+          <w:rStyle w:val="CommentReference"/>
+        </w:rPr>
+        <w:annotationRef/>
+      </w:r>
+      <w:r>
+        <w:t>Corrección de la observación 4 del Anexo A del Entregable 2: se clasifica como primaria porque el proceso forma parte directa de la entrega del servicio bancario al cliente (criterio usado en la Tabla 11 para operación de canales).</w:t>
+      </w:r>
+    </w:p>
+  </w:comment>
+  <w:comment w:id="49" w:author="Jorge Chamorro" w:initials="JC" w:date="2026-10-03T16:49:20Z">
+    <w:p>
+      <w:pPr>
+        <w:pStyle w:val="CommentText"/>
+      </w:pPr>
+      <w:r>
+        <w:rPr>
+          <w:rStyle w:val="CommentReference"/>
+        </w:rPr>
+        <w:annotationRef/>
+      </w:r>
+      <w:r>
+        <w:t>Corrección de la observación 4 del Anexo A del Entregable 2: proceso de negocio de «Captación de depósitos y vinculación» que se agrega al inventario.</w:t>
+      </w:r>
+    </w:p>
+  </w:comment>
+  <w:comment w:id="50" w:author="Jorge Chamorro" w:initials="JC" w:date="2026-10-03T16:49:20Z">
+    <w:p>
+      <w:pPr>
+        <w:pStyle w:val="CommentText"/>
+      </w:pPr>
+      <w:r>
+        <w:rPr>
+          <w:rStyle w:val="CommentReference"/>
+        </w:rPr>
+        <w:annotationRef/>
+      </w:r>
+      <w:r>
+        <w:t>Corrección de la observación 4 del Anexo A del Entregable 2: se clasifica como primaria porque el proceso forma parte directa de la entrega del servicio bancario al cliente (criterio usado en la Tabla 11 para operación de canales).</w:t>
+      </w:r>
+    </w:p>
+  </w:comment>
+  <w:comment w:id="51" w:author="Jorge Chamorro" w:initials="JC" w:date="2026-10-03T16:49:20Z">
+    <w:p>
+      <w:pPr>
+        <w:pStyle w:val="CommentText"/>
+      </w:pPr>
+      <w:r>
+        <w:rPr>
+          <w:rStyle w:val="CommentReference"/>
+        </w:rPr>
+        <w:annotationRef/>
+      </w:r>
+      <w:r>
+        <w:t>Corrección de la observación 4 del Anexo A del Entregable 2: la Tabla 11 solo agrupaba macroprocesos de tecnología. Se incorpora el macroproceso de negocio «Medios de pago», que atraviesa los recorridos del cliente analizados en el Entregable 2 (originación de crédito Pyme, reclamos y contratación digital). Elaboración propia a partir de los servicios y actividades clave de las Tablas 3 y 9; validar con el docente la granularidad de los procesos.</w:t>
+      </w:r>
+    </w:p>
+  </w:comment>
+  <w:comment w:id="52" w:author="Jorge Chamorro" w:initials="JC" w:date="2026-10-03T16:49:20Z">
+    <w:p>
+      <w:pPr>
+        <w:pStyle w:val="CommentText"/>
+      </w:pPr>
+      <w:r>
+        <w:rPr>
+          <w:rStyle w:val="CommentReference"/>
+        </w:rPr>
+        <w:annotationRef/>
+      </w:r>
+      <w:r>
+        <w:t>Corrección de la observación 4 del Anexo A del Entregable 2: proceso de negocio de «Medios de pago» que se agrega al inventario.</w:t>
+      </w:r>
+    </w:p>
+  </w:comment>
+  <w:comment w:id="53" w:author="Jorge Chamorro" w:initials="JC" w:date="2026-10-03T16:49:20Z">
+    <w:p>
+      <w:pPr>
+        <w:pStyle w:val="CommentText"/>
+      </w:pPr>
+      <w:r>
+        <w:rPr>
+          <w:rStyle w:val="CommentReference"/>
+        </w:rPr>
+        <w:annotationRef/>
+      </w:r>
+      <w:r>
+        <w:t>Corrección de la observación 4 del Anexo A del Entregable 2: se clasifica como primaria porque el proceso forma parte directa de la entrega del servicio bancario al cliente (criterio usado en la Tabla 11 para operación de canales).</w:t>
+      </w:r>
+    </w:p>
+  </w:comment>
+  <w:comment w:id="54" w:author="Jorge Chamorro" w:initials="JC" w:date="2026-10-03T16:49:20Z">
+    <w:p>
+      <w:pPr>
+        <w:pStyle w:val="CommentText"/>
+      </w:pPr>
+      <w:r>
+        <w:rPr>
+          <w:rStyle w:val="CommentReference"/>
+        </w:rPr>
+        <w:annotationRef/>
+      </w:r>
+      <w:r>
+        <w:t>Corrección de la observación 4 del Anexo A del Entregable 2: proceso de negocio de «Medios de pago» que se agrega al inventario.</w:t>
+      </w:r>
+    </w:p>
+  </w:comment>
+  <w:comment w:id="55" w:author="Jorge Chamorro" w:initials="JC" w:date="2026-10-03T16:49:20Z">
+    <w:p>
+      <w:pPr>
+        <w:pStyle w:val="CommentText"/>
+      </w:pPr>
+      <w:r>
+        <w:rPr>
+          <w:rStyle w:val="CommentReference"/>
+        </w:rPr>
+        <w:annotationRef/>
+      </w:r>
+      <w:r>
+        <w:t>Corrección de la observación 4 del Anexo A del Entregable 2: se clasifica como primaria porque el proceso forma parte directa de la entrega del servicio bancario al cliente (criterio usado en la Tabla 11 para operación de canales).</w:t>
+      </w:r>
+    </w:p>
+  </w:comment>
+  <w:comment w:id="56" w:author="Jorge Chamorro" w:initials="JC" w:date="2026-10-03T16:49:20Z">
+    <w:p>
+      <w:pPr>
+        <w:pStyle w:val="CommentText"/>
+      </w:pPr>
+      <w:r>
+        <w:rPr>
+          <w:rStyle w:val="CommentReference"/>
+        </w:rPr>
+        <w:annotationRef/>
+      </w:r>
+      <w:r>
+        <w:t>Corrección de la observación 4 del Anexo A del Entregable 2: proceso de negocio de «Medios de pago» que se agrega al inventario.</w:t>
+      </w:r>
+    </w:p>
+  </w:comment>
+  <w:comment w:id="57" w:author="Jorge Chamorro" w:initials="JC" w:date="2026-10-03T16:49:20Z">
+    <w:p>
+      <w:pPr>
+        <w:pStyle w:val="CommentText"/>
+      </w:pPr>
+      <w:r>
+        <w:rPr>
+          <w:rStyle w:val="CommentReference"/>
+        </w:rPr>
+        <w:annotationRef/>
+      </w:r>
+      <w:r>
+        <w:t>Corrección de la observación 4 del Anexo A del Entregable 2: se clasifica como primaria porque el proceso forma parte directa de la entrega del servicio bancario al cliente (criterio usado en la Tabla 11 para operación de canales).</w:t>
+      </w:r>
+    </w:p>
+  </w:comment>
+  <w:comment w:id="58" w:author="Jorge Chamorro" w:initials="JC" w:date="2026-10-03T16:49:20Z">
+    <w:p>
+      <w:pPr>
+        <w:pStyle w:val="CommentText"/>
+      </w:pPr>
+      <w:r>
+        <w:rPr>
+          <w:rStyle w:val="CommentReference"/>
+        </w:rPr>
+        <w:annotationRef/>
+      </w:r>
+      <w:r>
+        <w:t>Corrección de la observación 4 del Anexo A del Entregable 2: la Tabla 11 solo agrupaba macroprocesos de tecnología. Se incorpora el macroproceso de negocio «Servicio al cliente», que atraviesa los recorridos del cliente analizados en el Entregable 2 (originación de crédito Pyme, reclamos y contratación digital). Elaboración propia a partir de los servicios y actividades clave de las Tablas 3 y 9; validar con el docente la granularidad de los procesos.</w:t>
+      </w:r>
+    </w:p>
+  </w:comment>
+  <w:comment w:id="59" w:author="Jorge Chamorro" w:initials="JC" w:date="2026-10-03T16:49:20Z">
+    <w:p>
+      <w:pPr>
+        <w:pStyle w:val="CommentText"/>
+      </w:pPr>
+      <w:r>
+        <w:rPr>
+          <w:rStyle w:val="CommentReference"/>
+        </w:rPr>
+        <w:annotationRef/>
+      </w:r>
+      <w:r>
+        <w:t>Corrección de la observación 4 del Anexo A del Entregable 2: proceso de negocio de «Servicio al cliente» que se agrega al inventario.</w:t>
+      </w:r>
+    </w:p>
+  </w:comment>
+  <w:comment w:id="60" w:author="Jorge Chamorro" w:initials="JC" w:date="2026-10-03T16:49:20Z">
+    <w:p>
+      <w:pPr>
+        <w:pStyle w:val="CommentText"/>
+      </w:pPr>
+      <w:r>
+        <w:rPr>
+          <w:rStyle w:val="CommentReference"/>
+        </w:rPr>
+        <w:annotationRef/>
+      </w:r>
+      <w:r>
+        <w:t>Corrección de la observación 4 del Anexo A del Entregable 2: se clasifica como primaria porque el proceso forma parte directa de la entrega del servicio bancario al cliente (criterio usado en la Tabla 11 para operación de canales).</w:t>
+      </w:r>
+    </w:p>
+  </w:comment>
+  <w:comment w:id="61" w:author="Jorge Chamorro" w:initials="JC" w:date="2026-10-03T16:49:20Z">
+    <w:p>
+      <w:pPr>
+        <w:pStyle w:val="CommentText"/>
+      </w:pPr>
+      <w:r>
+        <w:rPr>
+          <w:rStyle w:val="CommentReference"/>
+        </w:rPr>
+        <w:annotationRef/>
+      </w:r>
+      <w:r>
+        <w:t>Corrección de la observación 4 del Anexo A del Entregable 2: proceso de negocio de «Servicio al cliente» que se agrega al inventario.</w:t>
+      </w:r>
+    </w:p>
+  </w:comment>
+  <w:comment w:id="62" w:author="Jorge Chamorro" w:initials="JC" w:date="2026-10-03T16:49:20Z">
+    <w:p>
+      <w:pPr>
+        <w:pStyle w:val="CommentText"/>
+      </w:pPr>
+      <w:r>
+        <w:rPr>
+          <w:rStyle w:val="CommentReference"/>
+        </w:rPr>
+        <w:annotationRef/>
+      </w:r>
+      <w:r>
+        <w:t>Corrección de la observación 4 del Anexo A del Entregable 2: se clasifica como primaria porque el proceso forma parte directa de la entrega del servicio bancario al cliente (criterio usado en la Tabla 11 para operación de canales).</w:t>
+      </w:r>
+    </w:p>
+  </w:comment>
+  <w:comment w:id="63" w:author="Jorge Chamorro" w:initials="JC" w:date="2026-10-03T16:49:20Z">
+    <w:p>
+      <w:pPr>
+        <w:pStyle w:val="CommentText"/>
+      </w:pPr>
+      <w:r>
+        <w:rPr>
+          <w:rStyle w:val="CommentReference"/>
+        </w:rPr>
+        <w:annotationRef/>
+      </w:r>
+      <w:r>
+        <w:t>Corrección de la observación 4 del Anexo A del Entregable 2: proceso de negocio de «Servicio al cliente» que se agrega al inventario.</w:t>
+      </w:r>
+    </w:p>
+  </w:comment>
+  <w:comment w:id="64" w:author="Jorge Chamorro" w:initials="JC" w:date="2026-10-03T16:49:20Z">
+    <w:p>
+      <w:pPr>
+        <w:pStyle w:val="CommentText"/>
+      </w:pPr>
+      <w:r>
+        <w:rPr>
+          <w:rStyle w:val="CommentReference"/>
+        </w:rPr>
+        <w:annotationRef/>
+      </w:r>
+      <w:r>
+        <w:t>Corrección de la observación 4 del Anexo A del Entregable 2: se clasifica como primaria porque el proceso forma parte directa de la entrega del servicio bancario al cliente (criterio usado en la Tabla 11 para operación de canales).</w:t>
+      </w:r>
+    </w:p>
+  </w:comment>
+  <w:comment w:id="65" w:author="Jorge Chamorro" w:initials="JC" w:date="2026-10-03T16:49:20Z">
+    <w:p>
+      <w:pPr>
+        <w:pStyle w:val="CommentText"/>
+      </w:pPr>
+      <w:r>
+        <w:rPr>
+          <w:rStyle w:val="CommentReference"/>
+        </w:rPr>
+        <w:annotationRef/>
+      </w:r>
+      <w:r>
+        <w:t>Corrección de la observación 4 del Anexo A del Entregable 2: la Tabla 11 solo agrupaba macroprocesos de tecnología. Se incorpora el macroproceso de negocio «Cobranzas», que atraviesa los recorridos del cliente analizados en el Entregable 2 (originación de crédito Pyme, reclamos y contratación digital). Elaboración propia a partir de los servicios y actividades clave de las Tablas 3 y 9; validar con el docente la granularidad de los procesos.</w:t>
+      </w:r>
+    </w:p>
+  </w:comment>
+  <w:comment w:id="66" w:author="Jorge Chamorro" w:initials="JC" w:date="2026-10-03T16:49:20Z">
+    <w:p>
+      <w:pPr>
+        <w:pStyle w:val="CommentText"/>
+      </w:pPr>
+      <w:r>
+        <w:rPr>
+          <w:rStyle w:val="CommentReference"/>
+        </w:rPr>
+        <w:annotationRef/>
+      </w:r>
+      <w:r>
+        <w:t>Corrección de la observación 4 del Anexo A del Entregable 2: proceso de negocio de «Cobranzas» que se agrega al inventario.</w:t>
+      </w:r>
+    </w:p>
+  </w:comment>
+  <w:comment w:id="67" w:author="Jorge Chamorro" w:initials="JC" w:date="2026-10-03T16:49:20Z">
+    <w:p>
+      <w:pPr>
+        <w:pStyle w:val="CommentText"/>
+      </w:pPr>
+      <w:r>
+        <w:rPr>
+          <w:rStyle w:val="CommentReference"/>
+        </w:rPr>
+        <w:annotationRef/>
+      </w:r>
+      <w:r>
+        <w:t>Corrección de la observación 4 del Anexo A del Entregable 2: se clasifica como primaria porque el proceso forma parte directa de la entrega del servicio bancario al cliente (criterio usado en la Tabla 11 para operación de canales).</w:t>
+      </w:r>
+    </w:p>
+  </w:comment>
+  <w:comment w:id="68" w:author="Jorge Chamorro" w:initials="JC" w:date="2026-10-03T16:49:20Z">
+    <w:p>
+      <w:pPr>
+        <w:pStyle w:val="CommentText"/>
+      </w:pPr>
+      <w:r>
+        <w:rPr>
+          <w:rStyle w:val="CommentReference"/>
+        </w:rPr>
+        <w:annotationRef/>
+      </w:r>
+      <w:r>
+        <w:t>Corrección de la observación 4 del Anexo A del Entregable 2: proceso de negocio de «Cobranzas» que se agrega al inventario.</w:t>
+      </w:r>
+    </w:p>
+  </w:comment>
+  <w:comment w:id="69" w:author="Jorge Chamorro" w:initials="JC" w:date="2026-10-03T16:49:20Z">
+    <w:p>
+      <w:pPr>
+        <w:pStyle w:val="CommentText"/>
+      </w:pPr>
+      <w:r>
+        <w:rPr>
+          <w:rStyle w:val="CommentReference"/>
+        </w:rPr>
+        <w:annotationRef/>
+      </w:r>
+      <w:r>
+        <w:t>Corrección de la observación 4 del Anexo A del Entregable 2: se clasifica como primaria porque el proceso forma parte directa de la entrega del servicio bancario al cliente (criterio usado en la Tabla 11 para operación de canales).</w:t>
+      </w:r>
+    </w:p>
+  </w:comment>
+  <w:comment w:id="70" w:author="Jorge Chamorro" w:initials="JC" w:date="2026-10-03T16:49:20Z">
+    <w:p>
+      <w:pPr>
+        <w:pStyle w:val="CommentText"/>
+      </w:pPr>
+      <w:r>
+        <w:rPr>
+          <w:rStyle w:val="CommentReference"/>
+        </w:rPr>
+        <w:annotationRef/>
+      </w:r>
+      <w:r>
+        <w:t>Corrección de la observación 4 del Anexo A del Entregable 2: se explica la ampliación de la Tabla 11 con macroprocesos de negocio, para que el inventario no sea solo tecnológico.</w:t>
+      </w:r>
+    </w:p>
+  </w:comment>
+  <w:comment w:id="71" w:author="Jorge Chamorro" w:initials="JC" w:date="2026-10-03T16:49:20Z">
+    <w:p>
+      <w:pPr>
+        <w:pStyle w:val="CommentText"/>
+      </w:pPr>
+      <w:r>
+        <w:rPr>
+          <w:rStyle w:val="CommentReference"/>
+        </w:rPr>
+        <w:annotationRef/>
+      </w:r>
+      <w:r>
+        <w:t>Corrección de la observación 4 del Anexo A del Entregable 2: la nota declara el origen de los macroprocesos de negocio añadidos.</w:t>
       </w:r>
     </w:p>
   </w:comment>
